--- a/docs/whiteboard-project-archive.docx
+++ b/docs/whiteboard-project-archive.docx
@@ -60,7 +60,7 @@
           <w:sz w:val="28"/>
           <w:szCs w:val="28"/>
         </w:rPr>
-        <w:t xml:space="preserve">디자인 팔을 위한 협업 화이트보드 앱</w:t>
+        <w:t xml:space="preserve">디자인 팀을 위한 협업 화이트보드 앱</w:t>
       </w:r>
     </w:p>
     <w:p>
@@ -90,7 +90,7 @@
           <w:sz w:val="22"/>
           <w:szCs w:val="22"/>
         </w:rPr>
-        <w:t xml:space="preserve">2026년 4월 1일</w:t>
+        <w:t xml:space="preserve">2026년 4월 2일</w:t>
       </w:r>
     </w:p>
     <w:p>
@@ -283,7 +283,7 @@
           <w:sz w:val="20"/>
           <w:szCs w:val="20"/>
         </w:rPr>
-        <w:t xml:space="preserve">실시간 다중 사용자 협업 (Phase 2)</w:t>
+        <w:t xml:space="preserve">실시간 다중 사용자 협업 (Phase 2 ✅ 완료)</w:t>
       </w:r>
     </w:p>
     <w:p>
@@ -329,7 +329,7 @@
           <w:sz w:val="20"/>
           <w:szCs w:val="20"/>
         </w:rPr>
-        <w:t xml:space="preserve">로컈 테스트 후 온라인 퍼블리싱</w:t>
+        <w:t xml:space="preserve">로컬 테스트 후 온라인 퍼블리싱</w:t>
       </w:r>
     </w:p>
     <w:p>
@@ -610,7 +610,7 @@
                 <w:sz w:val="20"/>
                 <w:szCs w:val="20"/>
               </w:rPr>
-              <w:t xml:space="preserve">Yjs + y-websocket</w:t>
+              <w:t xml:space="preserve">@tldraw/sync (CRDT)</w:t>
             </w:r>
           </w:p>
         </w:tc>
@@ -639,7 +639,7 @@
                 <w:sz w:val="20"/>
                 <w:szCs w:val="20"/>
               </w:rPr>
-              <w:t xml:space="preserve">CRDT 기반, 오프라인 충돌 없이 합병, Phase 2에서 구현</w:t>
+              <w:t xml:space="preserve">tldraw 네이티브 협업 라이브러리, TLSocketRoom 기반 CRDT 합병</w:t>
             </w:r>
           </w:p>
         </w:tc>
@@ -759,7 +759,7 @@
                 <w:sz w:val="20"/>
                 <w:szCs w:val="20"/>
               </w:rPr>
-              <w:t xml:space="preserve">DB (로컈)</w:t>
+              <w:t xml:space="preserve">DB (로컬)</w:t>
             </w:r>
           </w:p>
         </w:tc>
@@ -1262,7 +1262,7 @@
                 <w:sz w:val="20"/>
                 <w:szCs w:val="20"/>
               </w:rPr>
-              <w:t xml:space="preserve">로컈 서버 상시 실행</w:t>
+              <w:t xml:space="preserve">로컬 서버 상시 실행</w:t>
             </w:r>
           </w:p>
         </w:tc>
@@ -1290,7 +1290,7 @@
           <w:sz w:val="32"/>
           <w:szCs w:val="32"/>
         </w:rPr>
-        <w:t xml:space="preserve">3. 구현된 Phase 1 상세</w:t>
+        <w:t xml:space="preserve">3. Phase 1 — 로컬 MVP (완료)</w:t>
       </w:r>
     </w:p>
     <w:p>
@@ -1567,6 +1567,24 @@
           <w:sz w:val="20"/>
           <w:szCs w:val="20"/>
         </w:rPr>
+        <w:t xml:space="preserve">GET/PUT /api/boards/:id/document (보드 상태 저장/불러오기)</w:t>
+      </w:r>
+    </w:p>
+    <w:p>
+      <w:pPr>
+        <w:pStyle w:val="ListParagraph"/>
+        <w:numPr>
+          <w:ilvl w:val="0"/>
+          <w:numId w:val="2"/>
+        </w:numPr>
+        <w:spacing w:after="40" w:before="40"/>
+      </w:pPr>
+      <w:r>
+        <w:rPr>
+          <w:rFonts w:ascii="Arial" w:cs="Arial" w:eastAsia="Arial" w:hAnsi="Arial"/>
+          <w:sz w:val="20"/>
+          <w:szCs w:val="20"/>
+        </w:rPr>
         <w:t xml:space="preserve">POST /api/upload (이미지 업로드, sharp 최적화)</w:t>
       </w:r>
     </w:p>
@@ -1620,7 +1638,7 @@
           <w:sz w:val="20"/>
           <w:szCs w:val="20"/>
         </w:rPr>
-        <w:t xml:space="preserve">/ — 프로젝트 목록 (콸러 카드 그리드, 색상 선택 포함)</w:t>
+        <w:t xml:space="preserve">/ — 프로젝트 목록 (컬러 카드 그리드, 색상 선택 포함)</w:t>
       </w:r>
     </w:p>
     <w:p>
@@ -1657,6 +1675,298 @@
           <w:szCs w:val="20"/>
         </w:rPr>
         <w:t xml:space="preserve">/board/:id — tldraw 무한 캔버스 (펜, 도형, 텍스트, 화살표, 이미지 도구)</w:t>
+      </w:r>
+    </w:p>
+    <w:p>
+      <w:pPr>
+        <w:pStyle w:val="Heading2"/>
+        <w:spacing w:after="80" w:before="240"/>
+      </w:pPr>
+      <w:r>
+        <w:rPr>
+          <w:rFonts w:ascii="Arial" w:cs="Arial" w:eastAsia="Arial" w:hAnsi="Arial"/>
+          <w:b/>
+          <w:bCs/>
+          <w:color w:val="2E4057"/>
+          <w:sz w:val="26"/>
+          <w:szCs w:val="26"/>
+        </w:rPr>
+        <w:t xml:space="preserve">3.4 Phase 1에서 해결한 주요 기술 이슈</w:t>
+      </w:r>
+    </w:p>
+    <w:p>
+      <w:pPr>
+        <w:pStyle w:val="Heading2"/>
+        <w:spacing w:after="80" w:before="240"/>
+      </w:pPr>
+      <w:r>
+        <w:rPr>
+          <w:rFonts w:ascii="Arial" w:cs="Arial" w:eastAsia="Arial" w:hAnsi="Arial"/>
+          <w:b/>
+          <w:bCs/>
+          <w:color w:val="2E4057"/>
+          <w:sz w:val="26"/>
+          <w:szCs w:val="26"/>
+        </w:rPr>
+        <w:t xml:space="preserve">Issue 1: ESM 모듈 내보내기 오류</w:t>
+      </w:r>
+    </w:p>
+    <w:p>
+      <w:pPr>
+        <w:spacing w:after="60" w:before="60"/>
+      </w:pPr>
+      <w:r>
+        <w:rPr>
+          <w:rFonts w:ascii="Arial" w:cs="Arial" w:eastAsia="Arial" w:hAnsi="Arial"/>
+          <w:b/>
+          <w:bCs/>
+          <w:sz w:val="20"/>
+          <w:szCs w:val="20"/>
+        </w:rPr>
+        <w:t xml:space="preserve">문제</w:t>
+      </w:r>
+    </w:p>
+    <w:p>
+      <w:pPr>
+        <w:spacing w:after="60" w:before="60"/>
+      </w:pPr>
+      <w:r>
+        <w:rPr>
+          <w:rFonts w:ascii="Arial" w:cs="Arial" w:eastAsia="Arial" w:hAnsi="Arial"/>
+          <w:sz w:val="20"/>
+          <w:szCs w:val="20"/>
+        </w:rPr>
+        <w:t xml:space="preserve">@whiteboard/shared 패키지에서 ok, fail 함수를 찾을 수 없음</w:t>
+      </w:r>
+    </w:p>
+    <w:p>
+      <w:pPr>
+        <w:spacing w:after="60" w:before="60"/>
+      </w:pPr>
+      <w:r>
+        <w:rPr>
+          <w:rFonts w:ascii="Arial" w:cs="Arial" w:eastAsia="Arial" w:hAnsi="Arial"/>
+          <w:b/>
+          <w:bCs/>
+          <w:sz w:val="20"/>
+          <w:szCs w:val="20"/>
+        </w:rPr>
+        <w:t xml:space="preserve">원인</w:t>
+      </w:r>
+    </w:p>
+    <w:p>
+      <w:pPr>
+        <w:spacing w:after="60" w:before="60"/>
+      </w:pPr>
+      <w:r>
+        <w:rPr>
+          <w:rFonts w:ascii="Arial" w:cs="Arial" w:eastAsia="Arial" w:hAnsi="Arial"/>
+          <w:sz w:val="20"/>
+          <w:szCs w:val="20"/>
+        </w:rPr>
+        <w:t xml:space="preserve">packages/shared/package.json에 "type": "module" 누락</w:t>
+      </w:r>
+    </w:p>
+    <w:p>
+      <w:pPr>
+        <w:spacing w:after="60" w:before="60"/>
+      </w:pPr>
+      <w:r>
+        <w:rPr>
+          <w:rFonts w:ascii="Arial" w:cs="Arial" w:eastAsia="Arial" w:hAnsi="Arial"/>
+          <w:b/>
+          <w:bCs/>
+          <w:sz w:val="20"/>
+          <w:szCs w:val="20"/>
+        </w:rPr>
+        <w:t xml:space="preserve">해결</w:t>
+      </w:r>
+    </w:p>
+    <w:p>
+      <w:pPr>
+        <w:spacing w:after="60" w:before="60"/>
+      </w:pPr>
+      <w:r>
+        <w:rPr>
+          <w:rFonts w:ascii="Arial" w:cs="Arial" w:eastAsia="Arial" w:hAnsi="Arial"/>
+          <w:sz w:val="20"/>
+          <w:szCs w:val="20"/>
+        </w:rPr>
+        <w:t xml:space="preserve">"type": "module" 추가 + import 경로에 .js 확장자 명시</w:t>
+      </w:r>
+    </w:p>
+    <w:p>
+      <w:pPr>
+        <w:pStyle w:val="Heading2"/>
+        <w:spacing w:after="80" w:before="240"/>
+      </w:pPr>
+      <w:r>
+        <w:rPr>
+          <w:rFonts w:ascii="Arial" w:cs="Arial" w:eastAsia="Arial" w:hAnsi="Arial"/>
+          <w:b/>
+          <w:bCs/>
+          <w:color w:val="2E4057"/>
+          <w:sz w:val="26"/>
+          <w:szCs w:val="26"/>
+        </w:rPr>
+        <w:t xml:space="preserve">Issue 2: 브라우저 빈 화면 (Blank Page)</w:t>
+      </w:r>
+    </w:p>
+    <w:p>
+      <w:pPr>
+        <w:spacing w:after="60" w:before="60"/>
+      </w:pPr>
+      <w:r>
+        <w:rPr>
+          <w:rFonts w:ascii="Arial" w:cs="Arial" w:eastAsia="Arial" w:hAnsi="Arial"/>
+          <w:b/>
+          <w:bCs/>
+          <w:sz w:val="20"/>
+          <w:szCs w:val="20"/>
+        </w:rPr>
+        <w:t xml:space="preserve">문제</w:t>
+      </w:r>
+    </w:p>
+    <w:p>
+      <w:pPr>
+        <w:spacing w:after="60" w:before="60"/>
+      </w:pPr>
+      <w:r>
+        <w:rPr>
+          <w:rFonts w:ascii="Arial" w:cs="Arial" w:eastAsia="Arial" w:hAnsi="Arial"/>
+          <w:sz w:val="20"/>
+          <w:szCs w:val="20"/>
+        </w:rPr>
+        <w:t xml:space="preserve">localhost:5173 접속 시 흰 화면만 표시</w:t>
+      </w:r>
+    </w:p>
+    <w:p>
+      <w:pPr>
+        <w:spacing w:after="60" w:before="60"/>
+      </w:pPr>
+      <w:r>
+        <w:rPr>
+          <w:rFonts w:ascii="Arial" w:cs="Arial" w:eastAsia="Arial" w:hAnsi="Arial"/>
+          <w:b/>
+          <w:bCs/>
+          <w:sz w:val="20"/>
+          <w:szCs w:val="20"/>
+        </w:rPr>
+        <w:t xml:space="preserve">원인</w:t>
+      </w:r>
+    </w:p>
+    <w:p>
+      <w:pPr>
+        <w:spacing w:after="60" w:before="60"/>
+      </w:pPr>
+      <w:r>
+        <w:rPr>
+          <w:rFonts w:ascii="Arial" w:cs="Arial" w:eastAsia="Arial" w:hAnsi="Arial"/>
+          <w:sz w:val="20"/>
+          <w:szCs w:val="20"/>
+        </w:rPr>
+        <w:t xml:space="preserve">tldraw 내부 의존성 lodash.isequalwith (CJS 모듈)이 Vite ESM 변환 실패</w:t>
+      </w:r>
+    </w:p>
+    <w:p>
+      <w:pPr>
+        <w:spacing w:after="60" w:before="60"/>
+      </w:pPr>
+      <w:r>
+        <w:rPr>
+          <w:rFonts w:ascii="Arial" w:cs="Arial" w:eastAsia="Arial" w:hAnsi="Arial"/>
+          <w:b/>
+          <w:bCs/>
+          <w:sz w:val="20"/>
+          <w:szCs w:val="20"/>
+        </w:rPr>
+        <w:t xml:space="preserve">해결</w:t>
+      </w:r>
+    </w:p>
+    <w:p>
+      <w:pPr>
+        <w:spacing w:after="60" w:before="60"/>
+      </w:pPr>
+      <w:r>
+        <w:rPr>
+          <w:rFonts w:ascii="Arial" w:cs="Arial" w:eastAsia="Arial" w:hAnsi="Arial"/>
+          <w:sz w:val="20"/>
+          <w:szCs w:val="20"/>
+        </w:rPr>
+        <w:t xml:space="preserve">vite.config.ts의 optimizeDeps.include에 lodash.isequalwith, @tldraw/tldraw, @tldraw/editor 추가</w:t>
+      </w:r>
+    </w:p>
+    <w:p>
+      <w:pPr>
+        <w:pStyle w:val="Heading2"/>
+        <w:spacing w:after="80" w:before="240"/>
+      </w:pPr>
+      <w:r>
+        <w:rPr>
+          <w:rFonts w:ascii="Arial" w:cs="Arial" w:eastAsia="Arial" w:hAnsi="Arial"/>
+          <w:b/>
+          <w:bCs/>
+          <w:color w:val="2E4057"/>
+          <w:sz w:val="26"/>
+          <w:szCs w:val="26"/>
+        </w:rPr>
+        <w:t xml:space="preserve">Issue 3: 서버 미실행 문제</w:t>
+      </w:r>
+    </w:p>
+    <w:p>
+      <w:pPr>
+        <w:spacing w:after="60" w:before="60"/>
+      </w:pPr>
+      <w:r>
+        <w:rPr>
+          <w:rFonts w:ascii="Arial" w:cs="Arial" w:eastAsia="Arial" w:hAnsi="Arial"/>
+          <w:b/>
+          <w:bCs/>
+          <w:sz w:val="20"/>
+          <w:szCs w:val="20"/>
+        </w:rPr>
+        <w:t xml:space="preserve">문제</w:t>
+      </w:r>
+    </w:p>
+    <w:p>
+      <w:pPr>
+        <w:spacing w:after="60" w:before="60"/>
+      </w:pPr>
+      <w:r>
+        <w:rPr>
+          <w:rFonts w:ascii="Arial" w:cs="Arial" w:eastAsia="Arial" w:hAnsi="Arial"/>
+          <w:sz w:val="20"/>
+          <w:szCs w:val="20"/>
+        </w:rPr>
+        <w:t xml:space="preserve">서버가 실행되지 않아 연결 거부 오류</w:t>
+      </w:r>
+    </w:p>
+    <w:p>
+      <w:pPr>
+        <w:spacing w:after="60" w:before="60"/>
+      </w:pPr>
+      <w:r>
+        <w:rPr>
+          <w:rFonts w:ascii="Arial" w:cs="Arial" w:eastAsia="Arial" w:hAnsi="Arial"/>
+          <w:b/>
+          <w:bCs/>
+          <w:sz w:val="20"/>
+          <w:szCs w:val="20"/>
+        </w:rPr>
+        <w:t xml:space="preserve">해결</w:t>
+      </w:r>
+    </w:p>
+    <w:p>
+      <w:pPr>
+        <w:spacing w:after="60" w:before="60"/>
+      </w:pPr>
+      <w:r>
+        <w:rPr>
+          <w:rFonts w:ascii="Arial" w:cs="Arial" w:eastAsia="Arial" w:hAnsi="Arial"/>
+          <w:sz w:val="20"/>
+          <w:szCs w:val="20"/>
+        </w:rPr>
+        <w:t xml:space="preserve">PM2로 프로세스 관리, start.sh/stop.sh 스크립트 제공</w:t>
       </w:r>
     </w:p>
     <w:p>
@@ -1681,7 +1991,7 @@
           <w:sz w:val="32"/>
           <w:szCs w:val="32"/>
         </w:rPr>
-        <w:t xml:space="preserve">4. 해결한 주요 기술 이슈</w:t>
+        <w:t xml:space="preserve">4. Phase 2 — 실시간 협업 (완료)</w:t>
       </w:r>
     </w:p>
     <w:p>
@@ -1698,7 +2008,7 @@
           <w:sz w:val="26"/>
           <w:szCs w:val="26"/>
         </w:rPr>
-        <w:t xml:space="preserve">Issue 1: ESM 모듈 내보내기 오류</w:t>
+        <w:t xml:space="preserve">4.1 구현 목표</w:t>
       </w:r>
     </w:p>
     <w:p>
@@ -1708,81 +2018,10 @@
       <w:r>
         <w:rPr>
           <w:rFonts w:ascii="Arial" w:cs="Arial" w:eastAsia="Arial" w:hAnsi="Arial"/>
-          <w:b/>
-          <w:bCs/>
-          <w:sz w:val="20"/>
-          <w:szCs w:val="20"/>
-        </w:rPr>
-        <w:t xml:space="preserve">문제</w:t>
-      </w:r>
-    </w:p>
-    <w:p>
-      <w:pPr>
-        <w:spacing w:after="60" w:before="60"/>
-      </w:pPr>
-      <w:r>
-        <w:rPr>
-          <w:rFonts w:ascii="Arial" w:cs="Arial" w:eastAsia="Arial" w:hAnsi="Arial"/>
-          <w:sz w:val="20"/>
-          <w:szCs w:val="20"/>
-        </w:rPr>
-        <w:t xml:space="preserve">@whiteboard/shared 패키지에서 ok, fail 함수를 찾을 수 없음</w:t>
-      </w:r>
-    </w:p>
-    <w:p>
-      <w:pPr>
-        <w:spacing w:after="60" w:before="60"/>
-      </w:pPr>
-      <w:r>
-        <w:rPr>
-          <w:rFonts w:ascii="Arial" w:cs="Arial" w:eastAsia="Arial" w:hAnsi="Arial"/>
-          <w:b/>
-          <w:bCs/>
-          <w:sz w:val="20"/>
-          <w:szCs w:val="20"/>
-        </w:rPr>
-        <w:t xml:space="preserve">원인</w:t>
-      </w:r>
-    </w:p>
-    <w:p>
-      <w:pPr>
-        <w:spacing w:after="60" w:before="60"/>
-      </w:pPr>
-      <w:r>
-        <w:rPr>
-          <w:rFonts w:ascii="Arial" w:cs="Arial" w:eastAsia="Arial" w:hAnsi="Arial"/>
-          <w:sz w:val="20"/>
-          <w:szCs w:val="20"/>
-        </w:rPr>
-        <w:t xml:space="preserve">packages/shared/package.json에 "type": "module" 누락</w:t>
-      </w:r>
-    </w:p>
-    <w:p>
-      <w:pPr>
-        <w:spacing w:after="60" w:before="60"/>
-      </w:pPr>
-      <w:r>
-        <w:rPr>
-          <w:rFonts w:ascii="Arial" w:cs="Arial" w:eastAsia="Arial" w:hAnsi="Arial"/>
-          <w:b/>
-          <w:bCs/>
-          <w:sz w:val="20"/>
-          <w:szCs w:val="20"/>
-        </w:rPr>
-        <w:t xml:space="preserve">해결</w:t>
-      </w:r>
-    </w:p>
-    <w:p>
-      <w:pPr>
-        <w:spacing w:after="60" w:before="60"/>
-      </w:pPr>
-      <w:r>
-        <w:rPr>
-          <w:rFonts w:ascii="Arial" w:cs="Arial" w:eastAsia="Arial" w:hAnsi="Arial"/>
-          <w:sz w:val="20"/>
-          <w:szCs w:val="20"/>
-        </w:rPr>
-        <w:t xml:space="preserve">"type": "module" 추가 + import 경로에 .js 확장자 명시</w:t>
+          <w:sz w:val="20"/>
+          <w:szCs w:val="20"/>
+        </w:rPr>
+        <w:t xml:space="preserve">같은 보드를 여러 사용자가 동시에 편집할 수 있는 실시간 협업 기능 구현. 커서 위치, 선택 영역, 캔버스 변경사항이 모든 참여자에게 즉시 동기화.</w:t>
       </w:r>
     </w:p>
     <w:p>
@@ -1799,7 +2038,273 @@
           <w:sz w:val="26"/>
           <w:szCs w:val="26"/>
         </w:rPr>
-        <w:t xml:space="preserve">Issue 2: 브라우저 빈 화면 (Blank Page)</w:t>
+        <w:t xml:space="preserve">4.2 아키텍처</w:t>
+      </w:r>
+    </w:p>
+    <w:p>
+      <w:pPr>
+        <w:pStyle w:val="ListParagraph"/>
+        <w:numPr>
+          <w:ilvl w:val="0"/>
+          <w:numId w:val="2"/>
+        </w:numPr>
+        <w:spacing w:after="40" w:before="40"/>
+      </w:pPr>
+      <w:r>
+        <w:rPr>
+          <w:rFonts w:ascii="Arial" w:cs="Arial" w:eastAsia="Arial" w:hAnsi="Arial"/>
+          <w:sz w:val="20"/>
+          <w:szCs w:val="20"/>
+        </w:rPr>
+        <w:t xml:space="preserve">서버: @tldraw/sync-core의 TLSocketRoom으로 보드별 협업 룸 관리</w:t>
+      </w:r>
+    </w:p>
+    <w:p>
+      <w:pPr>
+        <w:pStyle w:val="ListParagraph"/>
+        <w:numPr>
+          <w:ilvl w:val="0"/>
+          <w:numId w:val="2"/>
+        </w:numPr>
+        <w:spacing w:after="40" w:before="40"/>
+      </w:pPr>
+      <w:r>
+        <w:rPr>
+          <w:rFonts w:ascii="Arial" w:cs="Arial" w:eastAsia="Arial" w:hAnsi="Arial"/>
+          <w:sz w:val="20"/>
+          <w:szCs w:val="20"/>
+        </w:rPr>
+        <w:t xml:space="preserve">전송: ws 라이브러리 기반 독립 WebSocket 서버 (포트 1234)</w:t>
+      </w:r>
+    </w:p>
+    <w:p>
+      <w:pPr>
+        <w:pStyle w:val="ListParagraph"/>
+        <w:numPr>
+          <w:ilvl w:val="0"/>
+          <w:numId w:val="2"/>
+        </w:numPr>
+        <w:spacing w:after="40" w:before="40"/>
+      </w:pPr>
+      <w:r>
+        <w:rPr>
+          <w:rFonts w:ascii="Arial" w:cs="Arial" w:eastAsia="Arial" w:hAnsi="Arial"/>
+          <w:sz w:val="20"/>
+          <w:szCs w:val="20"/>
+        </w:rPr>
+        <w:t xml:space="preserve">클라이언트: @tldraw/sync의 useSync 훅으로 WebSocket 연결 및 상태 동기화</w:t>
+      </w:r>
+    </w:p>
+    <w:p>
+      <w:pPr>
+        <w:pStyle w:val="ListParagraph"/>
+        <w:numPr>
+          <w:ilvl w:val="0"/>
+          <w:numId w:val="2"/>
+        </w:numPr>
+        <w:spacing w:after="40" w:before="40"/>
+      </w:pPr>
+      <w:r>
+        <w:rPr>
+          <w:rFonts w:ascii="Arial" w:cs="Arial" w:eastAsia="Arial" w:hAnsi="Arial"/>
+          <w:sz w:val="20"/>
+          <w:szCs w:val="20"/>
+        </w:rPr>
+        <w:t xml:space="preserve">영속성: 룸에 변경 발생 시 2초 debounce 저장, 마지막 사용자 퇴장 시 즉시 저장</w:t>
+      </w:r>
+    </w:p>
+    <w:p>
+      <w:pPr>
+        <w:pStyle w:val="Heading2"/>
+        <w:spacing w:after="80" w:before="240"/>
+      </w:pPr>
+      <w:r>
+        <w:rPr>
+          <w:rFonts w:ascii="Arial" w:cs="Arial" w:eastAsia="Arial" w:hAnsi="Arial"/>
+          <w:b/>
+          <w:bCs/>
+          <w:color w:val="2E4057"/>
+          <w:sz w:val="26"/>
+          <w:szCs w:val="26"/>
+        </w:rPr>
+        <w:t xml:space="preserve">4.3 새로 추가된 파일</w:t>
+      </w:r>
+    </w:p>
+    <w:p>
+      <w:pPr>
+        <w:pStyle w:val="ListParagraph"/>
+        <w:numPr>
+          <w:ilvl w:val="0"/>
+          <w:numId w:val="2"/>
+        </w:numPr>
+        <w:spacing w:after="40" w:before="40"/>
+      </w:pPr>
+      <w:r>
+        <w:rPr>
+          <w:rFonts w:ascii="Arial" w:cs="Arial" w:eastAsia="Arial" w:hAnsi="Arial"/>
+          <w:sz w:val="20"/>
+          <w:szCs w:val="20"/>
+        </w:rPr>
+        <w:t xml:space="preserve">apps/server/src/ws/RoomManager.ts — 보드별 TLSocketRoom 생성/관리/저장</w:t>
+      </w:r>
+    </w:p>
+    <w:p>
+      <w:pPr>
+        <w:pStyle w:val="ListParagraph"/>
+        <w:numPr>
+          <w:ilvl w:val="0"/>
+          <w:numId w:val="2"/>
+        </w:numPr>
+        <w:spacing w:after="40" w:before="40"/>
+      </w:pPr>
+      <w:r>
+        <w:rPr>
+          <w:rFonts w:ascii="Arial" w:cs="Arial" w:eastAsia="Arial" w:hAnsi="Arial"/>
+          <w:sz w:val="20"/>
+          <w:szCs w:val="20"/>
+        </w:rPr>
+        <w:t xml:space="preserve">apps/server/src/ws/setupWebSocket.ts — /rooms/:boardId WebSocket 엔드포인트</w:t>
+      </w:r>
+    </w:p>
+    <w:p>
+      <w:pPr>
+        <w:pStyle w:val="ListParagraph"/>
+        <w:numPr>
+          <w:ilvl w:val="0"/>
+          <w:numId w:val="2"/>
+        </w:numPr>
+        <w:spacing w:after="40" w:before="40"/>
+      </w:pPr>
+      <w:r>
+        <w:rPr>
+          <w:rFonts w:ascii="Arial" w:cs="Arial" w:eastAsia="Arial" w:hAnsi="Arial"/>
+          <w:sz w:val="20"/>
+          <w:szCs w:val="20"/>
+        </w:rPr>
+        <w:t xml:space="preserve">apps/client/src/lib/userInfo.ts — 세션 단위 랜덤 사용자 이름/색상 생성</w:t>
+      </w:r>
+    </w:p>
+    <w:p>
+      <w:pPr>
+        <w:pStyle w:val="Heading2"/>
+        <w:spacing w:after="80" w:before="240"/>
+      </w:pPr>
+      <w:r>
+        <w:rPr>
+          <w:rFonts w:ascii="Arial" w:cs="Arial" w:eastAsia="Arial" w:hAnsi="Arial"/>
+          <w:b/>
+          <w:bCs/>
+          <w:color w:val="2E4057"/>
+          <w:sz w:val="26"/>
+          <w:szCs w:val="26"/>
+        </w:rPr>
+        <w:t xml:space="preserve">4.4 수정된 파일</w:t>
+      </w:r>
+    </w:p>
+    <w:p>
+      <w:pPr>
+        <w:pStyle w:val="ListParagraph"/>
+        <w:numPr>
+          <w:ilvl w:val="0"/>
+          <w:numId w:val="2"/>
+        </w:numPr>
+        <w:spacing w:after="40" w:before="40"/>
+      </w:pPr>
+      <w:r>
+        <w:rPr>
+          <w:rFonts w:ascii="Arial" w:cs="Arial" w:eastAsia="Arial" w:hAnsi="Arial"/>
+          <w:sz w:val="20"/>
+          <w:szCs w:val="20"/>
+        </w:rPr>
+        <w:t xml:space="preserve">apps/server/src/index.ts — setupWebSocket(env.YJS_PORT) 추가</w:t>
+      </w:r>
+    </w:p>
+    <w:p>
+      <w:pPr>
+        <w:pStyle w:val="ListParagraph"/>
+        <w:numPr>
+          <w:ilvl w:val="0"/>
+          <w:numId w:val="2"/>
+        </w:numPr>
+        <w:spacing w:after="40" w:before="40"/>
+      </w:pPr>
+      <w:r>
+        <w:rPr>
+          <w:rFonts w:ascii="Arial" w:cs="Arial" w:eastAsia="Arial" w:hAnsi="Arial"/>
+          <w:sz w:val="20"/>
+          <w:szCs w:val="20"/>
+        </w:rPr>
+        <w:t xml:space="preserve">apps/client/src/components/canvas/WhiteboardCanvas.tsx — useSync 적용, 연결 오류 UI</w:t>
+      </w:r>
+    </w:p>
+    <w:p>
+      <w:pPr>
+        <w:pStyle w:val="ListParagraph"/>
+        <w:numPr>
+          <w:ilvl w:val="0"/>
+          <w:numId w:val="2"/>
+        </w:numPr>
+        <w:spacing w:after="40" w:before="40"/>
+      </w:pPr>
+      <w:r>
+        <w:rPr>
+          <w:rFonts w:ascii="Arial" w:cs="Arial" w:eastAsia="Arial" w:hAnsi="Arial"/>
+          <w:sz w:val="20"/>
+          <w:szCs w:val="20"/>
+        </w:rPr>
+        <w:t xml:space="preserve">apps/client/vite.config.ts — /rooms WebSocket 프록시 추가 (ws://localhost:1234)</w:t>
+      </w:r>
+    </w:p>
+    <w:p>
+      <w:pPr>
+        <w:pStyle w:val="ListParagraph"/>
+        <w:numPr>
+          <w:ilvl w:val="0"/>
+          <w:numId w:val="2"/>
+        </w:numPr>
+        <w:spacing w:after="40" w:before="40"/>
+      </w:pPr>
+      <w:r>
+        <w:rPr>
+          <w:rFonts w:ascii="Arial" w:cs="Arial" w:eastAsia="Arial" w:hAnsi="Arial"/>
+          <w:sz w:val="20"/>
+          <w:szCs w:val="20"/>
+        </w:rPr>
+        <w:t xml:space="preserve">ecosystem.config.cjs — YJS_PORT: 1234 환경변수 추가</w:t>
+      </w:r>
+    </w:p>
+    <w:p>
+      <w:pPr>
+        <w:pStyle w:val="Heading2"/>
+        <w:spacing w:after="80" w:before="240"/>
+      </w:pPr>
+      <w:r>
+        <w:rPr>
+          <w:rFonts w:ascii="Arial" w:cs="Arial" w:eastAsia="Arial" w:hAnsi="Arial"/>
+          <w:b/>
+          <w:bCs/>
+          <w:color w:val="2E4057"/>
+          <w:sz w:val="26"/>
+          <w:szCs w:val="26"/>
+        </w:rPr>
+        <w:t xml:space="preserve">4.5 Phase 2에서 해결한 주요 기술 이슈</w:t>
+      </w:r>
+    </w:p>
+    <w:p>
+      <w:pPr>
+        <w:pStyle w:val="Heading2"/>
+        <w:spacing w:after="80" w:before="240"/>
+      </w:pPr>
+      <w:r>
+        <w:rPr>
+          <w:rFonts w:ascii="Arial" w:cs="Arial" w:eastAsia="Arial" w:hAnsi="Arial"/>
+          <w:b/>
+          <w:bCs/>
+          <w:color w:val="2E4057"/>
+          <w:sz w:val="26"/>
+          <w:szCs w:val="26"/>
+        </w:rPr>
+        <w:t xml:space="preserve">Issue 1: @hono/node-server WebSocket 미지원</w:t>
       </w:r>
     </w:p>
     <w:p>
@@ -1827,7 +2332,7 @@
           <w:sz w:val="20"/>
           <w:szCs w:val="20"/>
         </w:rPr>
-        <w:t xml:space="preserve">localhost:5173 접속 시 흔 화면만 표시</w:t>
+        <w:t xml:space="preserve">/rooms/:boardId에 WebSocket 연결 시 404 반환. @hono/node-server의 serve()가 반환하는 서버에 WebSocket upgrade 이벤트가 도달하지 않음.</w:t>
       </w:r>
     </w:p>
     <w:p>
@@ -1842,7 +2347,7 @@
           <w:sz w:val="20"/>
           <w:szCs w:val="20"/>
         </w:rPr>
-        <w:t xml:space="preserve">원인</w:t>
+        <w:t xml:space="preserve">해결</w:t>
       </w:r>
     </w:p>
     <w:p>
@@ -1855,7 +2360,24 @@
           <w:sz w:val="20"/>
           <w:szCs w:val="20"/>
         </w:rPr>
-        <w:t xml:space="preserve">tldraw 내부 의존성 lodash.isequalwith (CJS 모듈)이 Vite ESM 변환 실패</w:t>
+        <w:t xml:space="preserve">WebSocket 서버를 API 서버(3000)와 분리하여 독립 포트(1234)로 구동. Vite 개발 프록시가 /rooms/* 요청을 ws://localhost:1234로 프록시.</w:t>
+      </w:r>
+    </w:p>
+    <w:p>
+      <w:pPr>
+        <w:pStyle w:val="Heading2"/>
+        <w:spacing w:after="80" w:before="240"/>
+      </w:pPr>
+      <w:r>
+        <w:rPr>
+          <w:rFonts w:ascii="Arial" w:cs="Arial" w:eastAsia="Arial" w:hAnsi="Arial"/>
+          <w:b/>
+          <w:bCs/>
+          <w:color w:val="2E4057"/>
+          <w:sz w:val="26"/>
+          <w:szCs w:val="26"/>
+        </w:rPr>
+        <w:t xml:space="preserve">Issue 2: 상대경로 WebSocket URI 오류</w:t>
       </w:r>
     </w:p>
     <w:p>
@@ -1870,7 +2392,7 @@
           <w:sz w:val="20"/>
           <w:szCs w:val="20"/>
         </w:rPr>
-        <w:t xml:space="preserve">에러</w:t>
+        <w:t xml:space="preserve">문제</w:t>
       </w:r>
     </w:p>
     <w:p>
@@ -1883,7 +2405,7 @@
           <w:sz w:val="20"/>
           <w:szCs w:val="20"/>
         </w:rPr>
-        <w:t xml:space="preserve">The requested module 'lodash.isequalwith' does not provide an export named 'default'</w:t>
+        <w:t xml:space="preserve">useSync({ uri: '/rooms/boardId' })로 전달 시 연결 불가. @tldraw/sync 내부에서 new URL(uri)를 호출하는데 상대경로 불허.</w:t>
       </w:r>
     </w:p>
     <w:p>
@@ -1911,7 +2433,7 @@
           <w:sz w:val="20"/>
           <w:szCs w:val="20"/>
         </w:rPr>
-        <w:t xml:space="preserve">vite.config.ts의 optimizeDeps.include에 lodash.isequalwith, @tldraw/tldraw, @tldraw/editor 추가</w:t>
+        <w:t xml:space="preserve">window.location.host와 protocol로 절대 WebSocket URL 동적 생성:</w:t>
       </w:r>
     </w:p>
     <w:p>
@@ -1926,7 +2448,7 @@
           <w:sz w:val="18"/>
           <w:szCs w:val="18"/>
         </w:rPr>
-        <w:t xml:space="preserve">optimizeDeps: {</w:t>
+        <w:t xml:space="preserve">const protocol = window.location.protocol === 'https:' ? 'wss:' : 'ws:';</w:t>
       </w:r>
     </w:p>
     <w:p>
@@ -1941,7 +2463,211 @@
           <w:sz w:val="18"/>
           <w:szCs w:val="18"/>
         </w:rPr>
-        <w:t xml:space="preserve">  include: ['lodash.isequalwith', '@tldraw/tldraw', '@tldraw/editor'],</w:t>
+        <w:t xml:space="preserve">const uri = `${protocol}//${window.location.host}/rooms/${boardId}`;</w:t>
+      </w:r>
+    </w:p>
+    <w:p>
+      <w:pPr>
+        <w:pStyle w:val="Heading2"/>
+        <w:spacing w:after="80" w:before="240"/>
+      </w:pPr>
+      <w:r>
+        <w:rPr>
+          <w:rFonts w:ascii="Arial" w:cs="Arial" w:eastAsia="Arial" w:hAnsi="Arial"/>
+          <w:b/>
+          <w:bCs/>
+          <w:color w:val="2E4057"/>
+          <w:sz w:val="26"/>
+          <w:szCs w:val="26"/>
+        </w:rPr>
+        <w:t xml:space="preserve">Issue 3: ws 라이브러리와 TLSocketRoom 이벤트 바인딩 불일치</w:t>
+      </w:r>
+    </w:p>
+    <w:p>
+      <w:pPr>
+        <w:spacing w:after="60" w:before="60"/>
+      </w:pPr>
+      <w:r>
+        <w:rPr>
+          <w:rFonts w:ascii="Arial" w:cs="Arial" w:eastAsia="Arial" w:hAnsi="Arial"/>
+          <w:b/>
+          <w:bCs/>
+          <w:sz w:val="20"/>
+          <w:szCs w:val="20"/>
+        </w:rPr>
+        <w:t xml:space="preserve">문제</w:t>
+      </w:r>
+    </w:p>
+    <w:p>
+      <w:pPr>
+        <w:spacing w:after="60" w:before="60"/>
+      </w:pPr>
+      <w:r>
+        <w:rPr>
+          <w:rFonts w:ascii="Arial" w:cs="Arial" w:eastAsia="Arial" w:hAnsi="Arial"/>
+          <w:sz w:val="20"/>
+          <w:szCs w:val="20"/>
+        </w:rPr>
+        <w:t xml:space="preserve">TLSocketRoom.handleSocketConnect()는 socket.addEventListener()를 사용해 이벤트를 자동 바인딩하지만, ws 라이브러리는 addEventListener 대신 on()을 사용.</w:t>
+      </w:r>
+    </w:p>
+    <w:p>
+      <w:pPr>
+        <w:spacing w:after="60" w:before="60"/>
+      </w:pPr>
+      <w:r>
+        <w:rPr>
+          <w:rFonts w:ascii="Arial" w:cs="Arial" w:eastAsia="Arial" w:hAnsi="Arial"/>
+          <w:b/>
+          <w:bCs/>
+          <w:sz w:val="20"/>
+          <w:szCs w:val="20"/>
+        </w:rPr>
+        <w:t xml:space="preserve">해결</w:t>
+      </w:r>
+    </w:p>
+    <w:p>
+      <w:pPr>
+        <w:spacing w:after="60" w:before="60"/>
+      </w:pPr>
+      <w:r>
+        <w:rPr>
+          <w:rFonts w:ascii="Arial" w:cs="Arial" w:eastAsia="Arial" w:hAnsi="Arial"/>
+          <w:sz w:val="20"/>
+          <w:szCs w:val="20"/>
+        </w:rPr>
+        <w:t xml:space="preserve">handleSocketConnect()에 socket 전달 후(send/close 인터페이스 충족), ws.on() 으로 message/close/error를 수동 바인딩하여 room 메서드를 직접 호출.</w:t>
+      </w:r>
+    </w:p>
+    <w:p>
+      <w:pPr>
+        <w:pStyle w:val="Heading2"/>
+        <w:spacing w:after="80" w:before="240"/>
+      </w:pPr>
+      <w:r>
+        <w:rPr>
+          <w:rFonts w:ascii="Arial" w:cs="Arial" w:eastAsia="Arial" w:hAnsi="Arial"/>
+          <w:b/>
+          <w:bCs/>
+          <w:color w:val="2E4057"/>
+          <w:sz w:val="26"/>
+          <w:szCs w:val="26"/>
+        </w:rPr>
+        <w:t xml:space="preserve">4.6 사용자 경험</w:t>
+      </w:r>
+    </w:p>
+    <w:p>
+      <w:pPr>
+        <w:pStyle w:val="ListParagraph"/>
+        <w:numPr>
+          <w:ilvl w:val="0"/>
+          <w:numId w:val="2"/>
+        </w:numPr>
+        <w:spacing w:after="40" w:before="40"/>
+      </w:pPr>
+      <w:r>
+        <w:rPr>
+          <w:rFonts w:ascii="Arial" w:cs="Arial" w:eastAsia="Arial" w:hAnsi="Arial"/>
+          <w:sz w:val="20"/>
+          <w:szCs w:val="20"/>
+        </w:rPr>
+        <w:t xml:space="preserve">보드 입장 시 랜덤 이름(예: "Swift Fox")과 색상이 자동 부여 — sessionStorage 저장으로 새로고침 시 유지</w:t>
+      </w:r>
+    </w:p>
+    <w:p>
+      <w:pPr>
+        <w:pStyle w:val="ListParagraph"/>
+        <w:numPr>
+          <w:ilvl w:val="0"/>
+          <w:numId w:val="2"/>
+        </w:numPr>
+        <w:spacing w:after="40" w:before="40"/>
+      </w:pPr>
+      <w:r>
+        <w:rPr>
+          <w:rFonts w:ascii="Arial" w:cs="Arial" w:eastAsia="Arial" w:hAnsi="Arial"/>
+          <w:sz w:val="20"/>
+          <w:szCs w:val="20"/>
+        </w:rPr>
+        <w:t xml:space="preserve">다른 사용자의 커서, 선택 영역이 실시간 표시 (tldraw 내장 presence UI)</w:t>
+      </w:r>
+    </w:p>
+    <w:p>
+      <w:pPr>
+        <w:pStyle w:val="ListParagraph"/>
+        <w:numPr>
+          <w:ilvl w:val="0"/>
+          <w:numId w:val="2"/>
+        </w:numPr>
+        <w:spacing w:after="40" w:before="40"/>
+      </w:pPr>
+      <w:r>
+        <w:rPr>
+          <w:rFonts w:ascii="Arial" w:cs="Arial" w:eastAsia="Arial" w:hAnsi="Arial"/>
+          <w:sz w:val="20"/>
+          <w:szCs w:val="20"/>
+        </w:rPr>
+        <w:t xml:space="preserve">보드 상태는 2초 debounce 자동 저장 + 마지막 사용자 퇴장 시 즉시 저장</w:t>
+      </w:r>
+    </w:p>
+    <w:p>
+      <w:pPr>
+        <w:pStyle w:val="ListParagraph"/>
+        <w:numPr>
+          <w:ilvl w:val="0"/>
+          <w:numId w:val="2"/>
+        </w:numPr>
+        <w:spacing w:after="40" w:before="40"/>
+      </w:pPr>
+      <w:r>
+        <w:rPr>
+          <w:rFonts w:ascii="Arial" w:cs="Arial" w:eastAsia="Arial" w:hAnsi="Arial"/>
+          <w:sz w:val="20"/>
+          <w:szCs w:val="20"/>
+        </w:rPr>
+        <w:t xml:space="preserve">WebSocket 연결 오류 시 사용자에게 명확한 오류 메시지 표시</w:t>
+      </w:r>
+    </w:p>
+    <w:p>
+      <w:pPr>
+        <w:pBdr>
+          <w:bottom w:val="single" w:color="CCCCCC" w:sz="4" w:space="4"/>
+        </w:pBdr>
+        <w:spacing w:after="160" w:before="160"/>
+      </w:pPr>
+    </w:p>
+    <w:p>
+      <w:pPr>
+        <w:pStyle w:val="Heading1"/>
+        <w:spacing w:after="120" w:before="360"/>
+      </w:pPr>
+      <w:r>
+        <w:rPr>
+          <w:rFonts w:ascii="Arial" w:cs="Arial" w:eastAsia="Arial" w:hAnsi="Arial"/>
+          <w:b/>
+          <w:bCs/>
+          <w:color w:val="2E4057"/>
+          <w:sz w:val="32"/>
+          <w:szCs w:val="32"/>
+        </w:rPr>
+        <w:t xml:space="preserve">5. 로컬 실행 방법</w:t>
+      </w:r>
+    </w:p>
+    <w:p>
+      <w:pPr>
+        <w:pStyle w:val="Heading2"/>
+        <w:spacing w:after="80" w:before="240"/>
+      </w:pPr>
+      <w:r>
+        <w:rPr>
+          <w:rFonts w:ascii="Arial" w:cs="Arial" w:eastAsia="Arial" w:hAnsi="Arial"/>
+          <w:b/>
+          <w:bCs/>
+          <w:color w:val="2E4057"/>
+          <w:sz w:val="26"/>
+          <w:szCs w:val="26"/>
+        </w:rPr>
+        <w:t xml:space="preserve">5.1 최초 설치</w:t>
       </w:r>
     </w:p>
     <w:p>
@@ -1956,105 +2682,7 @@
           <w:sz w:val="18"/>
           <w:szCs w:val="18"/>
         </w:rPr>
-        <w:t xml:space="preserve">}</w:t>
-      </w:r>
-    </w:p>
-    <w:p>
-      <w:pPr>
-        <w:pStyle w:val="Heading2"/>
-        <w:spacing w:after="80" w:before="240"/>
-      </w:pPr>
-      <w:r>
-        <w:rPr>
-          <w:rFonts w:ascii="Arial" w:cs="Arial" w:eastAsia="Arial" w:hAnsi="Arial"/>
-          <w:b/>
-          <w:bCs/>
-          <w:color w:val="2E4057"/>
-          <w:sz w:val="26"/>
-          <w:szCs w:val="26"/>
-        </w:rPr>
-        <w:t xml:space="preserve">Issue 3: 서버 미실행 문제</w:t>
-      </w:r>
-    </w:p>
-    <w:p>
-      <w:pPr>
-        <w:spacing w:after="60" w:before="60"/>
-      </w:pPr>
-      <w:r>
-        <w:rPr>
-          <w:rFonts w:ascii="Arial" w:cs="Arial" w:eastAsia="Arial" w:hAnsi="Arial"/>
-          <w:b/>
-          <w:bCs/>
-          <w:sz w:val="20"/>
-          <w:szCs w:val="20"/>
-        </w:rPr>
-        <w:t xml:space="preserve">문제</w:t>
-      </w:r>
-    </w:p>
-    <w:p>
-      <w:pPr>
-        <w:spacing w:after="60" w:before="60"/>
-      </w:pPr>
-      <w:r>
-        <w:rPr>
-          <w:rFonts w:ascii="Arial" w:cs="Arial" w:eastAsia="Arial" w:hAnsi="Arial"/>
-          <w:sz w:val="20"/>
-          <w:szCs w:val="20"/>
-        </w:rPr>
-        <w:t xml:space="preserve">서버가 실행되지 않아 연결 거부 오류</w:t>
-      </w:r>
-    </w:p>
-    <w:p>
-      <w:pPr>
-        <w:spacing w:after="60" w:before="60"/>
-      </w:pPr>
-      <w:r>
-        <w:rPr>
-          <w:rFonts w:ascii="Arial" w:cs="Arial" w:eastAsia="Arial" w:hAnsi="Arial"/>
-          <w:b/>
-          <w:bCs/>
-          <w:sz w:val="20"/>
-          <w:szCs w:val="20"/>
-        </w:rPr>
-        <w:t xml:space="preserve">해결</w:t>
-      </w:r>
-    </w:p>
-    <w:p>
-      <w:pPr>
-        <w:spacing w:after="60" w:before="60"/>
-      </w:pPr>
-      <w:r>
-        <w:rPr>
-          <w:rFonts w:ascii="Arial" w:cs="Arial" w:eastAsia="Arial" w:hAnsi="Arial"/>
-          <w:sz w:val="20"/>
-          <w:szCs w:val="20"/>
-        </w:rPr>
-        <w:t xml:space="preserve">PM2로 프로세스 관리, start.sh/stop.sh 스크립트 제공</w:t>
-      </w:r>
-    </w:p>
-    <w:p>
-      <w:pPr>
-        <w:pBdr>
-          <w:bottom w:val="single" w:color="CCCCCC" w:sz="4" w:space="4"/>
-        </w:pBdr>
-        <w:spacing w:after="160" w:before="160"/>
-      </w:pPr>
-    </w:p>
-    <w:p>
-      <w:pPr>
-        <w:pStyle w:val="Heading1"/>
-        <w:spacing w:after="120" w:before="360"/>
-      </w:pPr>
-      <w:r>
-        <w:rPr>
-          <w:rFonts w:ascii="Arial" w:cs="Arial" w:eastAsia="Arial" w:hAnsi="Arial"/>
-          <w:b/>
-          <w:bCs/>
-          <w:color w:val="2E4057"/>
-          <w:sz w:val="32"/>
-          <w:szCs w:val="32"/>
-        </w:rPr>
-        <w:t xml:space="preserve">5. 로컈 실행 방법</w:t>
+        <w:t xml:space="preserve">cd /Users/joon/Desktop/Ai_Cloude/R_01</w:t>
       </w:r>
     </w:p>
     <w:p>
@@ -2069,7 +2697,7 @@
           <w:sz w:val="18"/>
           <w:szCs w:val="18"/>
         </w:rPr>
-        <w:t xml:space="preserve"># 최초 1회</w:t>
+        <w:t xml:space="preserve"># pnpm 위치: /Users/joon/npm-global/bin/pnpm</w:t>
       </w:r>
     </w:p>
     <w:p>
@@ -2084,7 +2712,24 @@
           <w:sz w:val="18"/>
           <w:szCs w:val="18"/>
         </w:rPr>
-        <w:t xml:space="preserve">cd /Users/joon/Desktop/Ai_Cloude/R_01</w:t>
+        <w:t xml:space="preserve">/Users/joon/npm-global/bin/pnpm install</w:t>
+      </w:r>
+    </w:p>
+    <w:p>
+      <w:pPr>
+        <w:pStyle w:val="Heading2"/>
+        <w:spacing w:after="80" w:before="240"/>
+      </w:pPr>
+      <w:r>
+        <w:rPr>
+          <w:rFonts w:ascii="Arial" w:cs="Arial" w:eastAsia="Arial" w:hAnsi="Arial"/>
+          <w:b/>
+          <w:bCs/>
+          <w:color w:val="2E4057"/>
+          <w:sz w:val="26"/>
+          <w:szCs w:val="26"/>
+        </w:rPr>
+        <w:t xml:space="preserve">5.2 서버 시작/종료</w:t>
       </w:r>
     </w:p>
     <w:p>
@@ -2099,7 +2744,7 @@
           <w:sz w:val="18"/>
           <w:szCs w:val="18"/>
         </w:rPr>
-        <w:t xml:space="preserve">pnpm install  # PATH: /Users/joon/npm-global/bin에 pnpm 있음</w:t>
+        <w:t xml:space="preserve"># PM2로 시작 (API :3000 + WebSocket :1234 + Vite :5173)</w:t>
       </w:r>
     </w:p>
     <w:p>
@@ -2114,7 +2759,7 @@
           <w:sz w:val="18"/>
           <w:szCs w:val="18"/>
         </w:rPr>
-        <w:t xml:space="preserve"/>
+        <w:t xml:space="preserve">./start.sh</w:t>
       </w:r>
     </w:p>
     <w:p>
@@ -2129,7 +2774,7 @@
           <w:sz w:val="18"/>
           <w:szCs w:val="18"/>
         </w:rPr>
-        <w:t xml:space="preserve"># 서버 시작 (PM2)</w:t>
+        <w:t xml:space="preserve"/>
       </w:r>
     </w:p>
     <w:p>
@@ -2144,7 +2789,7 @@
           <w:sz w:val="18"/>
           <w:szCs w:val="18"/>
         </w:rPr>
-        <w:t xml:space="preserve">./start.sh</w:t>
+        <w:t xml:space="preserve"># 접속</w:t>
       </w:r>
     </w:p>
     <w:p>
@@ -2159,7 +2804,7 @@
           <w:sz w:val="18"/>
           <w:szCs w:val="18"/>
         </w:rPr>
-        <w:t xml:space="preserve"/>
+        <w:t xml:space="preserve">브라우저: http://localhost:5173</w:t>
       </w:r>
     </w:p>
     <w:p>
@@ -2174,7 +2819,7 @@
           <w:sz w:val="18"/>
           <w:szCs w:val="18"/>
         </w:rPr>
-        <w:t xml:space="preserve"># 접속</w:t>
+        <w:t xml:space="preserve"/>
       </w:r>
     </w:p>
     <w:p>
@@ -2189,7 +2834,7 @@
           <w:sz w:val="18"/>
           <w:szCs w:val="18"/>
         </w:rPr>
-        <w:t xml:space="preserve">브라우저: http://localhost:5173</w:t>
+        <w:t xml:space="preserve"># 종료</w:t>
       </w:r>
     </w:p>
     <w:p>
@@ -2204,7 +2849,24 @@
           <w:sz w:val="18"/>
           <w:szCs w:val="18"/>
         </w:rPr>
-        <w:t xml:space="preserve"/>
+        <w:t xml:space="preserve">./stop.sh</w:t>
+      </w:r>
+    </w:p>
+    <w:p>
+      <w:pPr>
+        <w:pStyle w:val="Heading2"/>
+        <w:spacing w:after="80" w:before="240"/>
+      </w:pPr>
+      <w:r>
+        <w:rPr>
+          <w:rFonts w:ascii="Arial" w:cs="Arial" w:eastAsia="Arial" w:hAnsi="Arial"/>
+          <w:b/>
+          <w:bCs/>
+          <w:color w:val="2E4057"/>
+          <w:sz w:val="26"/>
+          <w:szCs w:val="26"/>
+        </w:rPr>
+        <w:t xml:space="preserve">5.3 수동 실행 (개발)</w:t>
       </w:r>
     </w:p>
     <w:p>
@@ -2219,7 +2881,7 @@
           <w:sz w:val="18"/>
           <w:szCs w:val="18"/>
         </w:rPr>
-        <w:t xml:space="preserve"># 서버 종료</w:t>
+        <w:t xml:space="preserve"># 서버 (API + WebSocket)</w:t>
       </w:r>
     </w:p>
     <w:p>
@@ -2234,7 +2896,99 @@
           <w:sz w:val="18"/>
           <w:szCs w:val="18"/>
         </w:rPr>
-        <w:t xml:space="preserve">./stop.sh</w:t>
+        <w:t xml:space="preserve">cd apps/server &amp;&amp; npx tsx src/index.ts</w:t>
+      </w:r>
+    </w:p>
+    <w:p>
+      <w:pPr>
+        <w:spacing w:after="40" w:before="40"/>
+        <w:ind w:left="720"/>
+      </w:pPr>
+      <w:r>
+        <w:rPr>
+          <w:rFonts w:ascii="Courier New" w:cs="Courier New" w:eastAsia="Courier New" w:hAnsi="Courier New"/>
+          <w:color w:val="1a1a1a"/>
+          <w:sz w:val="18"/>
+          <w:szCs w:val="18"/>
+        </w:rPr>
+        <w:t xml:space="preserve"/>
+      </w:r>
+    </w:p>
+    <w:p>
+      <w:pPr>
+        <w:spacing w:after="40" w:before="40"/>
+        <w:ind w:left="720"/>
+      </w:pPr>
+      <w:r>
+        <w:rPr>
+          <w:rFonts w:ascii="Courier New" w:cs="Courier New" w:eastAsia="Courier New" w:hAnsi="Courier New"/>
+          <w:color w:val="1a1a1a"/>
+          <w:sz w:val="18"/>
+          <w:szCs w:val="18"/>
+        </w:rPr>
+        <w:t xml:space="preserve"># 클라이언트 (별도 터미널)</w:t>
+      </w:r>
+    </w:p>
+    <w:p>
+      <w:pPr>
+        <w:spacing w:after="40" w:before="40"/>
+        <w:ind w:left="720"/>
+      </w:pPr>
+      <w:r>
+        <w:rPr>
+          <w:rFonts w:ascii="Courier New" w:cs="Courier New" w:eastAsia="Courier New" w:hAnsi="Courier New"/>
+          <w:color w:val="1a1a1a"/>
+          <w:sz w:val="18"/>
+          <w:szCs w:val="18"/>
+        </w:rPr>
+        <w:t xml:space="preserve">cd apps/client &amp;&amp; npx vite</w:t>
+      </w:r>
+    </w:p>
+    <w:p>
+      <w:pPr>
+        <w:pStyle w:val="Heading2"/>
+        <w:spacing w:after="80" w:before="240"/>
+      </w:pPr>
+      <w:r>
+        <w:rPr>
+          <w:rFonts w:ascii="Arial" w:cs="Arial" w:eastAsia="Arial" w:hAnsi="Arial"/>
+          <w:b/>
+          <w:bCs/>
+          <w:color w:val="2E4057"/>
+          <w:sz w:val="26"/>
+          <w:szCs w:val="26"/>
+        </w:rPr>
+        <w:t xml:space="preserve">5.4 실시간 협업 테스트</w:t>
+      </w:r>
+    </w:p>
+    <w:p>
+      <w:pPr>
+        <w:spacing w:after="40" w:before="40"/>
+        <w:ind w:left="720"/>
+      </w:pPr>
+      <w:r>
+        <w:rPr>
+          <w:rFonts w:ascii="Courier New" w:cs="Courier New" w:eastAsia="Courier New" w:hAnsi="Courier New"/>
+          <w:color w:val="1a1a1a"/>
+          <w:sz w:val="18"/>
+          <w:szCs w:val="18"/>
+        </w:rPr>
+        <w:t xml:space="preserve"># 같은 보드 URL을 두 개의 브라우저 탭에서 열면 실시간 동기화 확인 가능</w:t>
+      </w:r>
+    </w:p>
+    <w:p>
+      <w:pPr>
+        <w:spacing w:after="40" w:before="40"/>
+        <w:ind w:left="720"/>
+      </w:pPr>
+      <w:r>
+        <w:rPr>
+          <w:rFonts w:ascii="Courier New" w:cs="Courier New" w:eastAsia="Courier New" w:hAnsi="Courier New"/>
+          <w:color w:val="1a1a1a"/>
+          <w:sz w:val="18"/>
+          <w:szCs w:val="18"/>
+        </w:rPr>
+        <w:t xml:space="preserve">예: http://localhost:5173/board/&lt;boardId&gt;</w:t>
       </w:r>
     </w:p>
     <w:p>
@@ -2426,7 +3180,7 @@
                 <w:sz w:val="20"/>
                 <w:szCs w:val="20"/>
               </w:rPr>
-              <w:t xml:space="preserve">로컈 MVP (캔버스, CRUD, 이미지 업로드)</w:t>
+              <w:t xml:space="preserve">로컬 MVP (캔버스, CRUD, 이미지 업로드, 보드 상태 저장)</w:t>
             </w:r>
           </w:p>
         </w:tc>
@@ -2515,7 +3269,7 @@
                 <w:sz w:val="20"/>
                 <w:szCs w:val="20"/>
               </w:rPr>
-              <w:t xml:space="preserve">실시간 협업 (Yjs CRDT, 다중 커서)</w:t>
+              <w:t xml:space="preserve">실시간 협업 (@tldraw/sync CRDT, 다중 커서, 자동 저장)</w:t>
             </w:r>
           </w:p>
         </w:tc>
@@ -2544,7 +3298,7 @@
                 <w:sz w:val="20"/>
                 <w:szCs w:val="20"/>
               </w:rPr>
-              <w:t xml:space="preserve">⏳ 예정</w:t>
+              <w:t xml:space="preserve">✅ 완료</w:t>
             </w:r>
           </w:p>
         </w:tc>
@@ -2633,7 +3387,7 @@
                 <w:sz w:val="20"/>
                 <w:szCs w:val="20"/>
               </w:rPr>
-              <w:t xml:space="preserve">⏳ 예정</w:t>
+              <w:t xml:space="preserve">✅ 완료</w:t>
             </w:r>
           </w:p>
         </w:tc>
@@ -2809,6 +3563,42 @@
     </w:p>
     <w:p>
       <w:pPr>
+        <w:pStyle w:val="ListParagraph"/>
+        <w:numPr>
+          <w:ilvl w:val="0"/>
+          <w:numId w:val="2"/>
+        </w:numPr>
+        <w:spacing w:after="40" w:before="40"/>
+      </w:pPr>
+      <w:r>
+        <w:rPr>
+          <w:rFonts w:ascii="Arial" w:cs="Arial" w:eastAsia="Arial" w:hAnsi="Arial"/>
+          <w:sz w:val="20"/>
+          <w:szCs w:val="20"/>
+        </w:rPr>
+        <w:t xml:space="preserve">Phase 2: ecosystem.config.cjs에 YJS_PORT: 1234 추가</w:t>
+      </w:r>
+    </w:p>
+    <w:p>
+      <w:pPr>
+        <w:pStyle w:val="ListParagraph"/>
+        <w:numPr>
+          <w:ilvl w:val="0"/>
+          <w:numId w:val="2"/>
+        </w:numPr>
+        <w:spacing w:after="40" w:before="40"/>
+      </w:pPr>
+      <w:r>
+        <w:rPr>
+          <w:rFonts w:ascii="Arial" w:cs="Arial" w:eastAsia="Arial" w:hAnsi="Arial"/>
+          <w:sz w:val="20"/>
+          <w:szCs w:val="20"/>
+        </w:rPr>
+        <w:t xml:space="preserve">Phase 2: vite.config.ts에 /rooms WebSocket 프록시 추가</w:t>
+      </w:r>
+    </w:p>
+    <w:p>
+      <w:pPr>
         <w:pBdr>
           <w:bottom w:val="single" w:color="CCCCCC" w:sz="4" w:space="4"/>
         </w:pBdr>
@@ -2844,7 +3634,7 @@
         </w:rPr>
         <w:t xml:space="preserve">tldraw 공식 문서: </w:t>
       </w:r>
-      <w:hyperlink w:history="1" r:id="rIdvxkk9bogi-k_1d4-xu7dr">
+      <w:hyperlink w:history="1" r:id="rIdi_7qzrwxqqqevt9gcwv-v">
         <w:r>
           <w:rPr>
             <w:rStyle w:val="Hyperlink"/>
@@ -2866,9 +3656,9 @@
           <w:sz w:val="20"/>
           <w:szCs w:val="20"/>
         </w:rPr>
-        <w:t xml:space="preserve">Yjs 문서: </w:t>
-      </w:r>
-      <w:hyperlink w:history="1" r:id="rIdovrqv5hwoqj27uanhl3e6">
+        <w:t xml:space="preserve">@tldraw/sync 협업 문서: </w:t>
+      </w:r>
+      <w:hyperlink w:history="1" r:id="rIdyauxssajjkuxya6wtlugu">
         <w:r>
           <w:rPr>
             <w:rStyle w:val="Hyperlink"/>
@@ -2876,7 +3666,7 @@
             <w:sz w:val="20"/>
             <w:szCs w:val="20"/>
           </w:rPr>
-          <w:t xml:space="preserve">https://docs.yjs.dev</w:t>
+          <w:t xml:space="preserve">https://tldraw.dev/docs/sync</w:t>
         </w:r>
       </w:hyperlink>
     </w:p>
@@ -2892,7 +3682,7 @@
         </w:rPr>
         <w:t xml:space="preserve">Hono 문서: </w:t>
       </w:r>
-      <w:hyperlink w:history="1" r:id="rId-jmbnqjsl8479rsvzzlu4">
+      <w:hyperlink w:history="1" r:id="rIdpnykpnyueshghtvfgoyaz">
         <w:r>
           <w:rPr>
             <w:rStyle w:val="Hyperlink"/>
@@ -2903,6 +3693,3730 @@
           <w:t xml:space="preserve">https://hono.dev</w:t>
         </w:r>
       </w:hyperlink>
+    </w:p>
+    <w:p>
+      <w:r>
+        <w:br w:type="page"/>
+      </w:r>
+    </w:p>
+    <w:p>
+      <w:pPr>
+        <w:pStyle w:val="Heading1"/>
+        <w:spacing w:after="120" w:before="360"/>
+      </w:pPr>
+      <w:r>
+        <w:rPr>
+          <w:rFonts w:ascii="Arial" w:cs="Arial" w:eastAsia="Arial" w:hAnsi="Arial"/>
+          <w:b/>
+          <w:bCs/>
+          <w:color w:val="2E4057"/>
+          <w:sz w:val="32"/>
+          <w:szCs w:val="32"/>
+        </w:rPr>
+        <w:t xml:space="preserve">5. Phase 3 — 댓글 시스템 (2026-04-02)</w:t>
+      </w:r>
+    </w:p>
+    <w:p>
+      <w:pPr>
+        <w:pStyle w:val="Heading2"/>
+        <w:spacing w:after="80" w:before="240"/>
+      </w:pPr>
+      <w:r>
+        <w:rPr>
+          <w:rFonts w:ascii="Arial" w:cs="Arial" w:eastAsia="Arial" w:hAnsi="Arial"/>
+          <w:b/>
+          <w:bCs/>
+          <w:color w:val="2E4057"/>
+          <w:sz w:val="26"/>
+          <w:szCs w:val="26"/>
+        </w:rPr>
+        <w:t xml:space="preserve">5.1 개요</w:t>
+      </w:r>
+    </w:p>
+    <w:p>
+      <w:pPr>
+        <w:spacing w:after="60" w:before="60"/>
+      </w:pPr>
+      <w:r>
+        <w:rPr>
+          <w:rFonts w:ascii="Arial" w:cs="Arial" w:eastAsia="Arial" w:hAnsi="Arial"/>
+          <w:sz w:val="20"/>
+          <w:szCs w:val="20"/>
+        </w:rPr>
+        <w:t xml:space="preserve">캔버스 위에 공간 핀(spatial pin) 기반의 댓글 시스템을 구현했습니다. 실시간 협업 환경에서 팀원들이 캔버스의 특정 위치에 댓글을 남기고 스레드로 소통할 수 있습니다.</w:t>
+      </w:r>
+    </w:p>
+    <w:p>
+      <w:pPr>
+        <w:pStyle w:val="Heading2"/>
+        <w:spacing w:after="80" w:before="240"/>
+      </w:pPr>
+      <w:r>
+        <w:rPr>
+          <w:rFonts w:ascii="Arial" w:cs="Arial" w:eastAsia="Arial" w:hAnsi="Arial"/>
+          <w:b/>
+          <w:bCs/>
+          <w:color w:val="2E4057"/>
+          <w:sz w:val="26"/>
+          <w:szCs w:val="26"/>
+        </w:rPr>
+        <w:t xml:space="preserve">5.2 구현된 기능</w:t>
+      </w:r>
+    </w:p>
+    <w:p>
+      <w:pPr>
+        <w:pStyle w:val="ListParagraph"/>
+        <w:numPr>
+          <w:ilvl w:val="0"/>
+          <w:numId w:val="2"/>
+        </w:numPr>
+        <w:spacing w:after="40" w:before="40"/>
+      </w:pPr>
+      <w:r>
+        <w:rPr>
+          <w:rFonts w:ascii="Arial" w:cs="Arial" w:eastAsia="Arial" w:hAnsi="Arial"/>
+          <w:b/>
+          <w:bCs/>
+          <w:sz w:val="20"/>
+          <w:szCs w:val="20"/>
+        </w:rPr>
+        <w:t xml:space="preserve">공간 핀 댓글: </w:t>
+      </w:r>
+      <w:r>
+        <w:rPr>
+          <w:rFonts w:ascii="Arial" w:cs="Arial" w:eastAsia="Arial" w:hAnsi="Arial"/>
+          <w:sz w:val="20"/>
+          <w:szCs w:val="20"/>
+        </w:rPr>
+        <w:t xml:space="preserve">캔버스 임의 위치 클릭으로 댓글 핀 배치</w:t>
+      </w:r>
+    </w:p>
+    <w:p>
+      <w:pPr>
+        <w:pStyle w:val="ListParagraph"/>
+        <w:numPr>
+          <w:ilvl w:val="0"/>
+          <w:numId w:val="2"/>
+        </w:numPr>
+        <w:spacing w:after="40" w:before="40"/>
+      </w:pPr>
+      <w:r>
+        <w:rPr>
+          <w:rFonts w:ascii="Arial" w:cs="Arial" w:eastAsia="Arial" w:hAnsi="Arial"/>
+          <w:b/>
+          <w:bCs/>
+          <w:sz w:val="20"/>
+          <w:szCs w:val="20"/>
+        </w:rPr>
+        <w:t xml:space="preserve">스레드 답글: </w:t>
+      </w:r>
+      <w:r>
+        <w:rPr>
+          <w:rFonts w:ascii="Arial" w:cs="Arial" w:eastAsia="Arial" w:hAnsi="Arial"/>
+          <w:sz w:val="20"/>
+          <w:szCs w:val="20"/>
+        </w:rPr>
+        <w:t xml:space="preserve">parentId 기반 1단계 중첩 답글</w:t>
+      </w:r>
+    </w:p>
+    <w:p>
+      <w:pPr>
+        <w:pStyle w:val="ListParagraph"/>
+        <w:numPr>
+          <w:ilvl w:val="0"/>
+          <w:numId w:val="2"/>
+        </w:numPr>
+        <w:spacing w:after="40" w:before="40"/>
+      </w:pPr>
+      <w:r>
+        <w:rPr>
+          <w:rFonts w:ascii="Arial" w:cs="Arial" w:eastAsia="Arial" w:hAnsi="Arial"/>
+          <w:b/>
+          <w:bCs/>
+          <w:sz w:val="20"/>
+          <w:szCs w:val="20"/>
+        </w:rPr>
+        <w:t xml:space="preserve">해결(Resolve) 토글: </w:t>
+      </w:r>
+      <w:r>
+        <w:rPr>
+          <w:rFonts w:ascii="Arial" w:cs="Arial" w:eastAsia="Arial" w:hAnsi="Arial"/>
+          <w:sz w:val="20"/>
+          <w:szCs w:val="20"/>
+        </w:rPr>
+        <w:t xml:space="preserve">루트 댓글 해결 처리 (반투명 핀으로 표시)</w:t>
+      </w:r>
+    </w:p>
+    <w:p>
+      <w:pPr>
+        <w:pStyle w:val="ListParagraph"/>
+        <w:numPr>
+          <w:ilvl w:val="0"/>
+          <w:numId w:val="2"/>
+        </w:numPr>
+        <w:spacing w:after="40" w:before="40"/>
+      </w:pPr>
+      <w:r>
+        <w:rPr>
+          <w:rFonts w:ascii="Arial" w:cs="Arial" w:eastAsia="Arial" w:hAnsi="Arial"/>
+          <w:b/>
+          <w:bCs/>
+          <w:sz w:val="20"/>
+          <w:szCs w:val="20"/>
+        </w:rPr>
+        <w:t xml:space="preserve">카메라 추적: </w:t>
+      </w:r>
+      <w:r>
+        <w:rPr>
+          <w:rFonts w:ascii="Arial" w:cs="Arial" w:eastAsia="Arial" w:hAnsi="Arial"/>
+          <w:sz w:val="20"/>
+          <w:szCs w:val="20"/>
+        </w:rPr>
+        <w:t xml:space="preserve">캔버스 팬/줌 시 핀 위치 실시간 업데이트 (RAF 기반)</w:t>
+      </w:r>
+    </w:p>
+    <w:p>
+      <w:pPr>
+        <w:pStyle w:val="ListParagraph"/>
+        <w:numPr>
+          <w:ilvl w:val="0"/>
+          <w:numId w:val="2"/>
+        </w:numPr>
+        <w:spacing w:after="40" w:before="40"/>
+      </w:pPr>
+      <w:r>
+        <w:rPr>
+          <w:rFonts w:ascii="Arial" w:cs="Arial" w:eastAsia="Arial" w:hAnsi="Arial"/>
+          <w:b/>
+          <w:bCs/>
+          <w:sz w:val="20"/>
+          <w:szCs w:val="20"/>
+        </w:rPr>
+        <w:t xml:space="preserve">3초 폴링: </w:t>
+      </w:r>
+      <w:r>
+        <w:rPr>
+          <w:rFonts w:ascii="Arial" w:cs="Arial" w:eastAsia="Arial" w:hAnsi="Arial"/>
+          <w:sz w:val="20"/>
+          <w:szCs w:val="20"/>
+        </w:rPr>
+        <w:t xml:space="preserve">멀티탭/멀티유저 댓글 동기화</w:t>
+      </w:r>
+    </w:p>
+    <w:p>
+      <w:pPr>
+        <w:pStyle w:val="ListParagraph"/>
+        <w:numPr>
+          <w:ilvl w:val="0"/>
+          <w:numId w:val="2"/>
+        </w:numPr>
+        <w:spacing w:after="40" w:before="40"/>
+      </w:pPr>
+      <w:r>
+        <w:rPr>
+          <w:rFonts w:ascii="Arial" w:cs="Arial" w:eastAsia="Arial" w:hAnsi="Arial"/>
+          <w:b/>
+          <w:bCs/>
+          <w:sz w:val="20"/>
+          <w:szCs w:val="20"/>
+        </w:rPr>
+        <w:t xml:space="preserve">키보드 단축키: </w:t>
+      </w:r>
+      <w:r>
+        <w:rPr>
+          <w:rFonts w:ascii="Arial" w:cs="Arial" w:eastAsia="Arial" w:hAnsi="Arial"/>
+          <w:sz w:val="20"/>
+          <w:szCs w:val="20"/>
+        </w:rPr>
+        <w:t xml:space="preserve">Escape로 단계별 닫기 (입력창 → 스레드 → 댓글 모드)</w:t>
+      </w:r>
+    </w:p>
+    <w:p>
+      <w:pPr>
+        <w:pStyle w:val="ListParagraph"/>
+        <w:numPr>
+          <w:ilvl w:val="0"/>
+          <w:numId w:val="2"/>
+        </w:numPr>
+        <w:spacing w:after="40" w:before="40"/>
+      </w:pPr>
+      <w:r>
+        <w:rPr>
+          <w:rFonts w:ascii="Arial" w:cs="Arial" w:eastAsia="Arial" w:hAnsi="Arial"/>
+          <w:b/>
+          <w:bCs/>
+          <w:sz w:val="20"/>
+          <w:szCs w:val="20"/>
+        </w:rPr>
+        <w:t xml:space="preserve">댓글 모드 토글: </w:t>
+      </w:r>
+      <w:r>
+        <w:rPr>
+          <w:rFonts w:ascii="Arial" w:cs="Arial" w:eastAsia="Arial" w:hAnsi="Arial"/>
+          <w:sz w:val="20"/>
+          <w:szCs w:val="20"/>
+        </w:rPr>
+        <w:t xml:space="preserve">헤더 버튼으로 댓글 입력 모드 진입/해제</w:t>
+      </w:r>
+    </w:p>
+    <w:p>
+      <w:pPr>
+        <w:pStyle w:val="Heading2"/>
+        <w:spacing w:after="80" w:before="240"/>
+      </w:pPr>
+      <w:r>
+        <w:rPr>
+          <w:rFonts w:ascii="Arial" w:cs="Arial" w:eastAsia="Arial" w:hAnsi="Arial"/>
+          <w:b/>
+          <w:bCs/>
+          <w:color w:val="2E4057"/>
+          <w:sz w:val="26"/>
+          <w:szCs w:val="26"/>
+        </w:rPr>
+        <w:t xml:space="preserve">5.3 신규 파일 (8개)</w:t>
+      </w:r>
+    </w:p>
+    <w:tbl>
+      <w:tblPr>
+        <w:tblW w:type="dxa" w:w="9360"/>
+        <w:tblBorders>
+          <w:top w:val="single" w:color="auto" w:sz="4"/>
+          <w:left w:val="single" w:color="auto" w:sz="4"/>
+          <w:bottom w:val="single" w:color="auto" w:sz="4"/>
+          <w:right w:val="single" w:color="auto" w:sz="4"/>
+          <w:insideH w:val="single" w:color="auto" w:sz="4"/>
+          <w:insideV w:val="single" w:color="auto" w:sz="4"/>
+        </w:tblBorders>
+      </w:tblPr>
+      <w:tblGrid>
+        <w:gridCol w:w="3960"/>
+        <w:gridCol w:w="5400"/>
+      </w:tblGrid>
+      <w:tr>
+        <w:tc>
+          <w:tcPr>
+            <w:tcW w:type="dxa" w:w="3960"/>
+            <w:tcBorders>
+              <w:top w:val="single" w:color="CCCCCC" w:sz="1"/>
+              <w:left w:val="single" w:color="CCCCCC" w:sz="1"/>
+              <w:bottom w:val="single" w:color="CCCCCC" w:sz="1"/>
+              <w:right w:val="single" w:color="CCCCCC" w:sz="1"/>
+            </w:tcBorders>
+            <w:shd w:fill="D5E8F0" w:val="clear"/>
+            <w:tcMar>
+              <w:top w:type="dxa" w:w="80"/>
+              <w:left w:type="dxa" w:w="120"/>
+              <w:bottom w:type="dxa" w:w="80"/>
+              <w:right w:type="dxa" w:w="120"/>
+            </w:tcMar>
+          </w:tcPr>
+          <w:p>
+            <w:r>
+              <w:rPr>
+                <w:rFonts w:ascii="Arial" w:cs="Arial" w:eastAsia="Arial" w:hAnsi="Arial"/>
+                <w:b/>
+                <w:bCs/>
+                <w:sz w:val="20"/>
+                <w:szCs w:val="20"/>
+              </w:rPr>
+              <w:t xml:space="preserve">파일</w:t>
+            </w:r>
+          </w:p>
+        </w:tc>
+        <w:tc>
+          <w:tcPr>
+            <w:tcW w:type="dxa" w:w="5400"/>
+            <w:tcBorders>
+              <w:top w:val="single" w:color="CCCCCC" w:sz="1"/>
+              <w:left w:val="single" w:color="CCCCCC" w:sz="1"/>
+              <w:bottom w:val="single" w:color="CCCCCC" w:sz="1"/>
+              <w:right w:val="single" w:color="CCCCCC" w:sz="1"/>
+            </w:tcBorders>
+            <w:shd w:fill="D5E8F0" w:val="clear"/>
+            <w:tcMar>
+              <w:top w:type="dxa" w:w="80"/>
+              <w:left w:type="dxa" w:w="120"/>
+              <w:bottom w:type="dxa" w:w="80"/>
+              <w:right w:type="dxa" w:w="120"/>
+            </w:tcMar>
+          </w:tcPr>
+          <w:p>
+            <w:r>
+              <w:rPr>
+                <w:rFonts w:ascii="Arial" w:cs="Arial" w:eastAsia="Arial" w:hAnsi="Arial"/>
+                <w:b/>
+                <w:bCs/>
+                <w:sz w:val="20"/>
+                <w:szCs w:val="20"/>
+              </w:rPr>
+              <w:t xml:space="preserve">설명</w:t>
+            </w:r>
+          </w:p>
+        </w:tc>
+      </w:tr>
+      <w:tr>
+        <w:tc>
+          <w:tcPr>
+            <w:tcW w:type="dxa" w:w="3960"/>
+            <w:tcBorders>
+              <w:top w:val="single" w:color="CCCCCC" w:sz="1"/>
+              <w:left w:val="single" w:color="CCCCCC" w:sz="1"/>
+              <w:bottom w:val="single" w:color="CCCCCC" w:sz="1"/>
+              <w:right w:val="single" w:color="CCCCCC" w:sz="1"/>
+            </w:tcBorders>
+            <w:tcMar>
+              <w:top w:type="dxa" w:w="80"/>
+              <w:left w:type="dxa" w:w="120"/>
+              <w:bottom w:type="dxa" w:w="80"/>
+              <w:right w:type="dxa" w:w="120"/>
+            </w:tcMar>
+          </w:tcPr>
+          <w:p>
+            <w:r>
+              <w:rPr>
+                <w:rFonts w:ascii="Arial" w:cs="Arial" w:eastAsia="Arial" w:hAnsi="Arial"/>
+                <w:sz w:val="18"/>
+                <w:szCs w:val="18"/>
+              </w:rPr>
+              <w:t xml:space="preserve">apps/server/src/repositories/commentRepo.ts</w:t>
+            </w:r>
+          </w:p>
+        </w:tc>
+        <w:tc>
+          <w:tcPr>
+            <w:tcW w:type="dxa" w:w="5400"/>
+            <w:tcBorders>
+              <w:top w:val="single" w:color="CCCCCC" w:sz="1"/>
+              <w:left w:val="single" w:color="CCCCCC" w:sz="1"/>
+              <w:bottom w:val="single" w:color="CCCCCC" w:sz="1"/>
+              <w:right w:val="single" w:color="CCCCCC" w:sz="1"/>
+            </w:tcBorders>
+            <w:tcMar>
+              <w:top w:type="dxa" w:w="80"/>
+              <w:left w:type="dxa" w:w="120"/>
+              <w:bottom w:type="dxa" w:w="80"/>
+              <w:right w:type="dxa" w:w="120"/>
+            </w:tcMar>
+          </w:tcPr>
+          <w:p>
+            <w:r>
+              <w:rPr>
+                <w:rFonts w:ascii="Arial" w:cs="Arial" w:eastAsia="Arial" w:hAnsi="Arial"/>
+                <w:sz w:val="20"/>
+                <w:szCs w:val="20"/>
+              </w:rPr>
+              <w:t xml:space="preserve">DB CRUD 레이어</w:t>
+            </w:r>
+          </w:p>
+        </w:tc>
+      </w:tr>
+      <w:tr>
+        <w:tc>
+          <w:tcPr>
+            <w:tcW w:type="dxa" w:w="3960"/>
+            <w:tcBorders>
+              <w:top w:val="single" w:color="CCCCCC" w:sz="1"/>
+              <w:left w:val="single" w:color="CCCCCC" w:sz="1"/>
+              <w:bottom w:val="single" w:color="CCCCCC" w:sz="1"/>
+              <w:right w:val="single" w:color="CCCCCC" w:sz="1"/>
+            </w:tcBorders>
+            <w:tcMar>
+              <w:top w:type="dxa" w:w="80"/>
+              <w:left w:type="dxa" w:w="120"/>
+              <w:bottom w:type="dxa" w:w="80"/>
+              <w:right w:type="dxa" w:w="120"/>
+            </w:tcMar>
+          </w:tcPr>
+          <w:p>
+            <w:r>
+              <w:rPr>
+                <w:rFonts w:ascii="Arial" w:cs="Arial" w:eastAsia="Arial" w:hAnsi="Arial"/>
+                <w:sz w:val="18"/>
+                <w:szCs w:val="18"/>
+              </w:rPr>
+              <w:t xml:space="preserve">apps/server/src/api/routes/comments.ts</w:t>
+            </w:r>
+          </w:p>
+        </w:tc>
+        <w:tc>
+          <w:tcPr>
+            <w:tcW w:type="dxa" w:w="5400"/>
+            <w:tcBorders>
+              <w:top w:val="single" w:color="CCCCCC" w:sz="1"/>
+              <w:left w:val="single" w:color="CCCCCC" w:sz="1"/>
+              <w:bottom w:val="single" w:color="CCCCCC" w:sz="1"/>
+              <w:right w:val="single" w:color="CCCCCC" w:sz="1"/>
+            </w:tcBorders>
+            <w:tcMar>
+              <w:top w:type="dxa" w:w="80"/>
+              <w:left w:type="dxa" w:w="120"/>
+              <w:bottom w:type="dxa" w:w="80"/>
+              <w:right w:type="dxa" w:w="120"/>
+            </w:tcMar>
+          </w:tcPr>
+          <w:p>
+            <w:r>
+              <w:rPr>
+                <w:rFonts w:ascii="Arial" w:cs="Arial" w:eastAsia="Arial" w:hAnsi="Arial"/>
+                <w:sz w:val="20"/>
+                <w:szCs w:val="20"/>
+              </w:rPr>
+              <w:t xml:space="preserve">REST API 라우터</w:t>
+            </w:r>
+          </w:p>
+        </w:tc>
+      </w:tr>
+      <w:tr>
+        <w:tc>
+          <w:tcPr>
+            <w:tcW w:type="dxa" w:w="3960"/>
+            <w:tcBorders>
+              <w:top w:val="single" w:color="CCCCCC" w:sz="1"/>
+              <w:left w:val="single" w:color="CCCCCC" w:sz="1"/>
+              <w:bottom w:val="single" w:color="CCCCCC" w:sz="1"/>
+              <w:right w:val="single" w:color="CCCCCC" w:sz="1"/>
+            </w:tcBorders>
+            <w:tcMar>
+              <w:top w:type="dxa" w:w="80"/>
+              <w:left w:type="dxa" w:w="120"/>
+              <w:bottom w:type="dxa" w:w="80"/>
+              <w:right w:type="dxa" w:w="120"/>
+            </w:tcMar>
+          </w:tcPr>
+          <w:p>
+            <w:r>
+              <w:rPr>
+                <w:rFonts w:ascii="Arial" w:cs="Arial" w:eastAsia="Arial" w:hAnsi="Arial"/>
+                <w:sz w:val="18"/>
+                <w:szCs w:val="18"/>
+              </w:rPr>
+              <w:t xml:space="preserve">apps/client/src/hooks/useComments.ts</w:t>
+            </w:r>
+          </w:p>
+        </w:tc>
+        <w:tc>
+          <w:tcPr>
+            <w:tcW w:type="dxa" w:w="5400"/>
+            <w:tcBorders>
+              <w:top w:val="single" w:color="CCCCCC" w:sz="1"/>
+              <w:left w:val="single" w:color="CCCCCC" w:sz="1"/>
+              <w:bottom w:val="single" w:color="CCCCCC" w:sz="1"/>
+              <w:right w:val="single" w:color="CCCCCC" w:sz="1"/>
+            </w:tcBorders>
+            <w:tcMar>
+              <w:top w:type="dxa" w:w="80"/>
+              <w:left w:type="dxa" w:w="120"/>
+              <w:bottom w:type="dxa" w:w="80"/>
+              <w:right w:type="dxa" w:w="120"/>
+            </w:tcMar>
+          </w:tcPr>
+          <w:p>
+            <w:r>
+              <w:rPr>
+                <w:rFonts w:ascii="Arial" w:cs="Arial" w:eastAsia="Arial" w:hAnsi="Arial"/>
+                <w:sz w:val="20"/>
+                <w:szCs w:val="20"/>
+              </w:rPr>
+              <w:t xml:space="preserve">댓글 상태 관리 훅</w:t>
+            </w:r>
+          </w:p>
+        </w:tc>
+      </w:tr>
+      <w:tr>
+        <w:tc>
+          <w:tcPr>
+            <w:tcW w:type="dxa" w:w="3960"/>
+            <w:tcBorders>
+              <w:top w:val="single" w:color="CCCCCC" w:sz="1"/>
+              <w:left w:val="single" w:color="CCCCCC" w:sz="1"/>
+              <w:bottom w:val="single" w:color="CCCCCC" w:sz="1"/>
+              <w:right w:val="single" w:color="CCCCCC" w:sz="1"/>
+            </w:tcBorders>
+            <w:tcMar>
+              <w:top w:type="dxa" w:w="80"/>
+              <w:left w:type="dxa" w:w="120"/>
+              <w:bottom w:type="dxa" w:w="80"/>
+              <w:right w:type="dxa" w:w="120"/>
+            </w:tcMar>
+          </w:tcPr>
+          <w:p>
+            <w:r>
+              <w:rPr>
+                <w:rFonts w:ascii="Arial" w:cs="Arial" w:eastAsia="Arial" w:hAnsi="Arial"/>
+                <w:sz w:val="18"/>
+                <w:szCs w:val="18"/>
+              </w:rPr>
+              <w:t xml:space="preserve">apps/client/src/components/comments/CommentPin.tsx</w:t>
+            </w:r>
+          </w:p>
+        </w:tc>
+        <w:tc>
+          <w:tcPr>
+            <w:tcW w:type="dxa" w:w="5400"/>
+            <w:tcBorders>
+              <w:top w:val="single" w:color="CCCCCC" w:sz="1"/>
+              <w:left w:val="single" w:color="CCCCCC" w:sz="1"/>
+              <w:bottom w:val="single" w:color="CCCCCC" w:sz="1"/>
+              <w:right w:val="single" w:color="CCCCCC" w:sz="1"/>
+            </w:tcBorders>
+            <w:tcMar>
+              <w:top w:type="dxa" w:w="80"/>
+              <w:left w:type="dxa" w:w="120"/>
+              <w:bottom w:type="dxa" w:w="80"/>
+              <w:right w:type="dxa" w:w="120"/>
+            </w:tcMar>
+          </w:tcPr>
+          <w:p>
+            <w:r>
+              <w:rPr>
+                <w:rFonts w:ascii="Arial" w:cs="Arial" w:eastAsia="Arial" w:hAnsi="Arial"/>
+                <w:sz w:val="20"/>
+                <w:szCs w:val="20"/>
+              </w:rPr>
+              <w:t xml:space="preserve">핀 아이콘 컴포넌트</w:t>
+            </w:r>
+          </w:p>
+        </w:tc>
+      </w:tr>
+      <w:tr>
+        <w:tc>
+          <w:tcPr>
+            <w:tcW w:type="dxa" w:w="3960"/>
+            <w:tcBorders>
+              <w:top w:val="single" w:color="CCCCCC" w:sz="1"/>
+              <w:left w:val="single" w:color="CCCCCC" w:sz="1"/>
+              <w:bottom w:val="single" w:color="CCCCCC" w:sz="1"/>
+              <w:right w:val="single" w:color="CCCCCC" w:sz="1"/>
+            </w:tcBorders>
+            <w:tcMar>
+              <w:top w:type="dxa" w:w="80"/>
+              <w:left w:type="dxa" w:w="120"/>
+              <w:bottom w:type="dxa" w:w="80"/>
+              <w:right w:type="dxa" w:w="120"/>
+            </w:tcMar>
+          </w:tcPr>
+          <w:p>
+            <w:r>
+              <w:rPr>
+                <w:rFonts w:ascii="Arial" w:cs="Arial" w:eastAsia="Arial" w:hAnsi="Arial"/>
+                <w:sz w:val="18"/>
+                <w:szCs w:val="18"/>
+              </w:rPr>
+              <w:t xml:space="preserve">apps/client/src/components/comments/CommentThread.tsx</w:t>
+            </w:r>
+          </w:p>
+        </w:tc>
+        <w:tc>
+          <w:tcPr>
+            <w:tcW w:type="dxa" w:w="5400"/>
+            <w:tcBorders>
+              <w:top w:val="single" w:color="CCCCCC" w:sz="1"/>
+              <w:left w:val="single" w:color="CCCCCC" w:sz="1"/>
+              <w:bottom w:val="single" w:color="CCCCCC" w:sz="1"/>
+              <w:right w:val="single" w:color="CCCCCC" w:sz="1"/>
+            </w:tcBorders>
+            <w:tcMar>
+              <w:top w:type="dxa" w:w="80"/>
+              <w:left w:type="dxa" w:w="120"/>
+              <w:bottom w:type="dxa" w:w="80"/>
+              <w:right w:type="dxa" w:w="120"/>
+            </w:tcMar>
+          </w:tcPr>
+          <w:p>
+            <w:r>
+              <w:rPr>
+                <w:rFonts w:ascii="Arial" w:cs="Arial" w:eastAsia="Arial" w:hAnsi="Arial"/>
+                <w:sz w:val="20"/>
+                <w:szCs w:val="20"/>
+              </w:rPr>
+              <w:t xml:space="preserve">스레드 팝오버</w:t>
+            </w:r>
+          </w:p>
+        </w:tc>
+      </w:tr>
+      <w:tr>
+        <w:tc>
+          <w:tcPr>
+            <w:tcW w:type="dxa" w:w="3960"/>
+            <w:tcBorders>
+              <w:top w:val="single" w:color="CCCCCC" w:sz="1"/>
+              <w:left w:val="single" w:color="CCCCCC" w:sz="1"/>
+              <w:bottom w:val="single" w:color="CCCCCC" w:sz="1"/>
+              <w:right w:val="single" w:color="CCCCCC" w:sz="1"/>
+            </w:tcBorders>
+            <w:tcMar>
+              <w:top w:type="dxa" w:w="80"/>
+              <w:left w:type="dxa" w:w="120"/>
+              <w:bottom w:type="dxa" w:w="80"/>
+              <w:right w:type="dxa" w:w="120"/>
+            </w:tcMar>
+          </w:tcPr>
+          <w:p>
+            <w:r>
+              <w:rPr>
+                <w:rFonts w:ascii="Arial" w:cs="Arial" w:eastAsia="Arial" w:hAnsi="Arial"/>
+                <w:sz w:val="18"/>
+                <w:szCs w:val="18"/>
+              </w:rPr>
+              <w:t xml:space="preserve">apps/client/src/components/comments/CommentInput.tsx</w:t>
+            </w:r>
+          </w:p>
+        </w:tc>
+        <w:tc>
+          <w:tcPr>
+            <w:tcW w:type="dxa" w:w="5400"/>
+            <w:tcBorders>
+              <w:top w:val="single" w:color="CCCCCC" w:sz="1"/>
+              <w:left w:val="single" w:color="CCCCCC" w:sz="1"/>
+              <w:bottom w:val="single" w:color="CCCCCC" w:sz="1"/>
+              <w:right w:val="single" w:color="CCCCCC" w:sz="1"/>
+            </w:tcBorders>
+            <w:tcMar>
+              <w:top w:type="dxa" w:w="80"/>
+              <w:left w:type="dxa" w:w="120"/>
+              <w:bottom w:type="dxa" w:w="80"/>
+              <w:right w:type="dxa" w:w="120"/>
+            </w:tcMar>
+          </w:tcPr>
+          <w:p>
+            <w:r>
+              <w:rPr>
+                <w:rFonts w:ascii="Arial" w:cs="Arial" w:eastAsia="Arial" w:hAnsi="Arial"/>
+                <w:sz w:val="20"/>
+                <w:szCs w:val="20"/>
+              </w:rPr>
+              <w:t xml:space="preserve">댓글 입력창</w:t>
+            </w:r>
+          </w:p>
+        </w:tc>
+      </w:tr>
+      <w:tr>
+        <w:tc>
+          <w:tcPr>
+            <w:tcW w:type="dxa" w:w="3960"/>
+            <w:tcBorders>
+              <w:top w:val="single" w:color="CCCCCC" w:sz="1"/>
+              <w:left w:val="single" w:color="CCCCCC" w:sz="1"/>
+              <w:bottom w:val="single" w:color="CCCCCC" w:sz="1"/>
+              <w:right w:val="single" w:color="CCCCCC" w:sz="1"/>
+            </w:tcBorders>
+            <w:tcMar>
+              <w:top w:type="dxa" w:w="80"/>
+              <w:left w:type="dxa" w:w="120"/>
+              <w:bottom w:type="dxa" w:w="80"/>
+              <w:right w:type="dxa" w:w="120"/>
+            </w:tcMar>
+          </w:tcPr>
+          <w:p>
+            <w:r>
+              <w:rPr>
+                <w:rFonts w:ascii="Arial" w:cs="Arial" w:eastAsia="Arial" w:hAnsi="Arial"/>
+                <w:sz w:val="18"/>
+                <w:szCs w:val="18"/>
+              </w:rPr>
+              <w:t xml:space="preserve">apps/client/src/components/comments/CommentsOverlay.tsx</w:t>
+            </w:r>
+          </w:p>
+        </w:tc>
+        <w:tc>
+          <w:tcPr>
+            <w:tcW w:type="dxa" w:w="5400"/>
+            <w:tcBorders>
+              <w:top w:val="single" w:color="CCCCCC" w:sz="1"/>
+              <w:left w:val="single" w:color="CCCCCC" w:sz="1"/>
+              <w:bottom w:val="single" w:color="CCCCCC" w:sz="1"/>
+              <w:right w:val="single" w:color="CCCCCC" w:sz="1"/>
+            </w:tcBorders>
+            <w:tcMar>
+              <w:top w:type="dxa" w:w="80"/>
+              <w:left w:type="dxa" w:w="120"/>
+              <w:bottom w:type="dxa" w:w="80"/>
+              <w:right w:type="dxa" w:w="120"/>
+            </w:tcMar>
+          </w:tcPr>
+          <w:p>
+            <w:r>
+              <w:rPr>
+                <w:rFonts w:ascii="Arial" w:cs="Arial" w:eastAsia="Arial" w:hAnsi="Arial"/>
+                <w:sz w:val="20"/>
+                <w:szCs w:val="20"/>
+              </w:rPr>
+              <w:t xml:space="preserve">캔버스 오버레이</w:t>
+            </w:r>
+          </w:p>
+        </w:tc>
+      </w:tr>
+      <w:tr>
+        <w:tc>
+          <w:tcPr>
+            <w:tcW w:type="dxa" w:w="3960"/>
+            <w:tcBorders>
+              <w:top w:val="single" w:color="CCCCCC" w:sz="1"/>
+              <w:left w:val="single" w:color="CCCCCC" w:sz="1"/>
+              <w:bottom w:val="single" w:color="CCCCCC" w:sz="1"/>
+              <w:right w:val="single" w:color="CCCCCC" w:sz="1"/>
+            </w:tcBorders>
+            <w:tcMar>
+              <w:top w:type="dxa" w:w="80"/>
+              <w:left w:type="dxa" w:w="120"/>
+              <w:bottom w:type="dxa" w:w="80"/>
+              <w:right w:type="dxa" w:w="120"/>
+            </w:tcMar>
+          </w:tcPr>
+          <w:p>
+            <w:r>
+              <w:rPr>
+                <w:rFonts w:ascii="Arial" w:cs="Arial" w:eastAsia="Arial" w:hAnsi="Arial"/>
+                <w:sz w:val="18"/>
+                <w:szCs w:val="18"/>
+              </w:rPr>
+              <w:t xml:space="preserve">apps/client/src/components/comments/CommentToggle.tsx</w:t>
+            </w:r>
+          </w:p>
+        </w:tc>
+        <w:tc>
+          <w:tcPr>
+            <w:tcW w:type="dxa" w:w="5400"/>
+            <w:tcBorders>
+              <w:top w:val="single" w:color="CCCCCC" w:sz="1"/>
+              <w:left w:val="single" w:color="CCCCCC" w:sz="1"/>
+              <w:bottom w:val="single" w:color="CCCCCC" w:sz="1"/>
+              <w:right w:val="single" w:color="CCCCCC" w:sz="1"/>
+            </w:tcBorders>
+            <w:tcMar>
+              <w:top w:type="dxa" w:w="80"/>
+              <w:left w:type="dxa" w:w="120"/>
+              <w:bottom w:type="dxa" w:w="80"/>
+              <w:right w:type="dxa" w:w="120"/>
+            </w:tcMar>
+          </w:tcPr>
+          <w:p>
+            <w:r>
+              <w:rPr>
+                <w:rFonts w:ascii="Arial" w:cs="Arial" w:eastAsia="Arial" w:hAnsi="Arial"/>
+                <w:sz w:val="20"/>
+                <w:szCs w:val="20"/>
+              </w:rPr>
+              <w:t xml:space="preserve">모드 토글 버튼</w:t>
+            </w:r>
+          </w:p>
+        </w:tc>
+      </w:tr>
+    </w:tbl>
+    <w:p>
+      <w:pPr>
+        <w:pStyle w:val="Heading2"/>
+        <w:spacing w:after="80" w:before="240"/>
+      </w:pPr>
+      <w:r>
+        <w:rPr>
+          <w:rFonts w:ascii="Arial" w:cs="Arial" w:eastAsia="Arial" w:hAnsi="Arial"/>
+          <w:b/>
+          <w:bCs/>
+          <w:color w:val="2E4057"/>
+          <w:sz w:val="26"/>
+          <w:szCs w:val="26"/>
+        </w:rPr>
+        <w:t xml:space="preserve">5.4 수정 파일 (4개)</w:t>
+      </w:r>
+    </w:p>
+    <w:p>
+      <w:pPr>
+        <w:pStyle w:val="ListParagraph"/>
+        <w:numPr>
+          <w:ilvl w:val="0"/>
+          <w:numId w:val="2"/>
+        </w:numPr>
+        <w:spacing w:after="40" w:before="40"/>
+      </w:pPr>
+      <w:r>
+        <w:rPr>
+          <w:rFonts w:ascii="Arial" w:cs="Arial" w:eastAsia="Arial" w:hAnsi="Arial"/>
+          <w:sz w:val="20"/>
+          <w:szCs w:val="20"/>
+        </w:rPr>
+        <w:t xml:space="preserve">apps/server/src/api/app.ts — commentsRouter 등록</w:t>
+      </w:r>
+    </w:p>
+    <w:p>
+      <w:pPr>
+        <w:pStyle w:val="ListParagraph"/>
+        <w:numPr>
+          <w:ilvl w:val="0"/>
+          <w:numId w:val="2"/>
+        </w:numPr>
+        <w:spacing w:after="40" w:before="40"/>
+      </w:pPr>
+      <w:r>
+        <w:rPr>
+          <w:rFonts w:ascii="Arial" w:cs="Arial" w:eastAsia="Arial" w:hAnsi="Arial"/>
+          <w:sz w:val="20"/>
+          <w:szCs w:val="20"/>
+        </w:rPr>
+        <w:t xml:space="preserve">apps/client/src/lib/api.ts — comment API 메서드 추가</w:t>
+      </w:r>
+    </w:p>
+    <w:p>
+      <w:pPr>
+        <w:pStyle w:val="ListParagraph"/>
+        <w:numPr>
+          <w:ilvl w:val="0"/>
+          <w:numId w:val="2"/>
+        </w:numPr>
+        <w:spacing w:after="40" w:before="40"/>
+      </w:pPr>
+      <w:r>
+        <w:rPr>
+          <w:rFonts w:ascii="Arial" w:cs="Arial" w:eastAsia="Arial" w:hAnsi="Arial"/>
+          <w:sz w:val="20"/>
+          <w:szCs w:val="20"/>
+        </w:rPr>
+        <w:t xml:space="preserve">apps/client/src/components/canvas/WhiteboardCanvas.tsx — CommentsOverlay 통합</w:t>
+      </w:r>
+    </w:p>
+    <w:p>
+      <w:pPr>
+        <w:pStyle w:val="ListParagraph"/>
+        <w:numPr>
+          <w:ilvl w:val="0"/>
+          <w:numId w:val="2"/>
+        </w:numPr>
+        <w:spacing w:after="40" w:before="40"/>
+      </w:pPr>
+      <w:r>
+        <w:rPr>
+          <w:rFonts w:ascii="Arial" w:cs="Arial" w:eastAsia="Arial" w:hAnsi="Arial"/>
+          <w:sz w:val="20"/>
+          <w:szCs w:val="20"/>
+        </w:rPr>
+        <w:t xml:space="preserve">apps/client/src/routes/board.tsx — 헤더 댓글 버튼 + 상태 리프팅</w:t>
+      </w:r>
+    </w:p>
+    <w:p>
+      <w:pPr>
+        <w:pStyle w:val="Heading2"/>
+        <w:spacing w:after="80" w:before="240"/>
+      </w:pPr>
+      <w:r>
+        <w:rPr>
+          <w:rFonts w:ascii="Arial" w:cs="Arial" w:eastAsia="Arial" w:hAnsi="Arial"/>
+          <w:b/>
+          <w:bCs/>
+          <w:color w:val="2E4057"/>
+          <w:sz w:val="26"/>
+          <w:szCs w:val="26"/>
+        </w:rPr>
+        <w:t xml:space="preserve">5.5 API 엔드포인트</w:t>
+      </w:r>
+    </w:p>
+    <w:p>
+      <w:pPr>
+        <w:pStyle w:val="ListParagraph"/>
+        <w:numPr>
+          <w:ilvl w:val="0"/>
+          <w:numId w:val="2"/>
+        </w:numPr>
+        <w:spacing w:after="40" w:before="40"/>
+      </w:pPr>
+      <w:r>
+        <w:rPr>
+          <w:rFonts w:ascii="Arial" w:cs="Arial" w:eastAsia="Arial" w:hAnsi="Arial"/>
+          <w:sz w:val="20"/>
+          <w:szCs w:val="20"/>
+        </w:rPr>
+        <w:t xml:space="preserve">GET /api/boards/:boardId/comments</w:t>
+      </w:r>
+    </w:p>
+    <w:p>
+      <w:pPr>
+        <w:pStyle w:val="ListParagraph"/>
+        <w:numPr>
+          <w:ilvl w:val="0"/>
+          <w:numId w:val="2"/>
+        </w:numPr>
+        <w:spacing w:after="40" w:before="40"/>
+      </w:pPr>
+      <w:r>
+        <w:rPr>
+          <w:rFonts w:ascii="Arial" w:cs="Arial" w:eastAsia="Arial" w:hAnsi="Arial"/>
+          <w:sz w:val="20"/>
+          <w:szCs w:val="20"/>
+        </w:rPr>
+        <w:t xml:space="preserve">POST /api/boards/:boardId/comments</w:t>
+      </w:r>
+    </w:p>
+    <w:p>
+      <w:pPr>
+        <w:pStyle w:val="ListParagraph"/>
+        <w:numPr>
+          <w:ilvl w:val="0"/>
+          <w:numId w:val="2"/>
+        </w:numPr>
+        <w:spacing w:after="40" w:before="40"/>
+      </w:pPr>
+      <w:r>
+        <w:rPr>
+          <w:rFonts w:ascii="Arial" w:cs="Arial" w:eastAsia="Arial" w:hAnsi="Arial"/>
+          <w:sz w:val="20"/>
+          <w:szCs w:val="20"/>
+        </w:rPr>
+        <w:t xml:space="preserve">PATCH /api/boards/:boardId/comments/:commentId</w:t>
+      </w:r>
+    </w:p>
+    <w:p>
+      <w:pPr>
+        <w:pStyle w:val="ListParagraph"/>
+        <w:numPr>
+          <w:ilvl w:val="0"/>
+          <w:numId w:val="2"/>
+        </w:numPr>
+        <w:spacing w:after="40" w:before="40"/>
+      </w:pPr>
+      <w:r>
+        <w:rPr>
+          <w:rFonts w:ascii="Arial" w:cs="Arial" w:eastAsia="Arial" w:hAnsi="Arial"/>
+          <w:sz w:val="20"/>
+          <w:szCs w:val="20"/>
+        </w:rPr>
+        <w:t xml:space="preserve">DELETE /api/boards/:boardId/comments/:commentId</w:t>
+      </w:r>
+    </w:p>
+    <w:p>
+      <w:pPr>
+        <w:pStyle w:val="Heading2"/>
+        <w:spacing w:after="80" w:before="240"/>
+      </w:pPr>
+      <w:r>
+        <w:rPr>
+          <w:rFonts w:ascii="Arial" w:cs="Arial" w:eastAsia="Arial" w:hAnsi="Arial"/>
+          <w:b/>
+          <w:bCs/>
+          <w:color w:val="2E4057"/>
+          <w:sz w:val="26"/>
+          <w:szCs w:val="26"/>
+        </w:rPr>
+        <w:t xml:space="preserve">5.6 버그 수정 및 안정화</w:t>
+      </w:r>
+    </w:p>
+    <w:p>
+      <w:pPr>
+        <w:pStyle w:val="ListParagraph"/>
+        <w:numPr>
+          <w:ilvl w:val="0"/>
+          <w:numId w:val="2"/>
+        </w:numPr>
+        <w:spacing w:after="40" w:before="40"/>
+      </w:pPr>
+      <w:r>
+        <w:rPr>
+          <w:rFonts w:ascii="Arial" w:cs="Arial" w:eastAsia="Arial" w:hAnsi="Arial"/>
+          <w:b/>
+          <w:bCs/>
+          <w:sz w:val="20"/>
+          <w:szCs w:val="20"/>
+        </w:rPr>
+        <w:t xml:space="preserve">[CSS 버그] </w:t>
+      </w:r>
+      <w:r>
+        <w:rPr>
+          <w:rFonts w:ascii="Arial" w:cs="Arial" w:eastAsia="Arial" w:hAnsi="Arial"/>
+          <w:sz w:val="20"/>
+          <w:szCs w:val="20"/>
+        </w:rPr>
+        <w:t xml:space="preserve">CommentPin의 유효하지 않은 ring CSS 속성 → boxShadow로 교체</w:t>
+      </w:r>
+    </w:p>
+    <w:p>
+      <w:pPr>
+        <w:pStyle w:val="ListParagraph"/>
+        <w:numPr>
+          <w:ilvl w:val="0"/>
+          <w:numId w:val="2"/>
+        </w:numPr>
+        <w:spacing w:after="40" w:before="40"/>
+      </w:pPr>
+      <w:r>
+        <w:rPr>
+          <w:rFonts w:ascii="Arial" w:cs="Arial" w:eastAsia="Arial" w:hAnsi="Arial"/>
+          <w:b/>
+          <w:bCs/>
+          <w:sz w:val="20"/>
+          <w:szCs w:val="20"/>
+        </w:rPr>
+        <w:t xml:space="preserve">[성능] </w:t>
+      </w:r>
+      <w:r>
+        <w:rPr>
+          <w:rFonts w:ascii="Arial" w:cs="Arial" w:eastAsia="Arial" w:hAnsi="Arial"/>
+          <w:sz w:val="20"/>
+          <w:szCs w:val="20"/>
+        </w:rPr>
+        <w:t xml:space="preserve">useComments 훅이 BoardHeader와 CommentsOverlay에서 중복 호출됨 (폴링 2개) → BoardPage 레벨로 상태 리프팅, 단일 인스턴스로 통합</w:t>
+      </w:r>
+    </w:p>
+    <w:p>
+      <w:pPr>
+        <w:pStyle w:val="ListParagraph"/>
+        <w:numPr>
+          <w:ilvl w:val="0"/>
+          <w:numId w:val="2"/>
+        </w:numPr>
+        <w:spacing w:after="40" w:before="40"/>
+      </w:pPr>
+      <w:r>
+        <w:rPr>
+          <w:rFonts w:ascii="Arial" w:cs="Arial" w:eastAsia="Arial" w:hAnsi="Arial"/>
+          <w:b/>
+          <w:bCs/>
+          <w:sz w:val="20"/>
+          <w:szCs w:val="20"/>
+        </w:rPr>
+        <w:t xml:space="preserve">[에러 처리] </w:t>
+      </w:r>
+      <w:r>
+        <w:rPr>
+          <w:rFonts w:ascii="Arial" w:cs="Arial" w:eastAsia="Arial" w:hAnsi="Arial"/>
+          <w:sz w:val="20"/>
+          <w:szCs w:val="20"/>
+        </w:rPr>
+        <w:t xml:space="preserve">useComments 뮤테이션(add/update/delete)에 try-catch 및 롤백 추가</w:t>
+      </w:r>
+    </w:p>
+    <w:p>
+      <w:pPr>
+        <w:pStyle w:val="ListParagraph"/>
+        <w:numPr>
+          <w:ilvl w:val="0"/>
+          <w:numId w:val="2"/>
+        </w:numPr>
+        <w:spacing w:after="40" w:before="40"/>
+      </w:pPr>
+      <w:r>
+        <w:rPr>
+          <w:rFonts w:ascii="Arial" w:cs="Arial" w:eastAsia="Arial" w:hAnsi="Arial"/>
+          <w:b/>
+          <w:bCs/>
+          <w:sz w:val="20"/>
+          <w:szCs w:val="20"/>
+        </w:rPr>
+        <w:t xml:space="preserve">[에러 처리] </w:t>
+      </w:r>
+      <w:r>
+        <w:rPr>
+          <w:rFonts w:ascii="Arial" w:cs="Arial" w:eastAsia="Arial" w:hAnsi="Arial"/>
+          <w:sz w:val="20"/>
+          <w:szCs w:val="20"/>
+        </w:rPr>
+        <w:t xml:space="preserve">WhiteboardCanvas 이미지 업로드 루프에 개별 try-catch 추가</w:t>
+      </w:r>
+    </w:p>
+    <w:p>
+      <w:pPr>
+        <w:pStyle w:val="ListParagraph"/>
+        <w:numPr>
+          <w:ilvl w:val="0"/>
+          <w:numId w:val="2"/>
+        </w:numPr>
+        <w:spacing w:after="40" w:before="40"/>
+      </w:pPr>
+      <w:r>
+        <w:rPr>
+          <w:rFonts w:ascii="Arial" w:cs="Arial" w:eastAsia="Arial" w:hAnsi="Arial"/>
+          <w:b/>
+          <w:bCs/>
+          <w:sz w:val="20"/>
+          <w:szCs w:val="20"/>
+        </w:rPr>
+        <w:t xml:space="preserve">[에러 처리] </w:t>
+      </w:r>
+      <w:r>
+        <w:rPr>
+          <w:rFonts w:ascii="Arial" w:cs="Arial" w:eastAsia="Arial" w:hAnsi="Arial"/>
+          <w:sz w:val="20"/>
+          <w:szCs w:val="20"/>
+        </w:rPr>
+        <w:t xml:space="preserve">api.ts 네트워크 연결 실패와 서버 5xx 에러 구분 처리</w:t>
+      </w:r>
+    </w:p>
+    <w:p>
+      <w:pPr>
+        <w:pStyle w:val="ListParagraph"/>
+        <w:numPr>
+          <w:ilvl w:val="0"/>
+          <w:numId w:val="2"/>
+        </w:numPr>
+        <w:spacing w:after="40" w:before="40"/>
+      </w:pPr>
+      <w:r>
+        <w:rPr>
+          <w:rFonts w:ascii="Arial" w:cs="Arial" w:eastAsia="Arial" w:hAnsi="Arial"/>
+          <w:b/>
+          <w:bCs/>
+          <w:sz w:val="20"/>
+          <w:szCs w:val="20"/>
+        </w:rPr>
+        <w:t xml:space="preserve">[버그] </w:t>
+      </w:r>
+      <w:r>
+        <w:rPr>
+          <w:rFonts w:ascii="Arial" w:cs="Arial" w:eastAsia="Arial" w:hAnsi="Arial"/>
+          <w:sz w:val="20"/>
+          <w:szCs w:val="20"/>
+        </w:rPr>
+        <w:t xml:space="preserve">setupWebSocket.ts ws.on(‘error’) 핸들러에 에러 파라미터 및 로깅 추가</w:t>
+      </w:r>
+    </w:p>
+    <w:p>
+      <w:pPr>
+        <w:pStyle w:val="ListParagraph"/>
+        <w:numPr>
+          <w:ilvl w:val="0"/>
+          <w:numId w:val="2"/>
+        </w:numPr>
+        <w:spacing w:after="40" w:before="40"/>
+      </w:pPr>
+      <w:r>
+        <w:rPr>
+          <w:rFonts w:ascii="Arial" w:cs="Arial" w:eastAsia="Arial" w:hAnsi="Arial"/>
+          <w:b/>
+          <w:bCs/>
+          <w:sz w:val="20"/>
+          <w:szCs w:val="20"/>
+        </w:rPr>
+        <w:t xml:space="preserve">[성능] </w:t>
+      </w:r>
+      <w:r>
+        <w:rPr>
+          <w:rFonts w:ascii="Arial" w:cs="Arial" w:eastAsia="Arial" w:hAnsi="Arial"/>
+          <w:sz w:val="20"/>
+          <w:szCs w:val="20"/>
+        </w:rPr>
+        <w:t xml:space="preserve">CommentsOverlay 카메라 추적 시 floating-point 반올림으로 불필요한 리렌더 방지</w:t>
+      </w:r>
+    </w:p>
+    <w:p>
+      <w:pPr>
+        <w:pStyle w:val="ListParagraph"/>
+        <w:numPr>
+          <w:ilvl w:val="0"/>
+          <w:numId w:val="2"/>
+        </w:numPr>
+        <w:spacing w:after="40" w:before="40"/>
+      </w:pPr>
+      <w:r>
+        <w:rPr>
+          <w:rFonts w:ascii="Arial" w:cs="Arial" w:eastAsia="Arial" w:hAnsi="Arial"/>
+          <w:b/>
+          <w:bCs/>
+          <w:sz w:val="20"/>
+          <w:szCs w:val="20"/>
+        </w:rPr>
+        <w:t xml:space="preserve">[버그] </w:t>
+      </w:r>
+      <w:r>
+        <w:rPr>
+          <w:rFonts w:ascii="Arial" w:cs="Arial" w:eastAsia="Arial" w:hAnsi="Arial"/>
+          <w:sz w:val="20"/>
+          <w:szCs w:val="20"/>
+        </w:rPr>
+        <w:t xml:space="preserve">CommentsOverlay에서 삭제된 댓글이 active 상태로 남는 문제 수정</w:t>
+      </w:r>
+    </w:p>
+    <w:p>
+      <w:pPr>
+        <w:pStyle w:val="ListParagraph"/>
+        <w:numPr>
+          <w:ilvl w:val="0"/>
+          <w:numId w:val="2"/>
+        </w:numPr>
+        <w:spacing w:after="40" w:before="40"/>
+      </w:pPr>
+      <w:r>
+        <w:rPr>
+          <w:rFonts w:ascii="Arial" w:cs="Arial" w:eastAsia="Arial" w:hAnsi="Arial"/>
+          <w:b/>
+          <w:bCs/>
+          <w:sz w:val="20"/>
+          <w:szCs w:val="20"/>
+        </w:rPr>
+        <w:t xml:space="preserve">[CSS 버그] </w:t>
+      </w:r>
+      <w:r>
+        <w:rPr>
+          <w:rFonts w:ascii="Arial" w:cs="Arial" w:eastAsia="Arial" w:hAnsi="Arial"/>
+          <w:sz w:val="20"/>
+          <w:szCs w:val="20"/>
+        </w:rPr>
+        <w:t xml:space="preserve">WhiteboardCanvas에 style={{ position: ‘relative’ }}가 canvas-container의 position: fixed를 덮어써서 흰 화면 발생 → 제거</w:t>
+      </w:r>
+    </w:p>
+    <w:p>
+      <w:pPr>
+        <w:pStyle w:val="Heading2"/>
+        <w:spacing w:after="80" w:before="240"/>
+      </w:pPr>
+      <w:r>
+        <w:rPr>
+          <w:rFonts w:ascii="Arial" w:cs="Arial" w:eastAsia="Arial" w:hAnsi="Arial"/>
+          <w:b/>
+          <w:bCs/>
+          <w:color w:val="2E4057"/>
+          <w:sz w:val="26"/>
+          <w:szCs w:val="26"/>
+        </w:rPr>
+        <w:t xml:space="preserve">5.7 기술 스택 현황</w:t>
+      </w:r>
+    </w:p>
+    <w:p>
+      <w:pPr>
+        <w:pStyle w:val="ListParagraph"/>
+        <w:numPr>
+          <w:ilvl w:val="0"/>
+          <w:numId w:val="2"/>
+        </w:numPr>
+        <w:spacing w:after="40" w:before="40"/>
+      </w:pPr>
+      <w:r>
+        <w:rPr>
+          <w:rFonts w:ascii="Arial" w:cs="Arial" w:eastAsia="Arial" w:hAnsi="Arial"/>
+          <w:b/>
+          <w:bCs/>
+          <w:sz w:val="20"/>
+          <w:szCs w:val="20"/>
+        </w:rPr>
+        <w:t xml:space="preserve">Frontend: </w:t>
+      </w:r>
+      <w:r>
+        <w:rPr>
+          <w:rFonts w:ascii="Arial" w:cs="Arial" w:eastAsia="Arial" w:hAnsi="Arial"/>
+          <w:sz w:val="20"/>
+          <w:szCs w:val="20"/>
+        </w:rPr>
+        <w:t xml:space="preserve">React 18, Vite 6, tldraw v3, Tailwind CSS, React Router 7</w:t>
+      </w:r>
+    </w:p>
+    <w:p>
+      <w:pPr>
+        <w:pStyle w:val="ListParagraph"/>
+        <w:numPr>
+          <w:ilvl w:val="0"/>
+          <w:numId w:val="2"/>
+        </w:numPr>
+        <w:spacing w:after="40" w:before="40"/>
+      </w:pPr>
+      <w:r>
+        <w:rPr>
+          <w:rFonts w:ascii="Arial" w:cs="Arial" w:eastAsia="Arial" w:hAnsi="Arial"/>
+          <w:b/>
+          <w:bCs/>
+          <w:sz w:val="20"/>
+          <w:szCs w:val="20"/>
+        </w:rPr>
+        <w:t xml:space="preserve">Backend: </w:t>
+      </w:r>
+      <w:r>
+        <w:rPr>
+          <w:rFonts w:ascii="Arial" w:cs="Arial" w:eastAsia="Arial" w:hAnsi="Arial"/>
+          <w:sz w:val="20"/>
+          <w:szCs w:val="20"/>
+        </w:rPr>
+        <w:t xml:space="preserve">Hono, SQLite (better-sqlite3), Drizzle ORM, tsx</w:t>
+      </w:r>
+    </w:p>
+    <w:p>
+      <w:pPr>
+        <w:pStyle w:val="ListParagraph"/>
+        <w:numPr>
+          <w:ilvl w:val="0"/>
+          <w:numId w:val="2"/>
+        </w:numPr>
+        <w:spacing w:after="40" w:before="40"/>
+      </w:pPr>
+      <w:r>
+        <w:rPr>
+          <w:rFonts w:ascii="Arial" w:cs="Arial" w:eastAsia="Arial" w:hAnsi="Arial"/>
+          <w:b/>
+          <w:bCs/>
+          <w:sz w:val="20"/>
+          <w:szCs w:val="20"/>
+        </w:rPr>
+        <w:t xml:space="preserve">Real-time: </w:t>
+      </w:r>
+      <w:r>
+        <w:rPr>
+          <w:rFonts w:ascii="Arial" w:cs="Arial" w:eastAsia="Arial" w:hAnsi="Arial"/>
+          <w:sz w:val="20"/>
+          <w:szCs w:val="20"/>
+        </w:rPr>
+        <w:t xml:space="preserve">tldraw/sync (CRDT WebSocket), 댓글 폴링 3초</w:t>
+      </w:r>
+    </w:p>
+    <w:p>
+      <w:pPr>
+        <w:pStyle w:val="ListParagraph"/>
+        <w:numPr>
+          <w:ilvl w:val="0"/>
+          <w:numId w:val="2"/>
+        </w:numPr>
+        <w:spacing w:after="40" w:before="40"/>
+      </w:pPr>
+      <w:r>
+        <w:rPr>
+          <w:rFonts w:ascii="Arial" w:cs="Arial" w:eastAsia="Arial" w:hAnsi="Arial"/>
+          <w:b/>
+          <w:bCs/>
+          <w:sz w:val="20"/>
+          <w:szCs w:val="20"/>
+        </w:rPr>
+        <w:t xml:space="preserve">Process: </w:t>
+      </w:r>
+      <w:r>
+        <w:rPr>
+          <w:rFonts w:ascii="Arial" w:cs="Arial" w:eastAsia="Arial" w:hAnsi="Arial"/>
+          <w:sz w:val="20"/>
+          <w:szCs w:val="20"/>
+        </w:rPr>
+        <w:t xml:space="preserve">직접 node_modules/.bin 실행 (pnpm PATH 이슈 우회)</w:t>
+      </w:r>
+    </w:p>
+    <w:p>
+      <w:pPr>
+        <w:pStyle w:val="Heading1"/>
+        <w:spacing w:after="120" w:before="360"/>
+      </w:pPr>
+      <w:r>
+        <w:rPr>
+          <w:rFonts w:ascii="Arial" w:cs="Arial" w:eastAsia="Arial" w:hAnsi="Arial"/>
+          <w:b/>
+          <w:bCs/>
+          <w:color w:val="2E4057"/>
+          <w:sz w:val="32"/>
+          <w:szCs w:val="32"/>
+        </w:rPr>
+        <w:t xml:space="preserve">6. Phase 4 — 인증/PostgreSQL/S3/Docker (2026-04-02)</w:t>
+      </w:r>
+    </w:p>
+    <w:p>
+      <w:pPr>
+        <w:pStyle w:val="Heading2"/>
+        <w:spacing w:after="80" w:before="240"/>
+      </w:pPr>
+      <w:r>
+        <w:rPr>
+          <w:rFonts w:ascii="Arial" w:cs="Arial" w:eastAsia="Arial" w:hAnsi="Arial"/>
+          <w:b/>
+          <w:bCs/>
+          <w:color w:val="2E4057"/>
+          <w:sz w:val="26"/>
+          <w:szCs w:val="26"/>
+        </w:rPr>
+        <w:t xml:space="preserve">6.1 개요</w:t>
+      </w:r>
+    </w:p>
+    <w:p>
+      <w:pPr>
+        <w:spacing w:after="60" w:before="60"/>
+      </w:pPr>
+      <w:r>
+        <w:rPr>
+          <w:rFonts w:ascii="Arial" w:cs="Arial" w:eastAsia="Arial" w:hAnsi="Arial"/>
+          <w:sz w:val="20"/>
+          <w:szCs w:val="20"/>
+        </w:rPr>
+        <w:t xml:space="preserve">Phase 4에서는 로컬 프로토타입을 실제 서비스 수준으로 전환하기 위해 JWT 인증, PGlite/PostgreSQL 데이터베이스, S3 스토리지 추상화, Docker 컨테이너화를 구현했습니다.</w:t>
+      </w:r>
+    </w:p>
+    <w:p>
+      <w:pPr>
+        <w:pStyle w:val="Heading2"/>
+        <w:spacing w:after="80" w:before="240"/>
+      </w:pPr>
+      <w:r>
+        <w:rPr>
+          <w:rFonts w:ascii="Arial" w:cs="Arial" w:eastAsia="Arial" w:hAnsi="Arial"/>
+          <w:b/>
+          <w:bCs/>
+          <w:color w:val="2E4057"/>
+          <w:sz w:val="26"/>
+          <w:szCs w:val="26"/>
+        </w:rPr>
+        <w:t xml:space="preserve">6.2 데이터베이스 마이그레이션: SQLite → PGlite/PostgreSQL</w:t>
+      </w:r>
+    </w:p>
+    <w:p>
+      <w:pPr>
+        <w:pStyle w:val="ListParagraph"/>
+        <w:numPr>
+          <w:ilvl w:val="0"/>
+          <w:numId w:val="2"/>
+        </w:numPr>
+        <w:spacing w:after="40" w:before="40"/>
+      </w:pPr>
+      <w:r>
+        <w:rPr>
+          <w:rFonts w:ascii="Arial" w:cs="Arial" w:eastAsia="Arial" w:hAnsi="Arial"/>
+          <w:b/>
+          <w:bCs/>
+          <w:sz w:val="20"/>
+          <w:szCs w:val="20"/>
+        </w:rPr>
+        <w:t xml:space="preserve">문제: </w:t>
+      </w:r>
+      <w:r>
+        <w:rPr>
+          <w:rFonts w:ascii="Arial" w:cs="Arial" w:eastAsia="Arial" w:hAnsi="Arial"/>
+          <w:sz w:val="20"/>
+          <w:szCs w:val="20"/>
+        </w:rPr>
+        <w:t xml:space="preserve">Phase 1–3에서 better-sqlite3 (동기) 사용, 비동기 및 실 PostgreSQL 호환 불가</w:t>
+      </w:r>
+    </w:p>
+    <w:p>
+      <w:pPr>
+        <w:pStyle w:val="ListParagraph"/>
+        <w:numPr>
+          <w:ilvl w:val="0"/>
+          <w:numId w:val="2"/>
+        </w:numPr>
+        <w:spacing w:after="40" w:before="40"/>
+      </w:pPr>
+      <w:r>
+        <w:rPr>
+          <w:rFonts w:ascii="Arial" w:cs="Arial" w:eastAsia="Arial" w:hAnsi="Arial"/>
+          <w:b/>
+          <w:bCs/>
+          <w:sz w:val="20"/>
+          <w:szCs w:val="20"/>
+        </w:rPr>
+        <w:t xml:space="preserve">해결책: </w:t>
+      </w:r>
+      <w:r>
+        <w:rPr>
+          <w:rFonts w:ascii="Arial" w:cs="Arial" w:eastAsia="Arial" w:hAnsi="Arial"/>
+          <w:sz w:val="20"/>
+          <w:szCs w:val="20"/>
+        </w:rPr>
+        <w:t xml:space="preserve">@electric-sql/pglite (WebAssembly PostgreSQL) 로컬 개발, 실 PostgreSQL 프로덕션 자동 감지 (DATABASE_URL prefix 기준)</w:t>
+      </w:r>
+    </w:p>
+    <w:p>
+      <w:pPr>
+        <w:pStyle w:val="ListParagraph"/>
+        <w:numPr>
+          <w:ilvl w:val="0"/>
+          <w:numId w:val="2"/>
+        </w:numPr>
+        <w:spacing w:after="40" w:before="40"/>
+      </w:pPr>
+      <w:r>
+        <w:rPr>
+          <w:rFonts w:ascii="Arial" w:cs="Arial" w:eastAsia="Arial" w:hAnsi="Arial"/>
+          <w:b/>
+          <w:bCs/>
+          <w:sz w:val="20"/>
+          <w:szCs w:val="20"/>
+        </w:rPr>
+        <w:t xml:space="preserve">스키마 재작성: </w:t>
+      </w:r>
+      <w:r>
+        <w:rPr>
+          <w:rFonts w:ascii="Arial" w:cs="Arial" w:eastAsia="Arial" w:hAnsi="Arial"/>
+          <w:sz w:val="20"/>
+          <w:szCs w:val="20"/>
+        </w:rPr>
+        <w:t xml:space="preserve">sqliteTable → pgTable, users 테이블 추가, 타입 변경: doublePrecision, boolean, timestamptz</w:t>
+      </w:r>
+    </w:p>
+    <w:p>
+      <w:pPr>
+        <w:pStyle w:val="ListParagraph"/>
+        <w:numPr>
+          <w:ilvl w:val="0"/>
+          <w:numId w:val="2"/>
+        </w:numPr>
+        <w:spacing w:after="40" w:before="40"/>
+      </w:pPr>
+      <w:r>
+        <w:rPr>
+          <w:rFonts w:ascii="Arial" w:cs="Arial" w:eastAsia="Arial" w:hAnsi="Arial"/>
+          <w:b/>
+          <w:bCs/>
+          <w:sz w:val="20"/>
+          <w:szCs w:val="20"/>
+        </w:rPr>
+        <w:t xml:space="preserve">버그 해결: </w:t>
+      </w:r>
+      <w:r>
+        <w:rPr>
+          <w:rFonts w:ascii="Arial" w:cs="Arial" w:eastAsia="Arial" w:hAnsi="Arial"/>
+          <w:sz w:val="20"/>
+          <w:szCs w:val="20"/>
+        </w:rPr>
+        <w:t xml:space="preserve">index.ts에서 runMigrations() await 빠진 문제 및 구 SQLite .db-shm/.db-wal 파일 충돌로 UnhandledPromiseRejection 발생 → async main()로 래핑 및 데이터 디렉토리 삭제로 해결</w:t>
+      </w:r>
+    </w:p>
+    <w:p>
+      <w:pPr>
+        <w:pStyle w:val="Heading2"/>
+        <w:spacing w:after="80" w:before="240"/>
+      </w:pPr>
+      <w:r>
+        <w:rPr>
+          <w:rFonts w:ascii="Arial" w:cs="Arial" w:eastAsia="Arial" w:hAnsi="Arial"/>
+          <w:b/>
+          <w:bCs/>
+          <w:color w:val="2E4057"/>
+          <w:sz w:val="26"/>
+          <w:szCs w:val="26"/>
+        </w:rPr>
+        <w:t xml:space="preserve">6.3 JWT 인증 시스템</w:t>
+      </w:r>
+    </w:p>
+    <w:p>
+      <w:pPr>
+        <w:pStyle w:val="ListParagraph"/>
+        <w:numPr>
+          <w:ilvl w:val="0"/>
+          <w:numId w:val="2"/>
+        </w:numPr>
+        <w:spacing w:after="40" w:before="40"/>
+      </w:pPr>
+      <w:r>
+        <w:rPr>
+          <w:rFonts w:ascii="Arial" w:cs="Arial" w:eastAsia="Arial" w:hAnsi="Arial"/>
+          <w:b/>
+          <w:bCs/>
+          <w:sz w:val="20"/>
+          <w:szCs w:val="20"/>
+        </w:rPr>
+        <w:t xml:space="preserve">서버 인증: </w:t>
+      </w:r>
+      <w:r>
+        <w:rPr>
+          <w:rFonts w:ascii="Arial" w:cs="Arial" w:eastAsia="Arial" w:hAnsi="Arial"/>
+          <w:sz w:val="20"/>
+          <w:szCs w:val="20"/>
+        </w:rPr>
+        <w:t xml:space="preserve">bcryptjs 비밀번호 해시, JWT httpOnly 쿠키, requireAuth/optionalAuth 미들웨어</w:t>
+      </w:r>
+    </w:p>
+    <w:p>
+      <w:pPr>
+        <w:pStyle w:val="ListParagraph"/>
+        <w:numPr>
+          <w:ilvl w:val="0"/>
+          <w:numId w:val="2"/>
+        </w:numPr>
+        <w:spacing w:after="40" w:before="40"/>
+      </w:pPr>
+      <w:r>
+        <w:rPr>
+          <w:rFonts w:ascii="Arial" w:cs="Arial" w:eastAsia="Arial" w:hAnsi="Arial"/>
+          <w:b/>
+          <w:bCs/>
+          <w:sz w:val="20"/>
+          <w:szCs w:val="20"/>
+        </w:rPr>
+        <w:t xml:space="preserve">API 라우트: </w:t>
+      </w:r>
+      <w:r>
+        <w:rPr>
+          <w:rFonts w:ascii="Arial" w:cs="Arial" w:eastAsia="Arial" w:hAnsi="Arial"/>
+          <w:sz w:val="20"/>
+          <w:szCs w:val="20"/>
+        </w:rPr>
+        <w:t xml:space="preserve">POST /api/auth/signup, POST /api/auth/login, POST /api/auth/logout, GET /api/auth/me. 모든 프로젝트/보드/코멘트 라우트에 requireAuth 적용</w:t>
+      </w:r>
+    </w:p>
+    <w:p>
+      <w:pPr>
+        <w:pStyle w:val="ListParagraph"/>
+        <w:numPr>
+          <w:ilvl w:val="0"/>
+          <w:numId w:val="2"/>
+        </w:numPr>
+        <w:spacing w:after="40" w:before="40"/>
+      </w:pPr>
+      <w:r>
+        <w:rPr>
+          <w:rFonts w:ascii="Arial" w:cs="Arial" w:eastAsia="Arial" w:hAnsi="Arial"/>
+          <w:b/>
+          <w:bCs/>
+          <w:sz w:val="20"/>
+          <w:szCs w:val="20"/>
+        </w:rPr>
+        <w:t xml:space="preserve">클라이언트 인증: </w:t>
+      </w:r>
+      <w:r>
+        <w:rPr>
+          <w:rFonts w:ascii="Arial" w:cs="Arial" w:eastAsia="Arial" w:hAnsi="Arial"/>
+          <w:sz w:val="20"/>
+          <w:szCs w:val="20"/>
+        </w:rPr>
+        <w:t xml:space="preserve">AuthContext, ProtectedRoute, Login/Signup 페이지 (한국어 UI), Header에 사용자 아바타 + 로그아웃 버튼</w:t>
+      </w:r>
+    </w:p>
+    <w:p>
+      <w:pPr>
+        <w:pStyle w:val="ListParagraph"/>
+        <w:numPr>
+          <w:ilvl w:val="0"/>
+          <w:numId w:val="2"/>
+        </w:numPr>
+        <w:spacing w:after="40" w:before="40"/>
+      </w:pPr>
+      <w:r>
+        <w:rPr>
+          <w:rFonts w:ascii="Arial" w:cs="Arial" w:eastAsia="Arial" w:hAnsi="Arial"/>
+          <w:b/>
+          <w:bCs/>
+          <w:sz w:val="20"/>
+          <w:szCs w:val="20"/>
+        </w:rPr>
+        <w:t xml:space="preserve">캔버스/코멘트 연동: </w:t>
+      </w:r>
+      <w:r>
+        <w:rPr>
+          <w:rFonts w:ascii="Arial" w:cs="Arial" w:eastAsia="Arial" w:hAnsi="Arial"/>
+          <w:sz w:val="20"/>
+          <w:szCs w:val="20"/>
+        </w:rPr>
+        <w:t xml:space="preserve">WhiteboardCanvas와 CommentsOverlay에서 useAuth() 사용자 정보 연동 (랜덤 세션 대신 실제 계정 이름/색상 사용)</w:t>
+      </w:r>
+    </w:p>
+    <w:p>
+      <w:pPr>
+        <w:pStyle w:val="Heading2"/>
+        <w:spacing w:after="80" w:before="240"/>
+      </w:pPr>
+      <w:r>
+        <w:rPr>
+          <w:rFonts w:ascii="Arial" w:cs="Arial" w:eastAsia="Arial" w:hAnsi="Arial"/>
+          <w:b/>
+          <w:bCs/>
+          <w:color w:val="2E4057"/>
+          <w:sz w:val="26"/>
+          <w:szCs w:val="26"/>
+        </w:rPr>
+        <w:t xml:space="preserve">6.4 스토리지 추상화 (로컬 + S3)</w:t>
+      </w:r>
+    </w:p>
+    <w:p>
+      <w:pPr>
+        <w:pStyle w:val="ListParagraph"/>
+        <w:numPr>
+          <w:ilvl w:val="0"/>
+          <w:numId w:val="2"/>
+        </w:numPr>
+        <w:spacing w:after="40" w:before="40"/>
+      </w:pPr>
+      <w:r>
+        <w:rPr>
+          <w:rFonts w:ascii="Arial" w:cs="Arial" w:eastAsia="Arial" w:hAnsi="Arial"/>
+          <w:b/>
+          <w:bCs/>
+          <w:sz w:val="20"/>
+          <w:szCs w:val="20"/>
+        </w:rPr>
+        <w:t xml:space="preserve">StorageProvider 인터페이스: </w:t>
+      </w:r>
+      <w:r>
+        <w:rPr>
+          <w:rFonts w:ascii="Arial" w:cs="Arial" w:eastAsia="Arial" w:hAnsi="Arial"/>
+          <w:sz w:val="20"/>
+          <w:szCs w:val="20"/>
+        </w:rPr>
+        <w:t xml:space="preserve">upload, delete, getUrl 메서드를 가진 추상 인터페이스 (storage/types.ts)</w:t>
+      </w:r>
+    </w:p>
+    <w:p>
+      <w:pPr>
+        <w:pStyle w:val="ListParagraph"/>
+        <w:numPr>
+          <w:ilvl w:val="0"/>
+          <w:numId w:val="2"/>
+        </w:numPr>
+        <w:spacing w:after="40" w:before="40"/>
+      </w:pPr>
+      <w:r>
+        <w:rPr>
+          <w:rFonts w:ascii="Arial" w:cs="Arial" w:eastAsia="Arial" w:hAnsi="Arial"/>
+          <w:b/>
+          <w:bCs/>
+          <w:sz w:val="20"/>
+          <w:szCs w:val="20"/>
+        </w:rPr>
+        <w:t xml:space="preserve">로컬 파일시스템: </w:t>
+      </w:r>
+      <w:r>
+        <w:rPr>
+          <w:rFonts w:ascii="Arial" w:cs="Arial" w:eastAsia="Arial" w:hAnsi="Arial"/>
+          <w:sz w:val="20"/>
+          <w:szCs w:val="20"/>
+        </w:rPr>
+        <w:t xml:space="preserve">storage/local.ts — UPLOAD_DIR에 파일 저장</w:t>
+      </w:r>
+    </w:p>
+    <w:p>
+      <w:pPr>
+        <w:pStyle w:val="ListParagraph"/>
+        <w:numPr>
+          <w:ilvl w:val="0"/>
+          <w:numId w:val="2"/>
+        </w:numPr>
+        <w:spacing w:after="40" w:before="40"/>
+      </w:pPr>
+      <w:r>
+        <w:rPr>
+          <w:rFonts w:ascii="Arial" w:cs="Arial" w:eastAsia="Arial" w:hAnsi="Arial"/>
+          <w:b/>
+          <w:bCs/>
+          <w:sz w:val="20"/>
+          <w:szCs w:val="20"/>
+        </w:rPr>
+        <w:t xml:space="preserve">AWS S3: </w:t>
+      </w:r>
+      <w:r>
+        <w:rPr>
+          <w:rFonts w:ascii="Arial" w:cs="Arial" w:eastAsia="Arial" w:hAnsi="Arial"/>
+          <w:sz w:val="20"/>
+          <w:szCs w:val="20"/>
+        </w:rPr>
+        <w:t xml:space="preserve">storage/s3.ts — @aws-sdk/client-s3 사용, MinIO 엔드포인트 및 CloudFront CDN URL 지원</w:t>
+      </w:r>
+    </w:p>
+    <w:p>
+      <w:pPr>
+        <w:pStyle w:val="ListParagraph"/>
+        <w:numPr>
+          <w:ilvl w:val="0"/>
+          <w:numId w:val="2"/>
+        </w:numPr>
+        <w:spacing w:after="40" w:before="40"/>
+      </w:pPr>
+      <w:r>
+        <w:rPr>
+          <w:rFonts w:ascii="Arial" w:cs="Arial" w:eastAsia="Arial" w:hAnsi="Arial"/>
+          <w:b/>
+          <w:bCs/>
+          <w:sz w:val="20"/>
+          <w:szCs w:val="20"/>
+        </w:rPr>
+        <w:t xml:space="preserve">팩토리: </w:t>
+      </w:r>
+      <w:r>
+        <w:rPr>
+          <w:rFonts w:ascii="Arial" w:cs="Arial" w:eastAsia="Arial" w:hAnsi="Arial"/>
+          <w:sz w:val="20"/>
+          <w:szCs w:val="20"/>
+        </w:rPr>
+        <w:t xml:space="preserve">STORAGE_TYPE 환경 변수로 로컬/S3 자동 선택</w:t>
+      </w:r>
+    </w:p>
+    <w:p>
+      <w:pPr>
+        <w:pStyle w:val="Heading2"/>
+        <w:spacing w:after="80" w:before="240"/>
+      </w:pPr>
+      <w:r>
+        <w:rPr>
+          <w:rFonts w:ascii="Arial" w:cs="Arial" w:eastAsia="Arial" w:hAnsi="Arial"/>
+          <w:b/>
+          <w:bCs/>
+          <w:color w:val="2E4057"/>
+          <w:sz w:val="26"/>
+          <w:szCs w:val="26"/>
+        </w:rPr>
+        <w:t xml:space="preserve">6.5 Docker 및 프로덕션 설정</w:t>
+      </w:r>
+    </w:p>
+    <w:p>
+      <w:pPr>
+        <w:pStyle w:val="ListParagraph"/>
+        <w:numPr>
+          <w:ilvl w:val="0"/>
+          <w:numId w:val="2"/>
+        </w:numPr>
+        <w:spacing w:after="40" w:before="40"/>
+      </w:pPr>
+      <w:r>
+        <w:rPr>
+          <w:rFonts w:ascii="Arial" w:cs="Arial" w:eastAsia="Arial" w:hAnsi="Arial"/>
+          <w:b/>
+          <w:bCs/>
+          <w:sz w:val="20"/>
+          <w:szCs w:val="20"/>
+        </w:rPr>
+        <w:t xml:space="preserve">Dockerfile (서버): </w:t>
+      </w:r>
+      <w:r>
+        <w:rPr>
+          <w:rFonts w:ascii="Arial" w:cs="Arial" w:eastAsia="Arial" w:hAnsi="Arial"/>
+          <w:sz w:val="20"/>
+          <w:szCs w:val="20"/>
+        </w:rPr>
+        <w:t xml:space="preserve">멀티스테이지 Node.js 20-alpine 빌드</w:t>
+      </w:r>
+    </w:p>
+    <w:p>
+      <w:pPr>
+        <w:pStyle w:val="ListParagraph"/>
+        <w:numPr>
+          <w:ilvl w:val="0"/>
+          <w:numId w:val="2"/>
+        </w:numPr>
+        <w:spacing w:after="40" w:before="40"/>
+      </w:pPr>
+      <w:r>
+        <w:rPr>
+          <w:rFonts w:ascii="Arial" w:cs="Arial" w:eastAsia="Arial" w:hAnsi="Arial"/>
+          <w:b/>
+          <w:bCs/>
+          <w:sz w:val="20"/>
+          <w:szCs w:val="20"/>
+        </w:rPr>
+        <w:t xml:space="preserve">Dockerfile (클라이언트): </w:t>
+      </w:r>
+      <w:r>
+        <w:rPr>
+          <w:rFonts w:ascii="Arial" w:cs="Arial" w:eastAsia="Arial" w:hAnsi="Arial"/>
+          <w:sz w:val="20"/>
+          <w:szCs w:val="20"/>
+        </w:rPr>
+        <w:t xml:space="preserve">Vite 빌드 + nginx:alpine 서비, SPA fallback, /api 및 /rooms WebSocket 프록시</w:t>
+      </w:r>
+    </w:p>
+    <w:p>
+      <w:pPr>
+        <w:pStyle w:val="ListParagraph"/>
+        <w:numPr>
+          <w:ilvl w:val="0"/>
+          <w:numId w:val="2"/>
+        </w:numPr>
+        <w:spacing w:after="40" w:before="40"/>
+      </w:pPr>
+      <w:r>
+        <w:rPr>
+          <w:rFonts w:ascii="Arial" w:cs="Arial" w:eastAsia="Arial" w:hAnsi="Arial"/>
+          <w:b/>
+          <w:bCs/>
+          <w:sz w:val="20"/>
+          <w:szCs w:val="20"/>
+        </w:rPr>
+        <w:t xml:space="preserve">docker-compose.yml: </w:t>
+      </w:r>
+      <w:r>
+        <w:rPr>
+          <w:rFonts w:ascii="Arial" w:cs="Arial" w:eastAsia="Arial" w:hAnsi="Arial"/>
+          <w:sz w:val="20"/>
+          <w:szCs w:val="20"/>
+        </w:rPr>
+        <w:t xml:space="preserve">postgres (15-alpine), server, client 서비스. MinIO 선택 주석 처리</w:t>
+      </w:r>
+    </w:p>
+    <w:p>
+      <w:pPr>
+        <w:pStyle w:val="ListParagraph"/>
+        <w:numPr>
+          <w:ilvl w:val="0"/>
+          <w:numId w:val="2"/>
+        </w:numPr>
+        <w:spacing w:after="40" w:before="40"/>
+      </w:pPr>
+      <w:r>
+        <w:rPr>
+          <w:rFonts w:ascii="Arial" w:cs="Arial" w:eastAsia="Arial" w:hAnsi="Arial"/>
+          <w:b/>
+          <w:bCs/>
+          <w:sz w:val="20"/>
+          <w:szCs w:val="20"/>
+        </w:rPr>
+        <w:t xml:space="preserve">.env.example: </w:t>
+      </w:r>
+      <w:r>
+        <w:rPr>
+          <w:rFonts w:ascii="Arial" w:cs="Arial" w:eastAsia="Arial" w:hAnsi="Arial"/>
+          <w:sz w:val="20"/>
+          <w:szCs w:val="20"/>
+        </w:rPr>
+        <w:t xml:space="preserve">모든 환경 변수 문서화</w:t>
+      </w:r>
+    </w:p>
+    <w:p>
+      <w:pPr>
+        <w:pStyle w:val="Heading2"/>
+        <w:spacing w:after="80" w:before="240"/>
+      </w:pPr>
+      <w:r>
+        <w:rPr>
+          <w:rFonts w:ascii="Arial" w:cs="Arial" w:eastAsia="Arial" w:hAnsi="Arial"/>
+          <w:b/>
+          <w:bCs/>
+          <w:color w:val="2E4057"/>
+          <w:sz w:val="26"/>
+          <w:szCs w:val="26"/>
+        </w:rPr>
+        <w:t xml:space="preserve">6.6 Phase 4에서 해결한 주요 기술 이슈</w:t>
+      </w:r>
+    </w:p>
+    <w:p>
+      <w:pPr>
+        <w:pStyle w:val="ListParagraph"/>
+        <w:numPr>
+          <w:ilvl w:val="0"/>
+          <w:numId w:val="2"/>
+        </w:numPr>
+        <w:spacing w:after="40" w:before="40"/>
+      </w:pPr>
+      <w:r>
+        <w:rPr>
+          <w:rFonts w:ascii="Arial" w:cs="Arial" w:eastAsia="Arial" w:hAnsi="Arial"/>
+          <w:b/>
+          <w:bCs/>
+          <w:sz w:val="20"/>
+          <w:szCs w:val="20"/>
+        </w:rPr>
+        <w:t xml:space="preserve">UnhandledPromiseRejection (ErrnoError): </w:t>
+      </w:r>
+      <w:r>
+        <w:rPr>
+          <w:rFonts w:ascii="Arial" w:cs="Arial" w:eastAsia="Arial" w:hAnsi="Arial"/>
+          <w:sz w:val="20"/>
+          <w:szCs w:val="20"/>
+        </w:rPr>
+        <w:t xml:space="preserve">index.ts에서 runMigrations() await 누락 + 구 SQLite WAL 파일 잔존 충돌 → async main()로 래핑, 절대 경로 PGlite 사용, 데이터 디렉토리 실시간 삭제</w:t>
+      </w:r>
+    </w:p>
+    <w:p>
+      <w:pPr>
+        <w:pStyle w:val="ListParagraph"/>
+        <w:numPr>
+          <w:ilvl w:val="0"/>
+          <w:numId w:val="2"/>
+        </w:numPr>
+        <w:spacing w:after="40" w:before="40"/>
+      </w:pPr>
+      <w:r>
+        <w:rPr>
+          <w:rFonts w:ascii="Arial" w:cs="Arial" w:eastAsia="Arial" w:hAnsi="Arial"/>
+          <w:b/>
+          <w:bCs/>
+          <w:sz w:val="20"/>
+          <w:szCs w:val="20"/>
+        </w:rPr>
+        <w:t xml:space="preserve">Vite optimizeDeps 경고: </w:t>
+      </w:r>
+      <w:r>
+        <w:rPr>
+          <w:rFonts w:ascii="Arial" w:cs="Arial" w:eastAsia="Arial" w:hAnsi="Arial"/>
+          <w:sz w:val="20"/>
+          <w:szCs w:val="20"/>
+        </w:rPr>
+        <w:t xml:space="preserve">미설치 패키지 (lodash.isequalwith, @tldraw/editor) 나열 → 제거</w:t>
+      </w:r>
+    </w:p>
+    <w:p>
+      <w:pPr>
+        <w:pStyle w:val="ListParagraph"/>
+        <w:numPr>
+          <w:ilvl w:val="0"/>
+          <w:numId w:val="2"/>
+        </w:numPr>
+        <w:spacing w:after="40" w:before="40"/>
+      </w:pPr>
+      <w:r>
+        <w:rPr>
+          <w:rFonts w:ascii="Arial" w:cs="Arial" w:eastAsia="Arial" w:hAnsi="Arial"/>
+          <w:b/>
+          <w:bCs/>
+          <w:sz w:val="20"/>
+          <w:szCs w:val="20"/>
+        </w:rPr>
+        <w:t xml:space="preserve">DB 연결: </w:t>
+      </w:r>
+      <w:r>
+        <w:rPr>
+          <w:rFonts w:ascii="Arial" w:cs="Arial" w:eastAsia="Arial" w:hAnsi="Arial"/>
+          <w:sz w:val="20"/>
+          <w:szCs w:val="20"/>
+        </w:rPr>
+        <w:t xml:space="preserve">connection.ts에서 상대 경로 사용 시 PGlite 경로 오류 → resolve()로 절대 경로 변환</w:t>
+      </w:r>
+    </w:p>
+    <w:p>
+      <w:pPr>
+        <w:pStyle w:val="Heading2"/>
+        <w:spacing w:after="80" w:before="240"/>
+      </w:pPr>
+      <w:r>
+        <w:rPr>
+          <w:rFonts w:ascii="Arial" w:cs="Arial" w:eastAsia="Arial" w:hAnsi="Arial"/>
+          <w:b/>
+          <w:bCs/>
+          <w:color w:val="2E4057"/>
+          <w:sz w:val="26"/>
+          <w:szCs w:val="26"/>
+        </w:rPr>
+        <w:t xml:space="preserve">6.7 현재 상태</w:t>
+      </w:r>
+    </w:p>
+    <w:p>
+      <w:pPr>
+        <w:pStyle w:val="ListParagraph"/>
+        <w:numPr>
+          <w:ilvl w:val="0"/>
+          <w:numId w:val="2"/>
+        </w:numPr>
+        <w:spacing w:after="40" w:before="40"/>
+      </w:pPr>
+      <w:r>
+        <w:rPr>
+          <w:rFonts w:ascii="Arial" w:cs="Arial" w:eastAsia="Arial" w:hAnsi="Arial"/>
+          <w:sz w:val="20"/>
+          <w:szCs w:val="20"/>
+        </w:rPr>
+        <w:t xml:space="preserve">모든 API 엔드포인트 정상 동작 (E2E 테스트 통과)</w:t>
+      </w:r>
+    </w:p>
+    <w:p>
+      <w:pPr>
+        <w:pStyle w:val="ListParagraph"/>
+        <w:numPr>
+          <w:ilvl w:val="0"/>
+          <w:numId w:val="2"/>
+        </w:numPr>
+        <w:spacing w:after="40" w:before="40"/>
+      </w:pPr>
+      <w:r>
+        <w:rPr>
+          <w:rFonts w:ascii="Arial" w:cs="Arial" w:eastAsia="Arial" w:hAnsi="Arial"/>
+          <w:sz w:val="20"/>
+          <w:szCs w:val="20"/>
+        </w:rPr>
+        <w:t xml:space="preserve">PGlite로 로컬 개발 서버 정상 기동 (PostgreSQL 설치 불필요)</w:t>
+      </w:r>
+    </w:p>
+    <w:p>
+      <w:pPr>
+        <w:pStyle w:val="ListParagraph"/>
+        <w:numPr>
+          <w:ilvl w:val="0"/>
+          <w:numId w:val="2"/>
+        </w:numPr>
+        <w:spacing w:after="40" w:before="40"/>
+      </w:pPr>
+      <w:r>
+        <w:rPr>
+          <w:rFonts w:ascii="Arial" w:cs="Arial" w:eastAsia="Arial" w:hAnsi="Arial"/>
+          <w:sz w:val="20"/>
+          <w:szCs w:val="20"/>
+        </w:rPr>
+        <w:t xml:space="preserve">인증 플로우: 회원가입 → 로그인 → 보호도라우트 → 로그아웃 전부 정상</w:t>
+      </w:r>
+    </w:p>
+    <w:p>
+      <w:pPr>
+        <w:pStyle w:val="ListParagraph"/>
+        <w:numPr>
+          <w:ilvl w:val="0"/>
+          <w:numId w:val="2"/>
+        </w:numPr>
+        <w:spacing w:after="40" w:before="40"/>
+      </w:pPr>
+      <w:r>
+        <w:rPr>
+          <w:rFonts w:ascii="Arial" w:cs="Arial" w:eastAsia="Arial" w:hAnsi="Arial"/>
+          <w:sz w:val="20"/>
+          <w:szCs w:val="20"/>
+        </w:rPr>
+        <w:t xml:space="preserve">Docker 빌드 준비 완료. 실 PostgreSQL과 docker-compose up으로 배포 가능</w:t>
+      </w:r>
+    </w:p>
+    <w:p>
+      <w:pPr>
+        <w:pStyle w:val="ListParagraph"/>
+        <w:numPr>
+          <w:ilvl w:val="0"/>
+          <w:numId w:val="2"/>
+        </w:numPr>
+        <w:spacing w:after="40" w:before="40"/>
+      </w:pPr>
+      <w:r>
+        <w:rPr>
+          <w:rFonts w:ascii="Arial" w:cs="Arial" w:eastAsia="Arial" w:hAnsi="Arial"/>
+          <w:b/>
+          <w:bCs/>
+          <w:sz w:val="20"/>
+          <w:szCs w:val="20"/>
+        </w:rPr>
+        <w:t xml:space="preserve">Tech Stack: </w:t>
+      </w:r>
+      <w:r>
+        <w:rPr>
+          <w:rFonts w:ascii="Arial" w:cs="Arial" w:eastAsia="Arial" w:hAnsi="Arial"/>
+          <w:sz w:val="20"/>
+          <w:szCs w:val="20"/>
+        </w:rPr>
+        <w:t xml:space="preserve">@electric-sql/pglite, drizzle-orm/pglite, bcryptjs, jsonwebtoken, @aws-sdk/client-s3, cookie, Docker, nginx</w:t>
+      </w:r>
+    </w:p>
+    <w:p>
+      <w:pPr>
+        <w:pStyle w:val="Heading1"/>
+        <w:spacing w:after="120" w:before="360"/>
+      </w:pPr>
+      <w:r>
+        <w:rPr>
+          <w:rFonts w:ascii="Arial" w:cs="Arial" w:eastAsia="Arial" w:hAnsi="Arial"/>
+          <w:b/>
+          <w:bCs/>
+          <w:color w:val="2E4057"/>
+          <w:sz w:val="32"/>
+          <w:szCs w:val="32"/>
+        </w:rPr>
+        <w:t xml:space="preserve">7. Phase 5 — 디버깅 및 최적화 (2026-04-02)</w:t>
+      </w:r>
+    </w:p>
+    <w:p>
+      <w:pPr>
+        <w:pStyle w:val="Heading2"/>
+        <w:spacing w:after="80" w:before="240"/>
+      </w:pPr>
+      <w:r>
+        <w:rPr>
+          <w:rFonts w:ascii="Arial" w:cs="Arial" w:eastAsia="Arial" w:hAnsi="Arial"/>
+          <w:b/>
+          <w:bCs/>
+          <w:color w:val="2E4057"/>
+          <w:sz w:val="26"/>
+          <w:szCs w:val="26"/>
+        </w:rPr>
+        <w:t xml:space="preserve">7.1 작업 개요</w:t>
+      </w:r>
+    </w:p>
+    <w:p>
+      <w:pPr>
+        <w:spacing w:after="60" w:before="60"/>
+      </w:pPr>
+      <w:r>
+        <w:rPr>
+          <w:rFonts w:ascii="Arial" w:cs="Arial" w:eastAsia="Arial" w:hAnsi="Arial"/>
+          <w:sz w:val="20"/>
+          <w:szCs w:val="20"/>
+        </w:rPr>
+        <w:t xml:space="preserve">Phase 1–Phase 4 MVP 완료 후 전체 코드베이스에 대한 교차 검증, 디버깅 및 보안 강화 작업을 수행했습니다. 총 22개 이슈가 발견되었으며 Critical 5개를 포함한 주요 부분을 수정했습니다.</w:t>
+      </w:r>
+    </w:p>
+    <w:p>
+      <w:pPr>
+        <w:pStyle w:val="Heading2"/>
+        <w:spacing w:after="80" w:before="240"/>
+      </w:pPr>
+      <w:r>
+        <w:rPr>
+          <w:rFonts w:ascii="Arial" w:cs="Arial" w:eastAsia="Arial" w:hAnsi="Arial"/>
+          <w:b/>
+          <w:bCs/>
+          <w:color w:val="2E4057"/>
+          <w:sz w:val="26"/>
+          <w:szCs w:val="26"/>
+        </w:rPr>
+        <w:t xml:space="preserve">7.2 발견된 이슈 목록 (총 22개)</w:t>
+      </w:r>
+    </w:p>
+    <w:p>
+      <w:pPr>
+        <w:spacing w:after="60" w:before="60"/>
+      </w:pPr>
+      <w:r>
+        <w:rPr>
+          <w:rFonts w:ascii="Arial" w:cs="Arial" w:eastAsia="Arial" w:hAnsi="Arial"/>
+          <w:sz w:val="20"/>
+          <w:szCs w:val="20"/>
+        </w:rPr>
+        <w:t xml:space="preserve">Critical (5개)</w:t>
+      </w:r>
+    </w:p>
+    <w:p>
+      <w:pPr>
+        <w:numPr>
+          <w:ilvl w:val="0"/>
+          <w:numId w:val="2"/>
+        </w:numPr>
+        <w:spacing w:after="40" w:before="40"/>
+      </w:pPr>
+      <w:r>
+        <w:rPr>
+          <w:rFonts w:ascii="Arial" w:cs="Arial" w:eastAsia="Arial" w:hAnsi="Arial"/>
+          <w:sz w:val="20"/>
+          <w:szCs w:val="20"/>
+        </w:rPr>
+        <w:t xml:space="preserve">1. 소유권 검증 누락: /api/projects/:id, /api/boards/:id 등 변경/삭제 엔드포인트에서 다른 유저의 리소스 접근 가능</w:t>
+      </w:r>
+    </w:p>
+    <w:p>
+      <w:pPr>
+        <w:numPr>
+          <w:ilvl w:val="0"/>
+          <w:numId w:val="2"/>
+        </w:numPr>
+        <w:spacing w:after="40" w:before="40"/>
+      </w:pPr>
+      <w:r>
+        <w:rPr>
+          <w:rFonts w:ascii="Arial" w:cs="Arial" w:eastAsia="Arial" w:hAnsi="Arial"/>
+          <w:sz w:val="20"/>
+          <w:szCs w:val="20"/>
+        </w:rPr>
+        <w:t xml:space="preserve">2. CORS origin 하드코딩: app.ts에서 프로덕션 CORS origin이 https://yourdomain.com으로 하드코딩됨</w:t>
+      </w:r>
+    </w:p>
+    <w:p>
+      <w:pPr>
+        <w:numPr>
+          <w:ilvl w:val="0"/>
+          <w:numId w:val="2"/>
+        </w:numPr>
+        <w:spacing w:after="40" w:before="40"/>
+      </w:pPr>
+      <w:r>
+        <w:rPr>
+          <w:rFonts w:ascii="Arial" w:cs="Arial" w:eastAsia="Arial" w:hAnsi="Arial"/>
+          <w:sz w:val="20"/>
+          <w:szCs w:val="20"/>
+        </w:rPr>
+        <w:t xml:space="preserve">3. 로그인 비밀번호 최솏값 불일치: 회원가입은 min(8) 조건인데 로그인은 min(1)로 설정되어 불일치</w:t>
+      </w:r>
+    </w:p>
+    <w:p>
+      <w:pPr>
+        <w:numPr>
+          <w:ilvl w:val="0"/>
+          <w:numId w:val="2"/>
+        </w:numPr>
+        <w:spacing w:after="40" w:before="40"/>
+      </w:pPr>
+      <w:r>
+        <w:rPr>
+          <w:rFonts w:ascii="Arial" w:cs="Arial" w:eastAsia="Arial" w:hAnsi="Arial"/>
+          <w:sz w:val="20"/>
+          <w:szCs w:val="20"/>
+        </w:rPr>
+        <w:t xml:space="preserve">4. useComments.ts stale closure 버그: loading 상태를 eslint-disable로 억제하며 잘못된 클로저 참조</w:t>
+      </w:r>
+    </w:p>
+    <w:p>
+      <w:pPr>
+        <w:numPr>
+          <w:ilvl w:val="0"/>
+          <w:numId w:val="2"/>
+        </w:numPr>
+        <w:spacing w:after="40" w:before="40"/>
+      </w:pPr>
+      <w:r>
+        <w:rPr>
+          <w:rFonts w:ascii="Arial" w:cs="Arial" w:eastAsia="Arial" w:hAnsi="Arial"/>
+          <w:sz w:val="20"/>
+          <w:szCs w:val="20"/>
+        </w:rPr>
+        <w:t xml:space="preserve">5. ForbiddenError 클래스 미정의: 인증/인가 분리를 위한 403 에러 클래스 없음</w:t>
+      </w:r>
+    </w:p>
+    <w:p>
+      <w:pPr>
+        <w:spacing w:after="60" w:before="60"/>
+      </w:pPr>
+      <w:r>
+        <w:rPr>
+          <w:rFonts w:ascii="Arial" w:cs="Arial" w:eastAsia="Arial" w:hAnsi="Arial"/>
+          <w:sz w:val="20"/>
+          <w:szCs w:val="20"/>
+        </w:rPr>
+        <w:t xml:space="preserve">High (4개)</w:t>
+      </w:r>
+    </w:p>
+    <w:p>
+      <w:pPr>
+        <w:numPr>
+          <w:ilvl w:val="0"/>
+          <w:numId w:val="2"/>
+        </w:numPr>
+        <w:spacing w:after="40" w:before="40"/>
+      </w:pPr>
+      <w:r>
+        <w:rPr>
+          <w:rFonts w:ascii="Arial" w:cs="Arial" w:eastAsia="Arial" w:hAnsi="Arial"/>
+          <w:sz w:val="20"/>
+          <w:szCs w:val="20"/>
+        </w:rPr>
+        <w:t xml:space="preserve">6. 댓글 사용자 ownership 미검증: 댓글에 user_id 없이 authorName만 사용하여 위장 가능</w:t>
+      </w:r>
+    </w:p>
+    <w:p>
+      <w:pPr>
+        <w:numPr>
+          <w:ilvl w:val="0"/>
+          <w:numId w:val="2"/>
+        </w:numPr>
+        <w:spacing w:after="40" w:before="40"/>
+      </w:pPr>
+      <w:r>
+        <w:rPr>
+          <w:rFonts w:ascii="Arial" w:cs="Arial" w:eastAsia="Arial" w:hAnsi="Arial"/>
+          <w:sz w:val="20"/>
+          <w:szCs w:val="20"/>
+        </w:rPr>
+        <w:t xml:space="preserve">7. 댓글 페이지네이션 없음: 보드의 모든 댓글을 한 번에 반환</w:t>
+      </w:r>
+    </w:p>
+    <w:p>
+      <w:pPr>
+        <w:numPr>
+          <w:ilvl w:val="0"/>
+          <w:numId w:val="2"/>
+        </w:numPr>
+        <w:spacing w:after="40" w:before="40"/>
+      </w:pPr>
+      <w:r>
+        <w:rPr>
+          <w:rFonts w:ascii="Arial" w:cs="Arial" w:eastAsia="Arial" w:hAnsi="Arial"/>
+          <w:sz w:val="20"/>
+          <w:szCs w:val="20"/>
+        </w:rPr>
+        <w:t xml:space="preserve">8. WebSocket 쿠키 파싱 보안: HTTP 환경에서 쿠키 인터셉트 위험 (개발 환경 한정)</w:t>
+      </w:r>
+    </w:p>
+    <w:p>
+      <w:pPr>
+        <w:numPr>
+          <w:ilvl w:val="0"/>
+          <w:numId w:val="2"/>
+        </w:numPr>
+        <w:spacing w:after="40" w:before="40"/>
+      </w:pPr>
+      <w:r>
+        <w:rPr>
+          <w:rFonts w:ascii="Arial" w:cs="Arial" w:eastAsia="Arial" w:hAnsi="Arial"/>
+          <w:sz w:val="20"/>
+          <w:szCs w:val="20"/>
+        </w:rPr>
+        <w:t xml:space="preserve">9. RoomManager 저장 실패 시 재시도 없음</w:t>
+      </w:r>
+    </w:p>
+    <w:p>
+      <w:pPr>
+        <w:spacing w:after="60" w:before="60"/>
+      </w:pPr>
+      <w:r>
+        <w:rPr>
+          <w:rFonts w:ascii="Arial" w:cs="Arial" w:eastAsia="Arial" w:hAnsi="Arial"/>
+          <w:sz w:val="20"/>
+          <w:szCs w:val="20"/>
+        </w:rPr>
+        <w:t xml:space="preserve">Medium (6개)</w:t>
+      </w:r>
+    </w:p>
+    <w:p>
+      <w:pPr>
+        <w:numPr>
+          <w:ilvl w:val="0"/>
+          <w:numId w:val="2"/>
+        </w:numPr>
+        <w:spacing w:after="40" w:before="40"/>
+      </w:pPr>
+      <w:r>
+        <w:rPr>
+          <w:rFonts w:ascii="Arial" w:cs="Arial" w:eastAsia="Arial" w:hAnsi="Arial"/>
+          <w:sz w:val="20"/>
+          <w:szCs w:val="20"/>
+        </w:rPr>
+        <w:t xml:space="preserve">10. 에러 메시지 한/영 혼용</w:t>
+      </w:r>
+    </w:p>
+    <w:p>
+      <w:pPr>
+        <w:numPr>
+          <w:ilvl w:val="0"/>
+          <w:numId w:val="2"/>
+        </w:numPr>
+        <w:spacing w:after="40" w:before="40"/>
+      </w:pPr>
+      <w:r>
+        <w:rPr>
+          <w:rFonts w:ascii="Arial" w:cs="Arial" w:eastAsia="Arial" w:hAnsi="Arial"/>
+          <w:sz w:val="20"/>
+          <w:szCs w:val="20"/>
+        </w:rPr>
+        <w:t xml:space="preserve">11. Dockerfile 프로덕션 CMD가 tsx 사용 (빌드된 JS 실행 권장)</w:t>
+      </w:r>
+    </w:p>
+    <w:p>
+      <w:pPr>
+        <w:numPr>
+          <w:ilvl w:val="0"/>
+          <w:numId w:val="2"/>
+        </w:numPr>
+        <w:spacing w:after="40" w:before="40"/>
+      </w:pPr>
+      <w:r>
+        <w:rPr>
+          <w:rFonts w:ascii="Arial" w:cs="Arial" w:eastAsia="Arial" w:hAnsi="Arial"/>
+          <w:sz w:val="20"/>
+          <w:szCs w:val="20"/>
+        </w:rPr>
+        <w:t xml:space="preserve">12. Health check DB 연결 미확인</w:t>
+      </w:r>
+    </w:p>
+    <w:p>
+      <w:pPr>
+        <w:numPr>
+          <w:ilvl w:val="0"/>
+          <w:numId w:val="2"/>
+        </w:numPr>
+        <w:spacing w:after="40" w:before="40"/>
+      </w:pPr>
+      <w:r>
+        <w:rPr>
+          <w:rFonts w:ascii="Arial" w:cs="Arial" w:eastAsia="Arial" w:hAnsi="Arial"/>
+          <w:sz w:val="20"/>
+          <w:szCs w:val="20"/>
+        </w:rPr>
+        <w:t xml:space="preserve">13. console.log 프로덕션 코드에 직접 사용</w:t>
+      </w:r>
+    </w:p>
+    <w:p>
+      <w:pPr>
+        <w:numPr>
+          <w:ilvl w:val="0"/>
+          <w:numId w:val="2"/>
+        </w:numPr>
+        <w:spacing w:after="40" w:before="40"/>
+      </w:pPr>
+      <w:r>
+        <w:rPr>
+          <w:rFonts w:ascii="Arial" w:cs="Arial" w:eastAsia="Arial" w:hAnsi="Arial"/>
+          <w:sz w:val="20"/>
+          <w:szCs w:val="20"/>
+        </w:rPr>
+        <w:t xml:space="preserve">14. board_documents.document 컬럼이 TEXT (JSONB 권장)</w:t>
+      </w:r>
+    </w:p>
+    <w:p>
+      <w:pPr>
+        <w:numPr>
+          <w:ilvl w:val="0"/>
+          <w:numId w:val="2"/>
+        </w:numPr>
+        <w:spacing w:after="40" w:before="40"/>
+      </w:pPr>
+      <w:r>
+        <w:rPr>
+          <w:rFonts w:ascii="Arial" w:cs="Arial" w:eastAsia="Arial" w:hAnsi="Arial"/>
+          <w:sz w:val="20"/>
+          <w:szCs w:val="20"/>
+        </w:rPr>
+        <w:t xml:space="preserve">15. 레이트 리미팅 없음</w:t>
+      </w:r>
+    </w:p>
+    <w:p>
+      <w:pPr>
+        <w:spacing w:after="60" w:before="60"/>
+      </w:pPr>
+      <w:r>
+        <w:rPr>
+          <w:rFonts w:ascii="Arial" w:cs="Arial" w:eastAsia="Arial" w:hAnsi="Arial"/>
+          <w:sz w:val="20"/>
+          <w:szCs w:val="20"/>
+        </w:rPr>
+        <w:t xml:space="preserve">Low (7개)</w:t>
+      </w:r>
+    </w:p>
+    <w:p>
+      <w:pPr>
+        <w:numPr>
+          <w:ilvl w:val="0"/>
+          <w:numId w:val="2"/>
+        </w:numPr>
+        <w:spacing w:after="40" w:before="40"/>
+      </w:pPr>
+      <w:r>
+        <w:rPr>
+          <w:rFonts w:ascii="Arial" w:cs="Arial" w:eastAsia="Arial" w:hAnsi="Arial"/>
+          <w:sz w:val="20"/>
+          <w:szCs w:val="20"/>
+        </w:rPr>
+        <w:t xml:space="preserve">16. 이메일 인증 없음</w:t>
+      </w:r>
+    </w:p>
+    <w:p>
+      <w:pPr>
+        <w:numPr>
+          <w:ilvl w:val="0"/>
+          <w:numId w:val="2"/>
+        </w:numPr>
+        <w:spacing w:after="40" w:before="40"/>
+      </w:pPr>
+      <w:r>
+        <w:rPr>
+          <w:rFonts w:ascii="Arial" w:cs="Arial" w:eastAsia="Arial" w:hAnsi="Arial"/>
+          <w:sz w:val="20"/>
+          <w:szCs w:val="20"/>
+        </w:rPr>
+        <w:t xml:space="preserve">17. 비밀번호 재설정 없음</w:t>
+      </w:r>
+    </w:p>
+    <w:p>
+      <w:pPr>
+        <w:numPr>
+          <w:ilvl w:val="0"/>
+          <w:numId w:val="2"/>
+        </w:numPr>
+        <w:spacing w:after="40" w:before="40"/>
+      </w:pPr>
+      <w:r>
+        <w:rPr>
+          <w:rFonts w:ascii="Arial" w:cs="Arial" w:eastAsia="Arial" w:hAnsi="Arial"/>
+          <w:sz w:val="20"/>
+          <w:szCs w:val="20"/>
+        </w:rPr>
+        <w:t xml:space="preserve">18. 소프트 삭제 없음</w:t>
+      </w:r>
+    </w:p>
+    <w:p>
+      <w:pPr>
+        <w:numPr>
+          <w:ilvl w:val="0"/>
+          <w:numId w:val="2"/>
+        </w:numPr>
+        <w:spacing w:after="40" w:before="40"/>
+      </w:pPr>
+      <w:r>
+        <w:rPr>
+          <w:rFonts w:ascii="Arial" w:cs="Arial" w:eastAsia="Arial" w:hAnsi="Arial"/>
+          <w:sz w:val="20"/>
+          <w:szCs w:val="20"/>
+        </w:rPr>
+        <w:t xml:space="preserve">19. 변경 이력 추적 없음</w:t>
+      </w:r>
+    </w:p>
+    <w:p>
+      <w:pPr>
+        <w:numPr>
+          <w:ilvl w:val="0"/>
+          <w:numId w:val="2"/>
+        </w:numPr>
+        <w:spacing w:after="40" w:before="40"/>
+      </w:pPr>
+      <w:r>
+        <w:rPr>
+          <w:rFonts w:ascii="Arial" w:cs="Arial" w:eastAsia="Arial" w:hAnsi="Arial"/>
+          <w:sz w:val="20"/>
+          <w:szCs w:val="20"/>
+        </w:rPr>
+        <w:t xml:space="preserve">20. 감사 로깅 없음</w:t>
+      </w:r>
+    </w:p>
+    <w:p>
+      <w:pPr>
+        <w:numPr>
+          <w:ilvl w:val="0"/>
+          <w:numId w:val="2"/>
+        </w:numPr>
+        <w:spacing w:after="40" w:before="40"/>
+      </w:pPr>
+      <w:r>
+        <w:rPr>
+          <w:rFonts w:ascii="Arial" w:cs="Arial" w:eastAsia="Arial" w:hAnsi="Arial"/>
+          <w:sz w:val="20"/>
+          <w:szCs w:val="20"/>
+        </w:rPr>
+        <w:t xml:space="preserve">21. 실시간 커서 미지원</w:t>
+      </w:r>
+    </w:p>
+    <w:p>
+      <w:pPr>
+        <w:numPr>
+          <w:ilvl w:val="0"/>
+          <w:numId w:val="2"/>
+        </w:numPr>
+        <w:spacing w:after="40" w:before="40"/>
+      </w:pPr>
+      <w:r>
+        <w:rPr>
+          <w:rFonts w:ascii="Arial" w:cs="Arial" w:eastAsia="Arial" w:hAnsi="Arial"/>
+          <w:sz w:val="20"/>
+          <w:szCs w:val="20"/>
+        </w:rPr>
+        <w:t xml:space="preserve">22. 보드 내보내기(export) 미지원</w:t>
+      </w:r>
+    </w:p>
+    <w:p>
+      <w:pPr>
+        <w:pStyle w:val="Heading2"/>
+        <w:spacing w:after="80" w:before="240"/>
+      </w:pPr>
+      <w:r>
+        <w:rPr>
+          <w:rFonts w:ascii="Arial" w:cs="Arial" w:eastAsia="Arial" w:hAnsi="Arial"/>
+          <w:b/>
+          <w:bCs/>
+          <w:color w:val="2E4057"/>
+          <w:sz w:val="26"/>
+          <w:szCs w:val="26"/>
+        </w:rPr>
+        <w:t xml:space="preserve">7.3 수정된 파일 목록</w:t>
+      </w:r>
+    </w:p>
+    <w:tbl>
+      <w:tblPr>
+        <w:tblW w:w="9360" w:type="dxa"/>
+        <w:tblBorders>
+          <w:top w:val="single" w:sz="1" w:color="CCCCCC"/>
+          <w:bottom w:val="single" w:sz="1" w:color="CCCCCC"/>
+          <w:left w:val="single" w:sz="1" w:color="CCCCCC"/>
+          <w:right w:val="single" w:sz="1" w:color="CCCCCC"/>
+          <w:insideH w:val="single" w:sz="1" w:color="CCCCCC"/>
+          <w:insideV w:val="single" w:sz="1" w:color="CCCCCC"/>
+        </w:tblBorders>
+        <w:tblCellMar>
+          <w:top w:w="80" w:type="dxa"/>
+          <w:bottom w:w="80" w:type="dxa"/>
+          <w:left w:w="120" w:type="dxa"/>
+          <w:right w:w="120" w:type="dxa"/>
+        </w:tblCellMar>
+      </w:tblPr>
+      <w:tblGrid>
+        <w:gridCol w:w="3500"/>
+        <w:gridCol w:w="5860"/>
+      </w:tblGrid>
+      <w:tr>
+        <w:tc>
+          <w:tcPr>
+            <w:tcW w:w="3500" w:type="dxa"/>
+            <w:shading w:val="clear" w:fill="2E4057" w:color="auto"/>
+            <w:tcBorders>
+              <w:top w:val="single" w:sz="1" w:color="CCCCCC"/>
+              <w:bottom w:val="single" w:sz="1" w:color="CCCCCC"/>
+              <w:left w:val="single" w:sz="1" w:color="CCCCCC"/>
+              <w:right w:val="single" w:sz="1" w:color="CCCCCC"/>
+            </w:tcBorders>
+            <w:tcMar>
+              <w:top w:w="80" w:type="dxa"/>
+              <w:bottom w:w="80" w:type="dxa"/>
+              <w:left w:w="120" w:type="dxa"/>
+              <w:right w:w="120" w:type="dxa"/>
+            </w:tcMar>
+          </w:tcPr>
+          <w:p>
+            <w:r>
+              <w:rPr>
+                <w:rFonts w:ascii="Arial" w:cs="Arial" w:eastAsia="Arial" w:hAnsi="Arial"/>
+                <w:b/>
+                <w:bCs/>
+                <w:color w:val="FFFFFF"/>
+                <w:sz w:val="18"/>
+                <w:szCs w:val="18"/>
+              </w:rPr>
+              <w:t xml:space="preserve">파일</w:t>
+            </w:r>
+          </w:p>
+        </w:tc>
+        <w:tc>
+          <w:tcPr>
+            <w:tcW w:w="5860" w:type="dxa"/>
+            <w:shading w:val="clear" w:fill="2E4057" w:color="auto"/>
+            <w:tcBorders>
+              <w:top w:val="single" w:sz="1" w:color="CCCCCC"/>
+              <w:bottom w:val="single" w:sz="1" w:color="CCCCCC"/>
+              <w:left w:val="single" w:sz="1" w:color="CCCCCC"/>
+              <w:right w:val="single" w:sz="1" w:color="CCCCCC"/>
+            </w:tcBorders>
+            <w:tcMar>
+              <w:top w:w="80" w:type="dxa"/>
+              <w:bottom w:w="80" w:type="dxa"/>
+              <w:left w:w="120" w:type="dxa"/>
+              <w:right w:w="120" w:type="dxa"/>
+            </w:tcMar>
+          </w:tcPr>
+          <w:p>
+            <w:r>
+              <w:rPr>
+                <w:rFonts w:ascii="Arial" w:cs="Arial" w:eastAsia="Arial" w:hAnsi="Arial"/>
+                <w:b/>
+                <w:bCs/>
+                <w:color w:val="FFFFFF"/>
+                <w:sz w:val="18"/>
+                <w:szCs w:val="18"/>
+              </w:rPr>
+              <w:t xml:space="preserve">수정 내용</w:t>
+            </w:r>
+          </w:p>
+        </w:tc>
+      </w:tr>
+      <w:tr>
+        <w:tc>
+          <w:tcPr>
+            <w:tcW w:w="3500" w:type="dxa"/>
+            <w:shading w:val="clear" w:fill="F5F5F5" w:color="auto"/>
+            <w:tcBorders>
+              <w:top w:val="single" w:sz="1" w:color="CCCCCC"/>
+              <w:bottom w:val="single" w:sz="1" w:color="CCCCCC"/>
+              <w:left w:val="single" w:sz="1" w:color="CCCCCC"/>
+              <w:right w:val="single" w:sz="1" w:color="CCCCCC"/>
+            </w:tcBorders>
+            <w:tcMar>
+              <w:top w:w="80" w:type="dxa"/>
+              <w:bottom w:w="80" w:type="dxa"/>
+              <w:left w:w="120" w:type="dxa"/>
+              <w:right w:w="120" w:type="dxa"/>
+            </w:tcMar>
+          </w:tcPr>
+          <w:p>
+            <w:r>
+              <w:rPr>
+                <w:rFonts w:ascii="Arial" w:cs="Arial" w:eastAsia="Arial" w:hAnsi="Arial"/>
+                <w:sz w:val="18"/>
+                <w:szCs w:val="18"/>
+              </w:rPr>
+              <w:t xml:space="preserve">apps/server/src/utils/errors.ts</w:t>
+            </w:r>
+          </w:p>
+        </w:tc>
+        <w:tc>
+          <w:tcPr>
+            <w:tcW w:w="5860" w:type="dxa"/>
+            <w:tcBorders>
+              <w:top w:val="single" w:sz="1" w:color="CCCCCC"/>
+              <w:bottom w:val="single" w:sz="1" w:color="CCCCCC"/>
+              <w:left w:val="single" w:sz="1" w:color="CCCCCC"/>
+              <w:right w:val="single" w:sz="1" w:color="CCCCCC"/>
+            </w:tcBorders>
+            <w:tcMar>
+              <w:top w:w="80" w:type="dxa"/>
+              <w:bottom w:w="80" w:type="dxa"/>
+              <w:left w:w="120" w:type="dxa"/>
+              <w:right w:w="120" w:type="dxa"/>
+            </w:tcMar>
+          </w:tcPr>
+          <w:p>
+            <w:r>
+              <w:rPr>
+                <w:rFonts w:ascii="Arial" w:cs="Arial" w:eastAsia="Arial" w:hAnsi="Arial"/>
+                <w:sz w:val="18"/>
+                <w:szCs w:val="18"/>
+              </w:rPr>
+              <w:t xml:space="preserve">ForbiddenError 클래스 추가 (HTTP 403)</w:t>
+            </w:r>
+          </w:p>
+        </w:tc>
+      </w:tr>
+      <w:tr>
+        <w:tc>
+          <w:tcPr>
+            <w:tcW w:w="3500" w:type="dxa"/>
+            <w:shading w:val="clear" w:fill="F5F5F5" w:color="auto"/>
+            <w:tcBorders>
+              <w:top w:val="single" w:sz="1" w:color="CCCCCC"/>
+              <w:bottom w:val="single" w:sz="1" w:color="CCCCCC"/>
+              <w:left w:val="single" w:sz="1" w:color="CCCCCC"/>
+              <w:right w:val="single" w:sz="1" w:color="CCCCCC"/>
+            </w:tcBorders>
+            <w:tcMar>
+              <w:top w:w="80" w:type="dxa"/>
+              <w:bottom w:w="80" w:type="dxa"/>
+              <w:left w:w="120" w:type="dxa"/>
+              <w:right w:w="120" w:type="dxa"/>
+            </w:tcMar>
+          </w:tcPr>
+          <w:p>
+            <w:r>
+              <w:rPr>
+                <w:rFonts w:ascii="Arial" w:cs="Arial" w:eastAsia="Arial" w:hAnsi="Arial"/>
+                <w:sz w:val="18"/>
+                <w:szCs w:val="18"/>
+              </w:rPr>
+              <w:t xml:space="preserve">apps/server/src/config/env.ts</w:t>
+            </w:r>
+          </w:p>
+        </w:tc>
+        <w:tc>
+          <w:tcPr>
+            <w:tcW w:w="5860" w:type="dxa"/>
+            <w:tcBorders>
+              <w:top w:val="single" w:sz="1" w:color="CCCCCC"/>
+              <w:bottom w:val="single" w:sz="1" w:color="CCCCCC"/>
+              <w:left w:val="single" w:sz="1" w:color="CCCCCC"/>
+              <w:right w:val="single" w:sz="1" w:color="CCCCCC"/>
+            </w:tcBorders>
+            <w:tcMar>
+              <w:top w:w="80" w:type="dxa"/>
+              <w:bottom w:w="80" w:type="dxa"/>
+              <w:left w:w="120" w:type="dxa"/>
+              <w:right w:w="120" w:type="dxa"/>
+            </w:tcMar>
+          </w:tcPr>
+          <w:p>
+            <w:r>
+              <w:rPr>
+                <w:rFonts w:ascii="Arial" w:cs="Arial" w:eastAsia="Arial" w:hAnsi="Arial"/>
+                <w:sz w:val="18"/>
+                <w:szCs w:val="18"/>
+              </w:rPr>
+              <w:t xml:space="preserve">CLIENT_URL 환경변수 추가</w:t>
+            </w:r>
+          </w:p>
+        </w:tc>
+      </w:tr>
+      <w:tr>
+        <w:tc>
+          <w:tcPr>
+            <w:tcW w:w="3500" w:type="dxa"/>
+            <w:shading w:val="clear" w:fill="F5F5F5" w:color="auto"/>
+            <w:tcBorders>
+              <w:top w:val="single" w:sz="1" w:color="CCCCCC"/>
+              <w:bottom w:val="single" w:sz="1" w:color="CCCCCC"/>
+              <w:left w:val="single" w:sz="1" w:color="CCCCCC"/>
+              <w:right w:val="single" w:sz="1" w:color="CCCCCC"/>
+            </w:tcBorders>
+            <w:tcMar>
+              <w:top w:w="80" w:type="dxa"/>
+              <w:bottom w:w="80" w:type="dxa"/>
+              <w:left w:w="120" w:type="dxa"/>
+              <w:right w:w="120" w:type="dxa"/>
+            </w:tcMar>
+          </w:tcPr>
+          <w:p>
+            <w:r>
+              <w:rPr>
+                <w:rFonts w:ascii="Arial" w:cs="Arial" w:eastAsia="Arial" w:hAnsi="Arial"/>
+                <w:sz w:val="18"/>
+                <w:szCs w:val="18"/>
+              </w:rPr>
+              <w:t xml:space="preserve">apps/server/src/api/app.ts</w:t>
+            </w:r>
+          </w:p>
+        </w:tc>
+        <w:tc>
+          <w:tcPr>
+            <w:tcW w:w="5860" w:type="dxa"/>
+            <w:tcBorders>
+              <w:top w:val="single" w:sz="1" w:color="CCCCCC"/>
+              <w:bottom w:val="single" w:sz="1" w:color="CCCCCC"/>
+              <w:left w:val="single" w:sz="1" w:color="CCCCCC"/>
+              <w:right w:val="single" w:sz="1" w:color="CCCCCC"/>
+            </w:tcBorders>
+            <w:tcMar>
+              <w:top w:w="80" w:type="dxa"/>
+              <w:bottom w:w="80" w:type="dxa"/>
+              <w:left w:w="120" w:type="dxa"/>
+              <w:right w:w="120" w:type="dxa"/>
+            </w:tcMar>
+          </w:tcPr>
+          <w:p>
+            <w:r>
+              <w:rPr>
+                <w:rFonts w:ascii="Arial" w:cs="Arial" w:eastAsia="Arial" w:hAnsi="Arial"/>
+                <w:sz w:val="18"/>
+                <w:szCs w:val="18"/>
+              </w:rPr>
+              <w:t xml:space="preserve">CORS origin 하드코딩 제거 → CLIENT_URL 환경변수 사용</w:t>
+            </w:r>
+          </w:p>
+        </w:tc>
+      </w:tr>
+      <w:tr>
+        <w:tc>
+          <w:tcPr>
+            <w:tcW w:w="3500" w:type="dxa"/>
+            <w:shading w:val="clear" w:fill="F5F5F5" w:color="auto"/>
+            <w:tcBorders>
+              <w:top w:val="single" w:sz="1" w:color="CCCCCC"/>
+              <w:bottom w:val="single" w:sz="1" w:color="CCCCCC"/>
+              <w:left w:val="single" w:sz="1" w:color="CCCCCC"/>
+              <w:right w:val="single" w:sz="1" w:color="CCCCCC"/>
+            </w:tcBorders>
+            <w:tcMar>
+              <w:top w:w="80" w:type="dxa"/>
+              <w:bottom w:w="80" w:type="dxa"/>
+              <w:left w:w="120" w:type="dxa"/>
+              <w:right w:w="120" w:type="dxa"/>
+            </w:tcMar>
+          </w:tcPr>
+          <w:p>
+            <w:r>
+              <w:rPr>
+                <w:rFonts w:ascii="Arial" w:cs="Arial" w:eastAsia="Arial" w:hAnsi="Arial"/>
+                <w:sz w:val="18"/>
+                <w:szCs w:val="18"/>
+              </w:rPr>
+              <w:t xml:space="preserve">apps/server/src/api/routes/auth.ts</w:t>
+            </w:r>
+          </w:p>
+        </w:tc>
+        <w:tc>
+          <w:tcPr>
+            <w:tcW w:w="5860" w:type="dxa"/>
+            <w:tcBorders>
+              <w:top w:val="single" w:sz="1" w:color="CCCCCC"/>
+              <w:bottom w:val="single" w:sz="1" w:color="CCCCCC"/>
+              <w:left w:val="single" w:sz="1" w:color="CCCCCC"/>
+              <w:right w:val="single" w:sz="1" w:color="CCCCCC"/>
+            </w:tcBorders>
+            <w:tcMar>
+              <w:top w:w="80" w:type="dxa"/>
+              <w:bottom w:w="80" w:type="dxa"/>
+              <w:left w:w="120" w:type="dxa"/>
+              <w:right w:w="120" w:type="dxa"/>
+            </w:tcMar>
+          </w:tcPr>
+          <w:p>
+            <w:r>
+              <w:rPr>
+                <w:rFonts w:ascii="Arial" w:cs="Arial" w:eastAsia="Arial" w:hAnsi="Arial"/>
+                <w:sz w:val="18"/>
+                <w:szCs w:val="18"/>
+              </w:rPr>
+              <w:t xml:space="preserve">로그인 비밀번호 validation min(1) → min(8).max(100) 수정</w:t>
+            </w:r>
+          </w:p>
+        </w:tc>
+      </w:tr>
+      <w:tr>
+        <w:tc>
+          <w:tcPr>
+            <w:tcW w:w="3500" w:type="dxa"/>
+            <w:shading w:val="clear" w:fill="F5F5F5" w:color="auto"/>
+            <w:tcBorders>
+              <w:top w:val="single" w:sz="1" w:color="CCCCCC"/>
+              <w:bottom w:val="single" w:sz="1" w:color="CCCCCC"/>
+              <w:left w:val="single" w:sz="1" w:color="CCCCCC"/>
+              <w:right w:val="single" w:sz="1" w:color="CCCCCC"/>
+            </w:tcBorders>
+            <w:tcMar>
+              <w:top w:w="80" w:type="dxa"/>
+              <w:bottom w:w="80" w:type="dxa"/>
+              <w:left w:w="120" w:type="dxa"/>
+              <w:right w:w="120" w:type="dxa"/>
+            </w:tcMar>
+          </w:tcPr>
+          <w:p>
+            <w:r>
+              <w:rPr>
+                <w:rFonts w:ascii="Arial" w:cs="Arial" w:eastAsia="Arial" w:hAnsi="Arial"/>
+                <w:sz w:val="18"/>
+                <w:szCs w:val="18"/>
+              </w:rPr>
+              <w:t xml:space="preserve">apps/server/src/repositories/projectRepo.ts</w:t>
+            </w:r>
+          </w:p>
+        </w:tc>
+        <w:tc>
+          <w:tcPr>
+            <w:tcW w:w="5860" w:type="dxa"/>
+            <w:tcBorders>
+              <w:top w:val="single" w:sz="1" w:color="CCCCCC"/>
+              <w:bottom w:val="single" w:sz="1" w:color="CCCCCC"/>
+              <w:left w:val="single" w:sz="1" w:color="CCCCCC"/>
+              <w:right w:val="single" w:sz="1" w:color="CCCCCC"/>
+            </w:tcBorders>
+            <w:tcMar>
+              <w:top w:w="80" w:type="dxa"/>
+              <w:bottom w:w="80" w:type="dxa"/>
+              <w:left w:w="120" w:type="dxa"/>
+              <w:right w:w="120" w:type="dxa"/>
+            </w:tcMar>
+          </w:tcPr>
+          <w:p>
+            <w:r>
+              <w:rPr>
+                <w:rFonts w:ascii="Arial" w:cs="Arial" w:eastAsia="Arial" w:hAnsi="Arial"/>
+                <w:sz w:val="18"/>
+                <w:szCs w:val="18"/>
+              </w:rPr>
+              <w:t xml:space="preserve">findOwnerUserId() 메서드 추가</w:t>
+            </w:r>
+          </w:p>
+        </w:tc>
+      </w:tr>
+      <w:tr>
+        <w:tc>
+          <w:tcPr>
+            <w:tcW w:w="3500" w:type="dxa"/>
+            <w:shading w:val="clear" w:fill="F5F5F5" w:color="auto"/>
+            <w:tcBorders>
+              <w:top w:val="single" w:sz="1" w:color="CCCCCC"/>
+              <w:bottom w:val="single" w:sz="1" w:color="CCCCCC"/>
+              <w:left w:val="single" w:sz="1" w:color="CCCCCC"/>
+              <w:right w:val="single" w:sz="1" w:color="CCCCCC"/>
+            </w:tcBorders>
+            <w:tcMar>
+              <w:top w:w="80" w:type="dxa"/>
+              <w:bottom w:w="80" w:type="dxa"/>
+              <w:left w:w="120" w:type="dxa"/>
+              <w:right w:w="120" w:type="dxa"/>
+            </w:tcMar>
+          </w:tcPr>
+          <w:p>
+            <w:r>
+              <w:rPr>
+                <w:rFonts w:ascii="Arial" w:cs="Arial" w:eastAsia="Arial" w:hAnsi="Arial"/>
+                <w:sz w:val="18"/>
+                <w:szCs w:val="18"/>
+              </w:rPr>
+              <w:t xml:space="preserve">apps/server/src/repositories/boardRepo.ts</w:t>
+            </w:r>
+          </w:p>
+        </w:tc>
+        <w:tc>
+          <w:tcPr>
+            <w:tcW w:w="5860" w:type="dxa"/>
+            <w:tcBorders>
+              <w:top w:val="single" w:sz="1" w:color="CCCCCC"/>
+              <w:bottom w:val="single" w:sz="1" w:color="CCCCCC"/>
+              <w:left w:val="single" w:sz="1" w:color="CCCCCC"/>
+              <w:right w:val="single" w:sz="1" w:color="CCCCCC"/>
+            </w:tcBorders>
+            <w:tcMar>
+              <w:top w:w="80" w:type="dxa"/>
+              <w:bottom w:w="80" w:type="dxa"/>
+              <w:left w:w="120" w:type="dxa"/>
+              <w:right w:w="120" w:type="dxa"/>
+            </w:tcMar>
+          </w:tcPr>
+          <w:p>
+            <w:r>
+              <w:rPr>
+                <w:rFonts w:ascii="Arial" w:cs="Arial" w:eastAsia="Arial" w:hAnsi="Arial"/>
+                <w:sz w:val="18"/>
+                <w:szCs w:val="18"/>
+              </w:rPr>
+              <w:t xml:space="preserve">projects 임포트 추가, findOwnerUserId() JOIN 쿼리 추가</w:t>
+            </w:r>
+          </w:p>
+        </w:tc>
+      </w:tr>
+      <w:tr>
+        <w:tc>
+          <w:tcPr>
+            <w:tcW w:w="3500" w:type="dxa"/>
+            <w:shading w:val="clear" w:fill="F5F5F5" w:color="auto"/>
+            <w:tcBorders>
+              <w:top w:val="single" w:sz="1" w:color="CCCCCC"/>
+              <w:bottom w:val="single" w:sz="1" w:color="CCCCCC"/>
+              <w:left w:val="single" w:sz="1" w:color="CCCCCC"/>
+              <w:right w:val="single" w:sz="1" w:color="CCCCCC"/>
+            </w:tcBorders>
+            <w:tcMar>
+              <w:top w:w="80" w:type="dxa"/>
+              <w:bottom w:w="80" w:type="dxa"/>
+              <w:left w:w="120" w:type="dxa"/>
+              <w:right w:w="120" w:type="dxa"/>
+            </w:tcMar>
+          </w:tcPr>
+          <w:p>
+            <w:r>
+              <w:rPr>
+                <w:rFonts w:ascii="Arial" w:cs="Arial" w:eastAsia="Arial" w:hAnsi="Arial"/>
+                <w:sz w:val="18"/>
+                <w:szCs w:val="18"/>
+              </w:rPr>
+              <w:t xml:space="preserve">apps/server/src/api/routes/projects.ts</w:t>
+            </w:r>
+          </w:p>
+        </w:tc>
+        <w:tc>
+          <w:tcPr>
+            <w:tcW w:w="5860" w:type="dxa"/>
+            <w:tcBorders>
+              <w:top w:val="single" w:sz="1" w:color="CCCCCC"/>
+              <w:bottom w:val="single" w:sz="1" w:color="CCCCCC"/>
+              <w:left w:val="single" w:sz="1" w:color="CCCCCC"/>
+              <w:right w:val="single" w:sz="1" w:color="CCCCCC"/>
+            </w:tcBorders>
+            <w:tcMar>
+              <w:top w:w="80" w:type="dxa"/>
+              <w:bottom w:w="80" w:type="dxa"/>
+              <w:left w:w="120" w:type="dxa"/>
+              <w:right w:w="120" w:type="dxa"/>
+            </w:tcMar>
+          </w:tcPr>
+          <w:p>
+            <w:r>
+              <w:rPr>
+                <w:rFonts w:ascii="Arial" w:cs="Arial" w:eastAsia="Arial" w:hAnsi="Arial"/>
+                <w:sz w:val="18"/>
+                <w:szCs w:val="18"/>
+              </w:rPr>
+              <w:t xml:space="preserve">모든 라우트에 소유권 검증 로직 추가 (GET/PATCH/DELETE/:id, GET/POST/:id/boards)</w:t>
+            </w:r>
+          </w:p>
+        </w:tc>
+      </w:tr>
+      <w:tr>
+        <w:tc>
+          <w:tcPr>
+            <w:tcW w:w="3500" w:type="dxa"/>
+            <w:shading w:val="clear" w:fill="F5F5F5" w:color="auto"/>
+            <w:tcBorders>
+              <w:top w:val="single" w:sz="1" w:color="CCCCCC"/>
+              <w:bottom w:val="single" w:sz="1" w:color="CCCCCC"/>
+              <w:left w:val="single" w:sz="1" w:color="CCCCCC"/>
+              <w:right w:val="single" w:sz="1" w:color="CCCCCC"/>
+            </w:tcBorders>
+            <w:tcMar>
+              <w:top w:w="80" w:type="dxa"/>
+              <w:bottom w:w="80" w:type="dxa"/>
+              <w:left w:w="120" w:type="dxa"/>
+              <w:right w:w="120" w:type="dxa"/>
+            </w:tcMar>
+          </w:tcPr>
+          <w:p>
+            <w:r>
+              <w:rPr>
+                <w:rFonts w:ascii="Arial" w:cs="Arial" w:eastAsia="Arial" w:hAnsi="Arial"/>
+                <w:sz w:val="18"/>
+                <w:szCs w:val="18"/>
+              </w:rPr>
+              <w:t xml:space="preserve">apps/server/src/api/routes/boards.ts</w:t>
+            </w:r>
+          </w:p>
+        </w:tc>
+        <w:tc>
+          <w:tcPr>
+            <w:tcW w:w="5860" w:type="dxa"/>
+            <w:tcBorders>
+              <w:top w:val="single" w:sz="1" w:color="CCCCCC"/>
+              <w:bottom w:val="single" w:sz="1" w:color="CCCCCC"/>
+              <w:left w:val="single" w:sz="1" w:color="CCCCCC"/>
+              <w:right w:val="single" w:sz="1" w:color="CCCCCC"/>
+            </w:tcBorders>
+            <w:tcMar>
+              <w:top w:w="80" w:type="dxa"/>
+              <w:bottom w:w="80" w:type="dxa"/>
+              <w:left w:w="120" w:type="dxa"/>
+              <w:right w:w="120" w:type="dxa"/>
+            </w:tcMar>
+          </w:tcPr>
+          <w:p>
+            <w:r>
+              <w:rPr>
+                <w:rFonts w:ascii="Arial" w:cs="Arial" w:eastAsia="Arial" w:hAnsi="Arial"/>
+                <w:sz w:val="18"/>
+                <w:szCs w:val="18"/>
+              </w:rPr>
+              <w:t xml:space="preserve">PATCH/DELETE/:id, PUT/:id/document에 소유권 검증 추가</w:t>
+            </w:r>
+          </w:p>
+        </w:tc>
+      </w:tr>
+      <w:tr>
+        <w:tc>
+          <w:tcPr>
+            <w:tcW w:w="3500" w:type="dxa"/>
+            <w:shading w:val="clear" w:fill="F5F5F5" w:color="auto"/>
+            <w:tcBorders>
+              <w:top w:val="single" w:sz="1" w:color="CCCCCC"/>
+              <w:bottom w:val="single" w:sz="1" w:color="CCCCCC"/>
+              <w:left w:val="single" w:sz="1" w:color="CCCCCC"/>
+              <w:right w:val="single" w:sz="1" w:color="CCCCCC"/>
+            </w:tcBorders>
+            <w:tcMar>
+              <w:top w:w="80" w:type="dxa"/>
+              <w:bottom w:w="80" w:type="dxa"/>
+              <w:left w:w="120" w:type="dxa"/>
+              <w:right w:w="120" w:type="dxa"/>
+            </w:tcMar>
+          </w:tcPr>
+          <w:p>
+            <w:r>
+              <w:rPr>
+                <w:rFonts w:ascii="Arial" w:cs="Arial" w:eastAsia="Arial" w:hAnsi="Arial"/>
+                <w:sz w:val="18"/>
+                <w:szCs w:val="18"/>
+              </w:rPr>
+              <w:t xml:space="preserve">apps/client/src/hooks/useComments.ts</w:t>
+            </w:r>
+          </w:p>
+        </w:tc>
+        <w:tc>
+          <w:tcPr>
+            <w:tcW w:w="5860" w:type="dxa"/>
+            <w:tcBorders>
+              <w:top w:val="single" w:sz="1" w:color="CCCCCC"/>
+              <w:bottom w:val="single" w:sz="1" w:color="CCCCCC"/>
+              <w:left w:val="single" w:sz="1" w:color="CCCCCC"/>
+              <w:right w:val="single" w:sz="1" w:color="CCCCCC"/>
+            </w:tcBorders>
+            <w:tcMar>
+              <w:top w:w="80" w:type="dxa"/>
+              <w:bottom w:w="80" w:type="dxa"/>
+              <w:left w:w="120" w:type="dxa"/>
+              <w:right w:w="120" w:type="dxa"/>
+            </w:tcMar>
+          </w:tcPr>
+          <w:p>
+            <w:r>
+              <w:rPr>
+                <w:rFonts w:ascii="Arial" w:cs="Arial" w:eastAsia="Arial" w:hAnsi="Arial"/>
+                <w:sz w:val="18"/>
+                <w:szCs w:val="18"/>
+              </w:rPr>
+              <w:t xml:space="preserve">stale closure 버그 수정: isFirstLoad 파라미터로 분리, eslint-disable 제거</w:t>
+            </w:r>
+          </w:p>
+        </w:tc>
+      </w:tr>
+      <w:tr>
+        <w:tc>
+          <w:tcPr>
+            <w:tcW w:w="3500" w:type="dxa"/>
+            <w:shading w:val="clear" w:fill="F5F5F5" w:color="auto"/>
+            <w:tcBorders>
+              <w:top w:val="single" w:sz="1" w:color="CCCCCC"/>
+              <w:bottom w:val="single" w:sz="1" w:color="CCCCCC"/>
+              <w:left w:val="single" w:sz="1" w:color="CCCCCC"/>
+              <w:right w:val="single" w:sz="1" w:color="CCCCCC"/>
+            </w:tcBorders>
+            <w:tcMar>
+              <w:top w:w="80" w:type="dxa"/>
+              <w:bottom w:w="80" w:type="dxa"/>
+              <w:left w:w="120" w:type="dxa"/>
+              <w:right w:w="120" w:type="dxa"/>
+            </w:tcMar>
+          </w:tcPr>
+          <w:p>
+            <w:r>
+              <w:rPr>
+                <w:rFonts w:ascii="Arial" w:cs="Arial" w:eastAsia="Arial" w:hAnsi="Arial"/>
+                <w:sz w:val="18"/>
+                <w:szCs w:val="18"/>
+              </w:rPr>
+              <w:t xml:space="preserve">.env.example</w:t>
+            </w:r>
+          </w:p>
+        </w:tc>
+        <w:tc>
+          <w:tcPr>
+            <w:tcW w:w="5860" w:type="dxa"/>
+            <w:tcBorders>
+              <w:top w:val="single" w:sz="1" w:color="CCCCCC"/>
+              <w:bottom w:val="single" w:sz="1" w:color="CCCCCC"/>
+              <w:left w:val="single" w:sz="1" w:color="CCCCCC"/>
+              <w:right w:val="single" w:sz="1" w:color="CCCCCC"/>
+            </w:tcBorders>
+            <w:tcMar>
+              <w:top w:w="80" w:type="dxa"/>
+              <w:bottom w:w="80" w:type="dxa"/>
+              <w:left w:w="120" w:type="dxa"/>
+              <w:right w:w="120" w:type="dxa"/>
+            </w:tcMar>
+          </w:tcPr>
+          <w:p>
+            <w:r>
+              <w:rPr>
+                <w:rFonts w:ascii="Arial" w:cs="Arial" w:eastAsia="Arial" w:hAnsi="Arial"/>
+                <w:sz w:val="18"/>
+                <w:szCs w:val="18"/>
+              </w:rPr>
+              <w:t xml:space="preserve">CLIENT_URL=https://yourdomain.com 항목 추가</w:t>
+            </w:r>
+          </w:p>
+        </w:tc>
+      </w:tr>
+    </w:tbl>
+    <w:p>
+      <w:pPr>
+        <w:spacing w:after="60"/>
+      </w:pPr>
+    </w:p>
+    <w:p>
+      <w:pPr>
+        <w:pStyle w:val="Heading2"/>
+        <w:spacing w:after="80" w:before="240"/>
+      </w:pPr>
+      <w:r>
+        <w:rPr>
+          <w:rFonts w:ascii="Arial" w:cs="Arial" w:eastAsia="Arial" w:hAnsi="Arial"/>
+          <w:b/>
+          <w:bCs/>
+          <w:color w:val="2E4057"/>
+          <w:sz w:val="26"/>
+          <w:szCs w:val="26"/>
+        </w:rPr>
+        <w:t xml:space="preserve">7.4 핵심 보안 개선 사항</w:t>
+      </w:r>
+    </w:p>
+    <w:p>
+      <w:pPr>
+        <w:spacing w:after="60" w:before="60"/>
+      </w:pPr>
+      <w:r>
+        <w:rPr>
+          <w:rFonts w:ascii="Arial" w:cs="Arial" w:eastAsia="Arial" w:hAnsi="Arial"/>
+          <w:sz w:val="20"/>
+          <w:szCs w:val="20"/>
+        </w:rPr>
+        <w:t xml:space="preserve">소유권 검증 패턴 (신규 도입)</w:t>
+      </w:r>
+    </w:p>
+    <w:p>
+      <w:pPr>
+        <w:spacing w:after="60" w:before="60"/>
+      </w:pPr>
+      <w:r>
+        <w:rPr>
+          <w:rFonts w:ascii="Arial" w:cs="Arial" w:eastAsia="Arial" w:hAnsi="Arial"/>
+          <w:sz w:val="20"/>
+          <w:szCs w:val="20"/>
+        </w:rPr>
+        <w:t xml:space="preserve">projectRepo.findOwnerUserId(id): DB에서 userId를 선택하여 리소스 없음(undefined) / 소유자(string) / 미인증(null) 구분</w:t>
+      </w:r>
+    </w:p>
+    <w:p>
+      <w:pPr>
+        <w:spacing w:after="60" w:before="60"/>
+      </w:pPr>
+      <w:r>
+        <w:rPr>
+          <w:rFonts w:ascii="Arial" w:cs="Arial" w:eastAsia="Arial" w:hAnsi="Arial"/>
+          <w:sz w:val="20"/>
+          <w:szCs w:val="20"/>
+        </w:rPr>
+        <w:t xml:space="preserve">boardRepo.findOwnerUserId(boardId): boards 테이블과 projects 테이블을 INNER JOIN하여 소유자 userId 반환</w:t>
+      </w:r>
+    </w:p>
+    <w:p>
+      <w:pPr>
+        <w:spacing w:after="60" w:before="60"/>
+      </w:pPr>
+      <w:r>
+        <w:rPr>
+          <w:rFonts w:ascii="Arial" w:cs="Arial" w:eastAsia="Arial" w:hAnsi="Arial"/>
+          <w:sz w:val="20"/>
+          <w:szCs w:val="20"/>
+        </w:rPr>
+        <w:t xml:space="preserve">라우트 패턴: ownerUserId === undefined 시 NotFoundError(404) 반환, ownerUserId 불일치 시 ForbiddenError(403) 반환</w:t>
+      </w:r>
+    </w:p>
+    <w:p>
+      <w:pPr>
+        <w:spacing w:after="60" w:before="60"/>
+      </w:pPr>
+      <w:r>
+        <w:rPr>
+          <w:rFonts w:ascii="Arial" w:cs="Arial" w:eastAsia="Arial" w:hAnsi="Arial"/>
+          <w:sz w:val="20"/>
+          <w:szCs w:val="20"/>
+        </w:rPr>
+        <w:t xml:space="preserve">CORS 환경변수 패턴</w:t>
+      </w:r>
+    </w:p>
+    <w:p>
+      <w:pPr>
+        <w:spacing w:after="60" w:before="60"/>
+      </w:pPr>
+      <w:r>
+        <w:rPr>
+          <w:rFonts w:ascii="Arial" w:cs="Arial" w:eastAsia="Arial" w:hAnsi="Arial"/>
+          <w:sz w:val="20"/>
+          <w:szCs w:val="20"/>
+        </w:rPr>
+        <w:t xml:space="preserve">이전: 프로덕션 CORS origin이 https://yourdomain.com으로 하드코딩됨</w:t>
+      </w:r>
+    </w:p>
+    <w:p>
+      <w:pPr>
+        <w:spacing w:after="60" w:before="60"/>
+      </w:pPr>
+      <w:r>
+        <w:rPr>
+          <w:rFonts w:ascii="Arial" w:cs="Arial" w:eastAsia="Arial" w:hAnsi="Arial"/>
+          <w:sz w:val="20"/>
+          <w:szCs w:val="20"/>
+        </w:rPr>
+        <w:t xml:space="preserve">이후: env.CLIENT_URL 환경변수로 동적 설정, .env.example에 CLIENT_URL 항목 추가</w:t>
+      </w:r>
+    </w:p>
+    <w:p>
+      <w:pPr>
+        <w:pStyle w:val="Heading2"/>
+        <w:spacing w:after="80" w:before="240"/>
+      </w:pPr>
+      <w:r>
+        <w:rPr>
+          <w:rFonts w:ascii="Arial" w:cs="Arial" w:eastAsia="Arial" w:hAnsi="Arial"/>
+          <w:b/>
+          <w:bCs/>
+          <w:color w:val="2E4057"/>
+          <w:sz w:val="26"/>
+          <w:szCs w:val="26"/>
+        </w:rPr>
+        <w:t xml:space="preserve">7.5 아키텍처 상태 (2026-04-02 기준)</w:t>
+      </w:r>
+    </w:p>
+    <w:p>
+      <w:pPr>
+        <w:spacing w:after="60" w:before="60"/>
+      </w:pPr>
+      <w:r>
+        <w:rPr>
+          <w:rFonts w:ascii="Arial" w:cs="Arial" w:eastAsia="Arial" w:hAnsi="Arial"/>
+          <w:sz w:val="20"/>
+          <w:szCs w:val="20"/>
+        </w:rPr>
+        <w:t xml:space="preserve">현재 구현 완료</w:t>
+      </w:r>
+    </w:p>
+    <w:p>
+      <w:pPr>
+        <w:numPr>
+          <w:ilvl w:val="0"/>
+          <w:numId w:val="2"/>
+        </w:numPr>
+        <w:spacing w:after="40" w:before="40"/>
+      </w:pPr>
+      <w:r>
+        <w:rPr>
+          <w:rFonts w:ascii="Arial" w:cs="Arial" w:eastAsia="Arial" w:hAnsi="Arial"/>
+          <w:sz w:val="20"/>
+          <w:szCs w:val="20"/>
+        </w:rPr>
+        <w:t xml:space="preserve">모노레포 구조 (pnpm workspaces): client / server / shared</w:t>
+      </w:r>
+    </w:p>
+    <w:p>
+      <w:pPr>
+        <w:numPr>
+          <w:ilvl w:val="0"/>
+          <w:numId w:val="2"/>
+        </w:numPr>
+        <w:spacing w:after="40" w:before="40"/>
+      </w:pPr>
+      <w:r>
+        <w:rPr>
+          <w:rFonts w:ascii="Arial" w:cs="Arial" w:eastAsia="Arial" w:hAnsi="Arial"/>
+          <w:sz w:val="20"/>
+          <w:szCs w:val="20"/>
+        </w:rPr>
+        <w:t xml:space="preserve">인증: JWT + HTTP-only 쿠키, bcrypt(12 rounds)</w:t>
+      </w:r>
+    </w:p>
+    <w:p>
+      <w:pPr>
+        <w:numPr>
+          <w:ilvl w:val="0"/>
+          <w:numId w:val="2"/>
+        </w:numPr>
+        <w:spacing w:after="40" w:before="40"/>
+      </w:pPr>
+      <w:r>
+        <w:rPr>
+          <w:rFonts w:ascii="Arial" w:cs="Arial" w:eastAsia="Arial" w:hAnsi="Arial"/>
+          <w:sz w:val="20"/>
+          <w:szCs w:val="20"/>
+        </w:rPr>
+        <w:t xml:space="preserve">DB: PGlite(개발) / PostgreSQL(프로덕션), Drizzle ORM</w:t>
+      </w:r>
+    </w:p>
+    <w:p>
+      <w:pPr>
+        <w:numPr>
+          <w:ilvl w:val="0"/>
+          <w:numId w:val="2"/>
+        </w:numPr>
+        <w:spacing w:after="40" w:before="40"/>
+      </w:pPr>
+      <w:r>
+        <w:rPr>
+          <w:rFonts w:ascii="Arial" w:cs="Arial" w:eastAsia="Arial" w:hAnsi="Arial"/>
+          <w:sz w:val="20"/>
+          <w:szCs w:val="20"/>
+        </w:rPr>
+        <w:t xml:space="preserve">실시간 협업: TLDraw + @tldraw/sync-core WebSocket (포트 1234)</w:t>
+      </w:r>
+    </w:p>
+    <w:p>
+      <w:pPr>
+        <w:numPr>
+          <w:ilvl w:val="0"/>
+          <w:numId w:val="2"/>
+        </w:numPr>
+        <w:spacing w:after="40" w:before="40"/>
+      </w:pPr>
+      <w:r>
+        <w:rPr>
+          <w:rFonts w:ascii="Arial" w:cs="Arial" w:eastAsia="Arial" w:hAnsi="Arial"/>
+          <w:sz w:val="20"/>
+          <w:szCs w:val="20"/>
+        </w:rPr>
+        <w:t xml:space="preserve">파일 업로드: 로컬 스토리지 / AWS S3 (sharp 리사이징)</w:t>
+      </w:r>
+    </w:p>
+    <w:p>
+      <w:pPr>
+        <w:numPr>
+          <w:ilvl w:val="0"/>
+          <w:numId w:val="2"/>
+        </w:numPr>
+        <w:spacing w:after="40" w:before="40"/>
+      </w:pPr>
+      <w:r>
+        <w:rPr>
+          <w:rFonts w:ascii="Arial" w:cs="Arial" w:eastAsia="Arial" w:hAnsi="Arial"/>
+          <w:sz w:val="20"/>
+          <w:szCs w:val="20"/>
+        </w:rPr>
+        <w:t xml:space="preserve">댓글 시스템: 좌표 기반 핀, 스레드, resolve/unresolve</w:t>
+      </w:r>
+    </w:p>
+    <w:p>
+      <w:pPr>
+        <w:numPr>
+          <w:ilvl w:val="0"/>
+          <w:numId w:val="2"/>
+        </w:numPr>
+        <w:spacing w:after="40" w:before="40"/>
+      </w:pPr>
+      <w:r>
+        <w:rPr>
+          <w:rFonts w:ascii="Arial" w:cs="Arial" w:eastAsia="Arial" w:hAnsi="Arial"/>
+          <w:sz w:val="20"/>
+          <w:szCs w:val="20"/>
+        </w:rPr>
+        <w:t xml:space="preserve">Docker: client(nginx) + server + PostgreSQL compose 구성</w:t>
+      </w:r>
+    </w:p>
+    <w:p>
+      <w:pPr>
+        <w:numPr>
+          <w:ilvl w:val="0"/>
+          <w:numId w:val="2"/>
+        </w:numPr>
+        <w:spacing w:after="40" w:before="40"/>
+      </w:pPr>
+      <w:r>
+        <w:rPr>
+          <w:rFonts w:ascii="Arial" w:cs="Arial" w:eastAsia="Arial" w:hAnsi="Arial"/>
+          <w:sz w:val="20"/>
+          <w:szCs w:val="20"/>
+        </w:rPr>
+        <w:t xml:space="preserve">소유권 기반 인가: 프로젝트/보드 CRUD 보호</w:t>
+      </w:r>
+    </w:p>
+    <w:p>
+      <w:pPr>
+        <w:spacing w:after="60" w:before="60"/>
+      </w:pPr>
+      <w:r>
+        <w:rPr>
+          <w:rFonts w:ascii="Arial" w:cs="Arial" w:eastAsia="Arial" w:hAnsi="Arial"/>
+          <w:sz w:val="20"/>
+          <w:szCs w:val="20"/>
+        </w:rPr>
+        <w:t xml:space="preserve">다음 단계 (Phase 6 후보)</w:t>
+      </w:r>
+    </w:p>
+    <w:p>
+      <w:pPr>
+        <w:numPr>
+          <w:ilvl w:val="0"/>
+          <w:numId w:val="2"/>
+        </w:numPr>
+        <w:spacing w:after="40" w:before="40"/>
+      </w:pPr>
+      <w:r>
+        <w:rPr>
+          <w:rFonts w:ascii="Arial" w:cs="Arial" w:eastAsia="Arial" w:hAnsi="Arial"/>
+          <w:sz w:val="20"/>
+          <w:szCs w:val="20"/>
+        </w:rPr>
+        <w:t xml:space="preserve">레이트 리미팅 (auth 엔드포인트 우선)</w:t>
+      </w:r>
+    </w:p>
+    <w:p>
+      <w:pPr>
+        <w:numPr>
+          <w:ilvl w:val="0"/>
+          <w:numId w:val="2"/>
+        </w:numPr>
+        <w:spacing w:after="40" w:before="40"/>
+      </w:pPr>
+      <w:r>
+        <w:rPr>
+          <w:rFonts w:ascii="Arial" w:cs="Arial" w:eastAsia="Arial" w:hAnsi="Arial"/>
+          <w:sz w:val="20"/>
+          <w:szCs w:val="20"/>
+        </w:rPr>
+        <w:t xml:space="preserve">댓글 페이지네이션</w:t>
+      </w:r>
+    </w:p>
+    <w:p>
+      <w:pPr>
+        <w:numPr>
+          <w:ilvl w:val="0"/>
+          <w:numId w:val="2"/>
+        </w:numPr>
+        <w:spacing w:after="40" w:before="40"/>
+      </w:pPr>
+      <w:r>
+        <w:rPr>
+          <w:rFonts w:ascii="Arial" w:cs="Arial" w:eastAsia="Arial" w:hAnsi="Arial"/>
+          <w:sz w:val="20"/>
+          <w:szCs w:val="20"/>
+        </w:rPr>
+        <w:t xml:space="preserve">이메일 인증</w:t>
+      </w:r>
+    </w:p>
+    <w:p>
+      <w:pPr>
+        <w:numPr>
+          <w:ilvl w:val="0"/>
+          <w:numId w:val="2"/>
+        </w:numPr>
+        <w:spacing w:after="40" w:before="40"/>
+      </w:pPr>
+      <w:r>
+        <w:rPr>
+          <w:rFonts w:ascii="Arial" w:cs="Arial" w:eastAsia="Arial" w:hAnsi="Arial"/>
+          <w:sz w:val="20"/>
+          <w:szCs w:val="20"/>
+        </w:rPr>
+        <w:t xml:space="preserve">보드 공유/권한 관리</w:t>
+      </w:r>
+    </w:p>
+    <w:p>
+      <w:pPr>
+        <w:numPr>
+          <w:ilvl w:val="0"/>
+          <w:numId w:val="2"/>
+        </w:numPr>
+        <w:spacing w:after="40" w:before="40"/>
+      </w:pPr>
+      <w:r>
+        <w:rPr>
+          <w:rFonts w:ascii="Arial" w:cs="Arial" w:eastAsia="Arial" w:hAnsi="Arial"/>
+          <w:sz w:val="20"/>
+          <w:szCs w:val="20"/>
+        </w:rPr>
+        <w:t xml:space="preserve">실시간 커서 표시</w:t>
+      </w:r>
+    </w:p>
+    <w:p>
+      <w:pPr>
+        <w:numPr>
+          <w:ilvl w:val="0"/>
+          <w:numId w:val="2"/>
+        </w:numPr>
+        <w:spacing w:after="40" w:before="40"/>
+      </w:pPr>
+      <w:r>
+        <w:rPr>
+          <w:rFonts w:ascii="Arial" w:cs="Arial" w:eastAsia="Arial" w:hAnsi="Arial"/>
+          <w:sz w:val="20"/>
+          <w:szCs w:val="20"/>
+        </w:rPr>
+        <w:t xml:space="preserve">보드 내보내기(PNG/PDF)</w:t>
+      </w:r>
     </w:p>
     <w:sectPr>
       <w:headerReference w:type="default" r:id="rId7"/>
